--- a/downloads/teacher/ai-6-week-07.docx
+++ b/downloads/teacher/ai-6-week-07.docx
@@ -1966,6 +1966,396 @@
         <w:t>For the Grounded Learning Service, retain an annotated trace and the changed-case result. Name the contract or evidence that makes the deciding step valid, so another team can review it.</w:t>
       </w:r>
     </w:p>
+    <w:p>
+      <w:pPr>
+        <w:pStyle w:val="Heading1"/>
+      </w:pPr>
+      <w:r>
+        <w:t>07. Prepare, teach and assess</w:t>
+      </w:r>
+    </w:p>
+    <w:p>
+      <w:r>
+        <w:t>Teaching target: Explain the mechanism and terminology of testing pure components</w:t>
+      </w:r>
+    </w:p>
+    <w:p>
+      <w:r>
+        <w:t>Prepare the labelled worked-case picture, the matching workbook, fictional input cards and a place for individual responses. Check a local Python 3 environment before class; have a paper-trace version ready.</w:t>
+      </w:r>
+    </w:p>
+    <w:tbl>
+      <w:tblPr>
+        <w:tblStyle w:val="LightShading-Accent1"/>
+        <w:tblW w:type="auto" w:w="0"/>
+        <w:tblLook w:firstColumn="1" w:firstRow="1" w:lastColumn="0" w:lastRow="0" w:noHBand="0" w:noVBand="1" w:val="04A0"/>
+      </w:tblPr>
+      <w:tblGrid>
+        <w:gridCol w:w="3408"/>
+        <w:gridCol w:w="3408"/>
+        <w:gridCol w:w="3408"/>
+      </w:tblGrid>
+      <w:tr>
+        <w:trPr>
+          <w:tblHeader/>
+        </w:trPr>
+        <w:tc>
+          <w:tcPr>
+            <w:tcW w:type="dxa" w:w="3408"/>
+          </w:tcPr>
+          <w:p>
+            <w:r>
+              <w:t>Session</w:t>
+            </w:r>
+          </w:p>
+        </w:tc>
+        <w:tc>
+          <w:tcPr>
+            <w:tcW w:type="dxa" w:w="3408"/>
+          </w:tcPr>
+          <w:p>
+            <w:r>
+              <w:t>Plan</w:t>
+            </w:r>
+          </w:p>
+        </w:tc>
+        <w:tc>
+          <w:tcPr>
+            <w:tcW w:type="dxa" w:w="3408"/>
+          </w:tcPr>
+          <w:p>
+            <w:r>
+              <w:t>Resources</w:t>
+            </w:r>
+          </w:p>
+        </w:tc>
+      </w:tr>
+      <w:tr>
+        <w:tc>
+          <w:tcPr>
+            <w:tcW w:type="dxa" w:w="3408"/>
+          </w:tcPr>
+          <w:p>
+            <w:r>
+              <w:t>Session 1 · Understand · 45 min</w:t>
+            </w:r>
+          </w:p>
+        </w:tc>
+        <w:tc>
+          <w:tcPr>
+            <w:tcW w:type="dxa" w:w="3408"/>
+          </w:tcPr>
+          <w:p>
+            <w:r>
+              <w:t>0–7: recall and prerequisite; 7–15: inspect the concrete case and predict; 15–30: teacher models the worked trace; 30–40: learners explain a step using the text and visual; 40–45: check the core idea.</w:t>
+            </w:r>
+          </w:p>
+        </w:tc>
+        <w:tc>
+          <w:tcPr>
+            <w:tcW w:type="dxa" w:w="3408"/>
+          </w:tcPr>
+          <w:p>
+            <w:r>
+              <w:t>Sections 1–6; record the brief recall in the workbook.</w:t>
+            </w:r>
+          </w:p>
+        </w:tc>
+      </w:tr>
+      <w:tr>
+        <w:tc>
+          <w:tcPr>
+            <w:tcW w:type="dxa" w:w="3408"/>
+          </w:tcPr>
+          <w:p>
+            <w:r>
+              <w:t>Session 2 · Practise · 45 min</w:t>
+            </w:r>
+          </w:p>
+        </w:tc>
+        <w:tc>
+          <w:tcPr>
+            <w:tcW w:type="dxa" w:w="3408"/>
+          </w:tcPr>
+          <w:p>
+            <w:r>
+              <w:t>0–5: retrieve the procedure; 5–15: W2 completion practice; 15–23: explain and check with a partner; 23–30: each learner answers the misconception check; 30–40: targeted reteaching or a harder variation; 40–45: prepare the investigation.</w:t>
+            </w:r>
+          </w:p>
+        </w:tc>
+        <w:tc>
+          <w:tcPr>
+            <w:tcW w:type="dxa" w:w="3408"/>
+          </w:tcPr>
+          <w:p>
+            <w:r>
+              <w:t>Sections 7–10; use the matching workbook W2 and misconception check.</w:t>
+            </w:r>
+          </w:p>
+        </w:tc>
+      </w:tr>
+      <w:tr>
+        <w:tc>
+          <w:tcPr>
+            <w:tcW w:type="dxa" w:w="3408"/>
+          </w:tcPr>
+          <w:p>
+            <w:r>
+              <w:t>Session 3 · Investigate and transfer · 45 min</w:t>
+            </w:r>
+          </w:p>
+        </w:tc>
+        <w:tc>
+          <w:tcPr>
+            <w:tcW w:type="dxa" w:w="3408"/>
+          </w:tcPr>
+          <w:p>
+            <w:r>
+              <w:t>0–5: retrieve the decision rule; 5–20: investigate or trace; 20–30: start the independent case; 30–38: connect the project; 38–43: act on feedback; 43–45: plan the return check.</w:t>
+            </w:r>
+          </w:p>
+        </w:tc>
+        <w:tc>
+          <w:tcPr>
+            <w:tcW w:type="dxa" w:w="3408"/>
+          </w:tcPr>
+          <w:p>
+            <w:r>
+              <w:t>Sections 9 and 11–14. Give extra time to finish the full task set; use Section 15 when the week includes a coding lab.</w:t>
+            </w:r>
+          </w:p>
+        </w:tc>
+      </w:tr>
+    </w:tbl>
+    <w:p>
+      <w:r>
+        <w:t>Before class, solve the supported practice: Capacity 12, used 5; capacity 12, used 12; capacity 12, used 13. Show the intermediate steps and give the conclusion with its scope.</w:t>
+      </w:r>
+    </w:p>
+    <w:p>
+      <w:r>
+        <w:t>Reasoned practice answer: Teacher explanation: Results 7 and 0; the third is invalid rather than remaining -1. Preserve the contract failure.</w:t>
+      </w:r>
+    </w:p>
+    <w:p>
+      <w:r>
+        <w:t>Check every learner before discussion: Use the worked case for Testing pure components. Proposed explanation: “The worked result establishes every future case”. Decide whether this explanation is supported. Point to the step or supplied fact that decides; explain your repair if needed.</w:t>
+      </w:r>
+    </w:p>
+    <w:p>
+      <w:r>
+        <w:t>Misconception repair: Passing unit cases for a pure function does not establish integration permissions or model-dependent behaviour.</w:t>
+      </w:r>
+    </w:p>
+    <w:p>
+      <w:r>
+        <w:t>Support: read the exact case aloud, enlarge the labelled picture, supply input cards and model only the first deciding step. Accept a spoken explanation or drawing; retain the reasoning goal.</w:t>
+      </w:r>
+    </w:p>
+    <w:p>
+      <w:r>
+        <w:t>Extension: Supply zero instead of 7. Require a prediction and a reason before comparing. Expected result: Reject the input under the stated positive-integer contract. Reason: Zero has the right type but violates the value requirement.</w:t>
+      </w:r>
+    </w:p>
+    <w:p>
+      <w:r>
+        <w:t>Independent assessment: withhold the reserved answer until the learner has attempted the new case. Record support separately from correctness.</w:t>
+      </w:r>
+    </w:p>
+    <w:tbl>
+      <w:tblPr>
+        <w:tblStyle w:val="LightShading-Accent1"/>
+        <w:tblW w:type="auto" w:w="0"/>
+        <w:tblLook w:firstColumn="1" w:firstRow="1" w:lastColumn="0" w:lastRow="0" w:noHBand="0" w:noVBand="1" w:val="04A0"/>
+      </w:tblPr>
+      <w:tblGrid>
+        <w:gridCol w:w="2556"/>
+        <w:gridCol w:w="2556"/>
+        <w:gridCol w:w="2556"/>
+        <w:gridCol w:w="2556"/>
+      </w:tblGrid>
+      <w:tr>
+        <w:trPr>
+          <w:tblHeader/>
+        </w:trPr>
+        <w:tc>
+          <w:tcPr>
+            <w:tcW w:type="dxa" w:w="2556"/>
+          </w:tcPr>
+          <w:p>
+            <w:r>
+              <w:t>Criterion</w:t>
+            </w:r>
+          </w:p>
+        </w:tc>
+        <w:tc>
+          <w:tcPr>
+            <w:tcW w:type="dxa" w:w="2556"/>
+          </w:tcPr>
+          <w:p>
+            <w:r>
+              <w:t>Not yet</w:t>
+            </w:r>
+          </w:p>
+        </w:tc>
+        <w:tc>
+          <w:tcPr>
+            <w:tcW w:type="dxa" w:w="2556"/>
+          </w:tcPr>
+          <w:p>
+            <w:r>
+              <w:t>With support</w:t>
+            </w:r>
+          </w:p>
+        </w:tc>
+        <w:tc>
+          <w:tcPr>
+            <w:tcW w:type="dxa" w:w="2556"/>
+          </w:tcPr>
+          <w:p>
+            <w:r>
+              <w:t>Independent</w:t>
+            </w:r>
+          </w:p>
+        </w:tc>
+      </w:tr>
+      <w:tr>
+        <w:tc>
+          <w:tcPr>
+            <w:tcW w:type="dxa" w:w="2556"/>
+          </w:tcPr>
+          <w:p>
+            <w:r>
+              <w:t>Explanation</w:t>
+            </w:r>
+          </w:p>
+        </w:tc>
+        <w:tc>
+          <w:tcPr>
+            <w:tcW w:type="dxa" w:w="2556"/>
+          </w:tcPr>
+          <w:p>
+            <w:r>
+              <w:t>Names an answer without a deciding fact</w:t>
+            </w:r>
+          </w:p>
+        </w:tc>
+        <w:tc>
+          <w:tcPr>
+            <w:tcW w:type="dxa" w:w="2556"/>
+          </w:tcPr>
+          <w:p>
+            <w:r>
+              <w:t>Uses a hint to link fact and decision</w:t>
+            </w:r>
+          </w:p>
+        </w:tc>
+        <w:tc>
+          <w:tcPr>
+            <w:tcW w:type="dxa" w:w="2556"/>
+          </w:tcPr>
+          <w:p>
+            <w:r>
+              <w:t>Explains the deciding fact in own words</w:t>
+            </w:r>
+          </w:p>
+        </w:tc>
+      </w:tr>
+      <w:tr>
+        <w:tc>
+          <w:tcPr>
+            <w:tcW w:type="dxa" w:w="2556"/>
+          </w:tcPr>
+          <w:p>
+            <w:r>
+              <w:t>Trace or test</w:t>
+            </w:r>
+          </w:p>
+        </w:tc>
+        <w:tc>
+          <w:tcPr>
+            <w:tcW w:type="dxa" w:w="2556"/>
+          </w:tcPr>
+          <w:p>
+            <w:r>
+              <w:t>Cannot connect input and result</w:t>
+            </w:r>
+          </w:p>
+        </w:tc>
+        <w:tc>
+          <w:tcPr>
+            <w:tcW w:type="dxa" w:w="2556"/>
+          </w:tcPr>
+          <w:p>
+            <w:r>
+              <w:t>Completes steps with prompts</w:t>
+            </w:r>
+          </w:p>
+        </w:tc>
+        <w:tc>
+          <w:tcPr>
+            <w:tcW w:type="dxa" w:w="2556"/>
+          </w:tcPr>
+          <w:p>
+            <w:r>
+              <w:t>Traces or tests a changed case accurately</w:t>
+            </w:r>
+          </w:p>
+        </w:tc>
+      </w:tr>
+      <w:tr>
+        <w:tc>
+          <w:tcPr>
+            <w:tcW w:type="dxa" w:w="2556"/>
+          </w:tcPr>
+          <w:p>
+            <w:r>
+              <w:t>Limits and revision</w:t>
+            </w:r>
+          </w:p>
+        </w:tc>
+        <w:tc>
+          <w:tcPr>
+            <w:tcW w:type="dxa" w:w="2556"/>
+          </w:tcPr>
+          <w:p>
+            <w:r>
+              <w:t>Claims more than evidence supports</w:t>
+            </w:r>
+          </w:p>
+        </w:tc>
+        <w:tc>
+          <w:tcPr>
+            <w:tcW w:type="dxa" w:w="2556"/>
+          </w:tcPr>
+          <w:p>
+            <w:r>
+              <w:t>Names a limit after a prompt</w:t>
+            </w:r>
+          </w:p>
+        </w:tc>
+        <w:tc>
+          <w:tcPr>
+            <w:tcW w:type="dxa" w:w="2556"/>
+          </w:tcPr>
+          <w:p>
+            <w:r>
+              <w:t>States a defensible limit and useful next test</w:t>
+            </w:r>
+          </w:p>
+        </w:tc>
+      </w:tr>
+    </w:tbl>
+    <w:p>
+      <w:r>
+        <w:t>Project checkpoint: Make a transparent first version. Keep a trace of how one input becomes an output; explain the rule or learned component.</w:t>
+      </w:r>
+    </w:p>
+    <w:p>
+      <w:r>
+        <w:t>Use the weekly teacher answer for topic-specific reasoning. A saved progress tick is an activity record; judge mastery from the learner’s explanation and evidence.</w:t>
+      </w:r>
+    </w:p>
     <w:sectPr>
       <w:pgSz w:w="12240" w:h="15840"/>
       <w:pgMar w:top="936" w:right="1008" w:bottom="936" w:left="1008" w:header="720" w:footer="720" w:gutter="0"/>

--- a/downloads/teacher/ai-6-week-07.docx
+++ b/downloads/teacher/ai-6-week-07.docx
@@ -2356,6 +2356,39 @@
         <w:t>Use the weekly teacher answer for topic-specific reasoning. A saved progress tick is an activity record; judge mastery from the learner’s explanation and evidence.</w:t>
       </w:r>
     </w:p>
+    <w:p>
+      <w:pPr>
+        <w:pStyle w:val="Heading1"/>
+      </w:pPr>
+      <w:r>
+        <w:t>08. Use feedback, labs and repair paths</w:t>
+      </w:r>
+    </w:p>
+    <w:p>
+      <w:r>
+        <w:t>Use the two formative questions as supported practice, not as independent mastery scores. Discuss the deciding evidence rather than accepting a guessed selection.</w:t>
+      </w:r>
+    </w:p>
+    <w:p>
+      <w:r>
+        <w:t>The feedback comes from the reviewed public worked case. Do not reveal the separately reserved independent teacher answer until the learner has attempted that case.</w:t>
+      </w:r>
+    </w:p>
+    <w:p>
+      <w:r>
+        <w:t>Ask students to predict before running code. Preserve errors and actual outputs; collect a changed test and an explanation. The branch-boundary and indexing lessons deliberately include failure cases.</w:t>
+      </w:r>
+    </w:p>
+    <w:p>
+      <w:r>
+        <w:t>Use the earlier worked-explanation links to address a specific missing building block, then return to the current question. Adapt this suggestion after observing the learner; it is not an automatic diagnosis.</w:t>
+      </w:r>
+    </w:p>
+    <w:p>
+      <w:r>
+        <w:t>Collect the completed-work portfolio as evidence. Record support separately from correctness, and assess explanation, trace/test and limitations. Progress ticks and quiz selections alone do not establish mastery.</w:t>
+      </w:r>
+    </w:p>
     <w:sectPr>
       <w:pgSz w:w="12240" w:h="15840"/>
       <w:pgMar w:top="936" w:right="1008" w:bottom="936" w:left="1008" w:header="720" w:footer="720" w:gutter="0"/>

--- a/downloads/teacher/ai-6-week-07.docx
+++ b/downloads/teacher/ai-6-week-07.docx
@@ -29,16 +29,39 @@
       </w:r>
     </w:p>
     <w:p>
-      <w:pPr>
-        <w:pStyle w:val="Heading3"/>
-      </w:pPr>
-      <w:r>
-        <w:t>Teach the learning cycle</w:t>
+      <w:r>
+        <w:t>Prepare Testing pure components: check the target, prerequisites, resources and adaptable teaching schedule.</w:t>
       </w:r>
     </w:p>
     <w:p>
-      <w:r>
-        <w:t>Primary target: Explain the mechanism and terminology of testing pure components</w:t>
+      <w:pPr>
+        <w:pStyle w:val="Heading3"/>
+      </w:pPr>
+      <w:r>
+        <w:t>Teach the learning cycle</w:t>
+      </w:r>
+    </w:p>
+    <w:p>
+      <w:pPr>
+        <w:spacing w:line="336" w:lineRule="auto" w:after="180"/>
+      </w:pPr>
+      <w:r>
+        <w:rPr>
+          <w:b w:val="0"/>
+        </w:rPr>
+        <w:t xml:space="preserve">Primary target: Explain the </w:t>
+      </w:r>
+      <w:r>
+        <w:rPr>
+          <w:b/>
+        </w:rPr>
+        <w:t>mechanism</w:t>
+      </w:r>
+      <w:r>
+        <w:rPr>
+          <w:b w:val="0"/>
+        </w:rPr>
+        <w:t xml:space="preserve"> and terminology of testing pure components</w:t>
       </w:r>
     </w:p>
     <w:tbl>
@@ -185,16 +208,37 @@
       </w:tr>
     </w:tbl>
     <w:p>
-      <w:r>
-        <w:t>This is a starting allocation of 135 minutes, not a validated duration. Preserve all named topics. Schedule extra time for connected examples, the full investigation, independent cases and project building. Repeated copies of a case share one recorded attempt; they are not new evidence.</w:t>
+      <w:pPr>
+        <w:spacing w:line="336" w:lineRule="auto" w:after="180"/>
+      </w:pPr>
+      <w:r>
+        <w:rPr>
+          <w:b w:val="0"/>
+        </w:rPr>
+        <w:t>This is a starting allocation of 135 minutes, not a validated duration. Preserve all named topics. Schedule extra time for connected examples, the full investigation, independent cases and project building.</w:t>
       </w:r>
     </w:p>
     <w:p>
       <w:pPr>
-        <w:pStyle w:val="Heading3"/>
-      </w:pPr>
-      <w:r>
-        <w:t>Retrieval answer guidance</w:t>
+        <w:spacing w:line="336" w:lineRule="auto" w:after="180"/>
+      </w:pPr>
+      <w:r>
+        <w:rPr>
+          <w:b w:val="0"/>
+        </w:rPr>
+        <w:t xml:space="preserve">Repeated copies of a case share one recorded attempt; they are not new </w:t>
+      </w:r>
+      <w:r>
+        <w:rPr>
+          <w:b/>
+        </w:rPr>
+        <w:t>evidence</w:t>
+      </w:r>
+      <w:r>
+        <w:rPr>
+          <w:b w:val="0"/>
+        </w:rPr>
+        <w:t>.</w:t>
       </w:r>
     </w:p>
     <w:p>
@@ -202,132 +246,333 @@
         <w:pStyle w:val="Heading3"/>
       </w:pPr>
       <w:r>
-        <w:t>Least privilege and tool scopes</w:t>
+        <w:t>Retrieval answer guidance</w:t>
       </w:r>
     </w:p>
     <w:p>
-      <w:r>
-        <w:t>Without opening the old lesson, explain one key idea from Least privilege and tool scopes. Give an example and a mistake that the idea helps you avoid.</w:t>
+      <w:pPr>
+        <w:pStyle w:val="Heading3"/>
+      </w:pPr>
+      <w:r>
+        <w:t>Least privilege and tool scopes</w:t>
       </w:r>
     </w:p>
     <w:p>
-      <w:r>
-        <w:t>Look for: Explain the mechanism and terminology of least privilege and tool scopes</w:t>
+      <w:pPr>
+        <w:spacing w:line="336" w:lineRule="auto" w:after="180"/>
+      </w:pPr>
+      <w:r>
+        <w:rPr>
+          <w:b w:val="0"/>
+        </w:rPr>
+        <w:t>Without opening the old lesson, explain one key idea from Least privilege and tool scopes. Give an example and a mistake that the idea helps you avoid.</w:t>
       </w:r>
     </w:p>
     <w:p>
-      <w:r>
-        <w:t>Reference example, not the only acceptable wording: Teacher explanation: Least privilege grants only capabilities required by the task. Tool access should include resource and operation scope, not merely a broad tool name. A reporting assistant may lookup public rooms but may not write records, send messages or read teacher notes. Check actor, operation and resource before executing a proposed call.</w:t>
+      <w:pPr>
+        <w:spacing w:line="336" w:lineRule="auto" w:after="180"/>
+      </w:pPr>
+      <w:r>
+        <w:rPr>
+          <w:b w:val="0"/>
+        </w:rPr>
+        <w:t xml:space="preserve">Look for: Explain the </w:t>
+      </w:r>
+      <w:r>
+        <w:rPr>
+          <w:b/>
+        </w:rPr>
+        <w:t>mechanism</w:t>
+      </w:r>
+      <w:r>
+        <w:rPr>
+          <w:b w:val="0"/>
+        </w:rPr>
+        <w:t xml:space="preserve"> and terminology of least privilege and tool scopes</w:t>
       </w:r>
     </w:p>
     <w:p>
       <w:pPr>
-        <w:pStyle w:val="Heading3"/>
-      </w:pPr>
-      <w:r>
-        <w:t>Configuration and secrets</w:t>
+        <w:spacing w:line="336" w:lineRule="auto" w:after="180"/>
+      </w:pPr>
+      <w:r>
+        <w:rPr>
+          <w:b w:val="0"/>
+        </w:rPr>
+        <w:t>Reference example, not the only acceptable wording: Teacher explanation: Least privilege grants only capabilities required by the task. Tool access should include resource and operation scope, not merely a broad tool name.</w:t>
       </w:r>
     </w:p>
     <w:p>
-      <w:r>
-        <w:t>Without opening the old lesson, explain one key idea from Configuration and secrets. Give an example and a mistake that the idea helps you avoid.</w:t>
+      <w:pPr>
+        <w:spacing w:line="336" w:lineRule="auto" w:after="180"/>
+      </w:pPr>
+      <w:r>
+        <w:rPr>
+          <w:b w:val="0"/>
+        </w:rPr>
+        <w:t>A reporting assistant may lookup public rooms but may not write records, send messages or read teacher notes. Check actor, operation and resource before executing a proposed call.</w:t>
       </w:r>
     </w:p>
     <w:p>
-      <w:r>
-        <w:t>Look for: Explain the mechanism and terminology of configuration and secrets</w:t>
+      <w:pPr>
+        <w:pStyle w:val="Heading3"/>
+      </w:pPr>
+      <w:r>
+        <w:t>Configuration and secrets</w:t>
       </w:r>
     </w:p>
     <w:p>
-      <w:r>
-        <w:t>Reference example, not the only acceptable wording: Teacher explanation: Configuration supplies non-secret settings; secrets provide privileged values. Keep secrets out of source, logs and client responses. The toy service reads DATA_VERSION from configuration and a signing secret from server-only input. Validate required settings at startup and fail clearly if absent; do not substitute a published default secret.</w:t>
+      <w:pPr>
+        <w:spacing w:line="336" w:lineRule="auto" w:after="180"/>
+      </w:pPr>
+      <w:r>
+        <w:rPr>
+          <w:b w:val="0"/>
+        </w:rPr>
+        <w:t>Without opening the old lesson, explain one key idea from Configuration and secrets. Give an example and a mistake that the idea helps you avoid.</w:t>
       </w:r>
     </w:p>
     <w:p>
       <w:pPr>
-        <w:pStyle w:val="Heading3"/>
-      </w:pPr>
-      <w:r>
-        <w:t>Requirements and service boundaries</w:t>
+        <w:spacing w:line="336" w:lineRule="auto" w:after="180"/>
+      </w:pPr>
+      <w:r>
+        <w:rPr>
+          <w:b w:val="0"/>
+        </w:rPr>
+        <w:t xml:space="preserve">Look for: Explain the </w:t>
+      </w:r>
+      <w:r>
+        <w:rPr>
+          <w:b/>
+        </w:rPr>
+        <w:t>mechanism</w:t>
+      </w:r>
+      <w:r>
+        <w:rPr>
+          <w:b w:val="0"/>
+        </w:rPr>
+        <w:t xml:space="preserve"> and terminology of configuration and secrets</w:t>
       </w:r>
     </w:p>
     <w:p>
-      <w:r>
-        <w:t>Without opening the old lesson, explain one key idea from Requirements and service boundaries. Give an example and a mistake that the idea helps you avoid.</w:t>
+      <w:pPr>
+        <w:spacing w:line="336" w:lineRule="auto" w:after="180"/>
+      </w:pPr>
+      <w:r>
+        <w:rPr>
+          <w:b w:val="0"/>
+        </w:rPr>
+        <w:t>Reference example, not the only acceptable wording: Teacher explanation: Configuration supplies non-secret settings; secrets provide privileged values. Keep secrets out of source, logs and client responses.</w:t>
       </w:r>
     </w:p>
     <w:p>
-      <w:r>
-        <w:t>Look for: Explain the mechanism and terminology of requirements and service boundaries</w:t>
+      <w:pPr>
+        <w:spacing w:line="336" w:lineRule="auto" w:after="180"/>
+      </w:pPr>
+      <w:r>
+        <w:rPr>
+          <w:b w:val="0"/>
+        </w:rPr>
+        <w:t xml:space="preserve">The toy service reads DATA_VERSION from configuration and a signing secret from server-only </w:t>
+      </w:r>
+      <w:r>
+        <w:rPr>
+          <w:b/>
+        </w:rPr>
+        <w:t>input</w:t>
+      </w:r>
+      <w:r>
+        <w:rPr>
+          <w:b w:val="0"/>
+        </w:rPr>
+        <w:t>. Validate required settings at startup and fail clearly if absent; do not substitute a published default secret.</w:t>
       </w:r>
     </w:p>
     <w:p>
-      <w:r>
-        <w:t>Reference example, not the only acceptable wording: Teacher explanation: A service boundary states who can request what, what data may be read and which actions are outside scope. Requirements must be observable. The fictional student timetable service reads a public schedule and returns a meeting time or review status. It cannot edit schedules or email users. Test success and refusal before adding model behaviour.</w:t>
+      <w:pPr>
+        <w:pStyle w:val="Heading3"/>
+      </w:pPr>
+      <w:r>
+        <w:t>Requirements and service boundaries</w:t>
       </w:r>
     </w:p>
     <w:p>
-      <w:r>
-        <w:t>Two 45-minute sessions. Pure components return results from supplied inputs without external side effects. They are easier to test with exact expected values. Use the supplied constructed scenarios to make the mechanism inspectable. Collect W4 before sharing solutions. Students should name intermediate evidence and limitations; classroom pacing and learning effectiveness remain unvalidated.</w:t>
+      <w:pPr>
+        <w:spacing w:line="336" w:lineRule="auto" w:after="180"/>
+      </w:pPr>
+      <w:r>
+        <w:rPr>
+          <w:b w:val="0"/>
+        </w:rPr>
+        <w:t>Without opening the old lesson, explain one key idea from Requirements and service boundaries. Give an example and a mistake that the idea helps you avoid.</w:t>
       </w:r>
     </w:p>
     <w:p>
       <w:pPr>
-        <w:pStyle w:val="Heading3"/>
-      </w:pPr>
-      <w:r>
-        <w:t>Outcomes</w:t>
+        <w:spacing w:line="336" w:lineRule="auto" w:after="180"/>
+      </w:pPr>
+      <w:r>
+        <w:rPr>
+          <w:b w:val="0"/>
+        </w:rPr>
+        <w:t xml:space="preserve">Look for: Explain the </w:t>
+      </w:r>
+      <w:r>
+        <w:rPr>
+          <w:b/>
+        </w:rPr>
+        <w:t>mechanism</w:t>
+      </w:r>
+      <w:r>
+        <w:rPr>
+          <w:b w:val="0"/>
+        </w:rPr>
+        <w:t xml:space="preserve"> and terminology of requirements and service boundaries</w:t>
       </w:r>
     </w:p>
     <w:p>
-      <w:r>
-        <w:t>Explain the mechanism and terminology of testing pure components</w:t>
+      <w:pPr>
+        <w:spacing w:line="336" w:lineRule="auto" w:after="180"/>
+      </w:pPr>
+      <w:r>
+        <w:rPr>
+          <w:b w:val="0"/>
+        </w:rPr>
+        <w:t>Reference example, not the only acceptable wording: Teacher explanation: A service boundary states who can request what, what data may be read and which actions are outside scope. Requirements must be observable.</w:t>
       </w:r>
     </w:p>
     <w:p>
-      <w:r>
-        <w:t>Apply the stated procedure to a new case with a traceable result</w:t>
+      <w:pPr>
+        <w:spacing w:line="336" w:lineRule="auto" w:after="180"/>
+      </w:pPr>
+      <w:r>
+        <w:rPr>
+          <w:b w:val="0"/>
+        </w:rPr>
+        <w:t>The fictional student timetable service reads a public schedule and returns a meeting time or review status. It cannot edit schedules or email users. Test success and refusal before adding model behaviour.</w:t>
       </w:r>
     </w:p>
     <w:p>
-      <w:r>
-        <w:t>Identify an assumption or limitation and design a revealing follow-up</w:t>
+      <w:pPr>
+        <w:spacing w:line="336" w:lineRule="auto" w:after="180"/>
+      </w:pPr>
+      <w:r>
+        <w:rPr>
+          <w:b w:val="0"/>
+        </w:rPr>
+        <w:t xml:space="preserve">Two 45-minute sessions. Pure components return results from supplied </w:t>
+      </w:r>
+      <w:r>
+        <w:rPr>
+          <w:b/>
+        </w:rPr>
+        <w:t>input</w:t>
+      </w:r>
+      <w:r>
+        <w:rPr>
+          <w:b w:val="0"/>
+        </w:rPr>
+        <w:t>s without external side effects. They are easier to test with exact expected values.</w:t>
       </w:r>
     </w:p>
     <w:p>
       <w:pPr>
-        <w:pStyle w:val="Heading3"/>
-      </w:pPr>
-      <w:r>
-        <w:t>Preparation</w:t>
+        <w:spacing w:line="336" w:lineRule="auto" w:after="180"/>
+      </w:pPr>
+      <w:r>
+        <w:rPr>
+          <w:b w:val="0"/>
+        </w:rPr>
+        <w:t xml:space="preserve">Use the supplied constructed scenarios to make the </w:t>
+      </w:r>
+      <w:r>
+        <w:rPr>
+          <w:b/>
+        </w:rPr>
+        <w:t>mechanism</w:t>
+      </w:r>
+      <w:r>
+        <w:rPr>
+          <w:b w:val="0"/>
+        </w:rPr>
+        <w:t xml:space="preserve"> inspectable. Collect W4 before sharing solutions.</w:t>
       </w:r>
     </w:p>
     <w:p>
-      <w:r>
-        <w:t>Lesson and workbook; paper and pencil</w:t>
+      <w:pPr>
+        <w:spacing w:line="336" w:lineRule="auto" w:after="180"/>
+      </w:pPr>
+      <w:r>
+        <w:rPr>
+          <w:b w:val="0"/>
+        </w:rPr>
+        <w:t xml:space="preserve">Students should name intermediate </w:t>
+      </w:r>
+      <w:r>
+        <w:rPr>
+          <w:b/>
+        </w:rPr>
+        <w:t>evidence</w:t>
+      </w:r>
+      <w:r>
+        <w:rPr>
+          <w:b w:val="0"/>
+        </w:rPr>
+        <w:t xml:space="preserve"> and limitations; classroom pacing and learning effectiveness remain unvalidated.</w:t>
       </w:r>
     </w:p>
     <w:p>
-      <w:r>
-        <w:t>Calculator and optional local Python 3 for arithmetic; no live API or private data</w:t>
+      <w:pPr>
+        <w:pStyle w:val="Heading3"/>
+      </w:pPr>
+      <w:r>
+        <w:t>Outcomes</w:t>
       </w:r>
     </w:p>
     <w:p>
-      <w:r>
-        <w:t>Prepare the fresh retry separately and withhold its solution until after collection</w:t>
+      <w:pPr>
+        <w:spacing w:line="336" w:lineRule="auto" w:after="180"/>
+      </w:pPr>
+      <w:r>
+        <w:rPr>
+          <w:b w:val="0"/>
+        </w:rPr>
+        <w:t xml:space="preserve">Explain the </w:t>
+      </w:r>
+      <w:r>
+        <w:rPr>
+          <w:b/>
+        </w:rPr>
+        <w:t>mechanism</w:t>
+      </w:r>
+      <w:r>
+        <w:rPr>
+          <w:b w:val="0"/>
+        </w:rPr>
+        <w:t xml:space="preserve"> and terminology of testing pure components</w:t>
       </w:r>
     </w:p>
     <w:p>
       <w:pPr>
-        <w:pStyle w:val="Heading3"/>
-      </w:pPr>
-      <w:r>
-        <w:t>Prerequisite answer</w:t>
+        <w:spacing w:line="336" w:lineRule="auto" w:after="180"/>
+      </w:pPr>
+      <w:r>
+        <w:rPr>
+          <w:b w:val="0"/>
+        </w:rPr>
+        <w:t>Apply the stated procedure to a new case with a traceable result</w:t>
       </w:r>
     </w:p>
     <w:p>
-      <w:r>
-        <w:t>A result depends on the inputs, procedure and conditions that produced it. Preserve data roles and distinguish observed outcomes from predictions or unmeasured conditions. If the prior concept cannot be explained, use a short retrieval activity before this chapter.</w:t>
+      <w:pPr>
+        <w:spacing w:line="336" w:lineRule="auto" w:after="180"/>
+      </w:pPr>
+      <w:r>
+        <w:rPr>
+          <w:b w:val="0"/>
+        </w:rPr>
+        <w:t>Identify an assumption or limitation and design a revealing follow-up</w:t>
       </w:r>
     </w:p>
     <w:p>
@@ -335,45 +580,267 @@
         <w:pStyle w:val="Heading3"/>
       </w:pPr>
       <w:r>
-        <w:t>End goal for the pictorial case</w:t>
+        <w:t>Preparation</w:t>
       </w:r>
     </w:p>
     <w:p>
-      <w:r>
-        <w:t>Explain testing pure components using the deciding step in this fictional service.</w:t>
+      <w:pPr>
+        <w:spacing w:line="336" w:lineRule="auto" w:after="180"/>
+      </w:pPr>
+      <w:r>
+        <w:rPr>
+          <w:b w:val="0"/>
+        </w:rPr>
+        <w:t>Lesson and workbook; paper and pencil</w:t>
       </w:r>
     </w:p>
     <w:p>
-      <w:r>
-        <w:t>This added worked case illustrates the week’s main idea. Retain all original and connected topics; schedule its practice within the teaching cycle.</w:t>
+      <w:pPr>
+        <w:spacing w:line="336" w:lineRule="auto" w:after="180"/>
+      </w:pPr>
+      <w:r>
+        <w:rPr>
+          <w:b w:val="0"/>
+        </w:rPr>
+        <w:t>Calculator and optional local Python 3 for arithmetic; no live API or private data</w:t>
       </w:r>
     </w:p>
     <w:p>
       <w:pPr>
-        <w:pStyle w:val="Heading1"/>
-      </w:pPr>
-      <w:r>
-        <w:t>02. Explain and model the mechanism</w:t>
+        <w:spacing w:line="336" w:lineRule="auto" w:after="180"/>
+      </w:pPr>
+      <w:r>
+        <w:rPr>
+          <w:b w:val="0"/>
+        </w:rPr>
+        <w:t>Prepare the fresh retry separately and withhold its solution until after collection</w:t>
       </w:r>
     </w:p>
     <w:p>
-      <w:r>
-        <w:t>Pure components return results from supplied inputs without external side effects. They are easier to test with exact expected values.</w:t>
+      <w:pPr>
+        <w:pStyle w:val="Heading3"/>
+      </w:pPr>
+      <w:r>
+        <w:t>Prerequisite answer</w:t>
       </w:r>
     </w:p>
     <w:p>
-      <w:r>
-        <w:t>Begin by writing the question the procedure is intended to answer. Identify the information already supplied, the information it will produce and the information still missing. These are constructed classroom examples; they do not require live accounts, private records or an external service. Do not treat a plausible explanation as a measured outcome.</w:t>
+      <w:pPr>
+        <w:spacing w:line="336" w:lineRule="auto" w:after="180"/>
+      </w:pPr>
+      <w:r>
+        <w:rPr>
+          <w:b w:val="0"/>
+        </w:rPr>
+        <w:t xml:space="preserve">A result depends on the </w:t>
+      </w:r>
+      <w:r>
+        <w:rPr>
+          <w:b/>
+        </w:rPr>
+        <w:t>input</w:t>
+      </w:r>
+      <w:r>
+        <w:rPr>
+          <w:b w:val="0"/>
+        </w:rPr>
+        <w:t xml:space="preserve">s, procedure and conditions that produced it. Preserve data roles and distinguish observed outcomes from </w:t>
+      </w:r>
+      <w:r>
+        <w:rPr>
+          <w:b/>
+        </w:rPr>
+        <w:t>prediction</w:t>
+      </w:r>
+      <w:r>
+        <w:rPr>
+          <w:b w:val="0"/>
+        </w:rPr>
+        <w:t>s or unmeasured conditions.</w:t>
       </w:r>
     </w:p>
     <w:p>
-      <w:r>
-        <w:t>Define remaining(capacity, used)=capacity-used for integer inputs satisfying 0&lt;=used&lt;=capacity. Invalid types/ranges raise an explicit validation error. Test zero and equality boundaries.</w:t>
+      <w:pPr>
+        <w:spacing w:line="336" w:lineRule="auto" w:after="180"/>
+      </w:pPr>
+      <w:r>
+        <w:rPr>
+          <w:b w:val="0"/>
+        </w:rPr>
+        <w:t>If the prior concept cannot be explained, use a short retrieval activity before this chapter.</w:t>
       </w:r>
     </w:p>
     <w:p>
-      <w:r>
-        <w:t>Before applying the procedure, write its units, denominator or decision boundary where relevant. A partner should be able to repeat each step using the same inputs. If a required input is absent or violates the stated contract, record that condition explicitly instead of quietly replacing it with a convenient value.</w:t>
+      <w:pPr>
+        <w:pStyle w:val="Heading3"/>
+      </w:pPr>
+      <w:r>
+        <w:t>End goal for the pictorial case</w:t>
+      </w:r>
+    </w:p>
+    <w:p>
+      <w:pPr>
+        <w:spacing w:line="336" w:lineRule="auto" w:after="180"/>
+      </w:pPr>
+      <w:r>
+        <w:rPr>
+          <w:b w:val="0"/>
+        </w:rPr>
+        <w:t>Explain testing pure components using the deciding step in this fictional service.</w:t>
+      </w:r>
+    </w:p>
+    <w:p>
+      <w:pPr>
+        <w:spacing w:line="336" w:lineRule="auto" w:after="180"/>
+      </w:pPr>
+      <w:r>
+        <w:rPr>
+          <w:b w:val="0"/>
+        </w:rPr>
+        <w:t>This added worked case illustrates the week’s main idea. Retain all original and connected topics; schedule its practice within the teaching cycle.</w:t>
+      </w:r>
+    </w:p>
+    <w:p>
+      <w:pPr>
+        <w:pStyle w:val="Heading1"/>
+      </w:pPr>
+      <w:r>
+        <w:t>02. Explain and model the mechanism</w:t>
+      </w:r>
+    </w:p>
+    <w:p>
+      <w:r>
+        <w:t>Model Testing pure components using the supplied case, labelled mechanism and reasoning. Make the scope of each conclusion explicit.</w:t>
+      </w:r>
+    </w:p>
+    <w:p>
+      <w:pPr>
+        <w:spacing w:line="336" w:lineRule="auto" w:after="180"/>
+      </w:pPr>
+      <w:r>
+        <w:rPr>
+          <w:b w:val="0"/>
+        </w:rPr>
+        <w:t xml:space="preserve">Pure components return results from supplied </w:t>
+      </w:r>
+      <w:r>
+        <w:rPr>
+          <w:b/>
+        </w:rPr>
+        <w:t>input</w:t>
+      </w:r>
+      <w:r>
+        <w:rPr>
+          <w:b w:val="0"/>
+        </w:rPr>
+        <w:t>s without external side effects. They are easier to test with exact expected values.</w:t>
+      </w:r>
+    </w:p>
+    <w:p>
+      <w:pPr>
+        <w:pStyle w:val="Heading3"/>
+      </w:pPr>
+      <w:r>
+        <w:t>Explain Testing pure components · 1</w:t>
+      </w:r>
+    </w:p>
+    <w:p>
+      <w:pPr>
+        <w:spacing w:line="336" w:lineRule="auto" w:after="180"/>
+      </w:pPr>
+      <w:r>
+        <w:rPr>
+          <w:b w:val="0"/>
+        </w:rPr>
+        <w:t>Begin by writing the question the procedure is intended to answer. Identify the information already supplied, the information it will produce and the information still missing.</w:t>
+      </w:r>
+    </w:p>
+    <w:p>
+      <w:pPr>
+        <w:spacing w:line="336" w:lineRule="auto" w:after="180"/>
+      </w:pPr>
+      <w:r>
+        <w:rPr>
+          <w:b w:val="0"/>
+        </w:rPr>
+        <w:t>These are constructed classroom examples; they do not require live accounts, private records or an external service. Do not treat a plausible explanation as a measured outcome.</w:t>
+      </w:r>
+    </w:p>
+    <w:p>
+      <w:pPr>
+        <w:spacing w:line="336" w:lineRule="auto" w:after="180"/>
+      </w:pPr>
+      <w:r>
+        <w:rPr>
+          <w:b w:val="0"/>
+        </w:rPr>
+        <w:t xml:space="preserve">Define remaining(capacity, used)=capacity-used for integer </w:t>
+      </w:r>
+      <w:r>
+        <w:rPr>
+          <w:b/>
+        </w:rPr>
+        <w:t>input</w:t>
+      </w:r>
+      <w:r>
+        <w:rPr>
+          <w:b w:val="0"/>
+        </w:rPr>
+        <w:t>s satisfying 0&lt;=used&lt;=capacity. Invalid types/ranges raise an explicit validation error. Test zero and equality boundaries.</w:t>
+      </w:r>
+    </w:p>
+    <w:p>
+      <w:pPr>
+        <w:pStyle w:val="Heading3"/>
+      </w:pPr>
+      <w:r>
+        <w:t>Explain Testing pure components · 2</w:t>
+      </w:r>
+    </w:p>
+    <w:p>
+      <w:pPr>
+        <w:spacing w:line="336" w:lineRule="auto" w:after="180"/>
+      </w:pPr>
+      <w:r>
+        <w:rPr>
+          <w:b w:val="0"/>
+        </w:rPr>
+        <w:t xml:space="preserve">Before applying the procedure, write its units, denominator or decision boundary where relevant. A partner should be able to repeat each step using the same </w:t>
+      </w:r>
+      <w:r>
+        <w:rPr>
+          <w:b/>
+        </w:rPr>
+        <w:t>input</w:t>
+      </w:r>
+      <w:r>
+        <w:rPr>
+          <w:b w:val="0"/>
+        </w:rPr>
+        <w:t>s.</w:t>
+      </w:r>
+    </w:p>
+    <w:p>
+      <w:pPr>
+        <w:spacing w:line="336" w:lineRule="auto" w:after="180"/>
+      </w:pPr>
+      <w:r>
+        <w:rPr>
+          <w:b w:val="0"/>
+        </w:rPr>
+        <w:t xml:space="preserve">If a required </w:t>
+      </w:r>
+      <w:r>
+        <w:rPr>
+          <w:b/>
+        </w:rPr>
+        <w:t>input</w:t>
+      </w:r>
+      <w:r>
+        <w:rPr>
+          <w:b w:val="0"/>
+        </w:rPr>
+        <w:t xml:space="preserve"> is absent or violates the stated contract, record that condition explicitly instead of quietly replacing it with a convenient value.</w:t>
       </w:r>
     </w:p>
     <w:tbl>
@@ -571,41 +1038,252 @@
       </w:r>
     </w:p>
     <w:p>
-      <w:r>
-        <w:t>Guided: Results 7 and 0; the third is invalid rather than remaining -1. Preserve the contract failure. Qualification: Passing unit cases for a pure function does not establish integration permissions or model-dependent behaviour. Exit: accept a concrete variation with its predicted outcome and a stated condition that would challenge the mechanism; reject a claim resting on unmeasured evidence.</w:t>
+      <w:pPr>
+        <w:pStyle w:val="Heading3"/>
+      </w:pPr>
+      <w:r>
+        <w:t>Explain Testing pure components · 3</w:t>
       </w:r>
     </w:p>
     <w:p>
       <w:pPr>
-        <w:pStyle w:val="Heading3"/>
-      </w:pPr>
-      <w:r>
-        <w:t>Model the reasoning aloud</w:t>
+        <w:spacing w:line="336" w:lineRule="auto" w:after="180"/>
+      </w:pPr>
+      <w:r>
+        <w:rPr>
+          <w:b w:val="0"/>
+        </w:rPr>
+        <w:t>Guided: Results 7 and 0; the third is invalid rather than remaining -1. Preserve the contract failure.</w:t>
       </w:r>
     </w:p>
     <w:p>
-      <w:r>
-        <w:t>Use the complete worked example below before asking learners to complete W2. Reveal a small part, invite a prediction, then explain the deciding step. These teacher notes contain solutions; do not reveal the independent case answer during modelling.</w:t>
+      <w:pPr>
+        <w:spacing w:line="336" w:lineRule="auto" w:after="180"/>
+      </w:pPr>
+      <w:r>
+        <w:rPr>
+          <w:b w:val="0"/>
+        </w:rPr>
+        <w:t xml:space="preserve">Qualification: Passing unit cases for a </w:t>
+      </w:r>
+      <w:r>
+        <w:rPr>
+          <w:b/>
+        </w:rPr>
+        <w:t>pure function</w:t>
+      </w:r>
+      <w:r>
+        <w:rPr>
+          <w:b w:val="0"/>
+        </w:rPr>
+        <w:t xml:space="preserve"> does not establish integration permissions or model-dependent behaviour.</w:t>
       </w:r>
     </w:p>
     <w:p>
-      <w:r>
-        <w:t>Capacity 12, used 5; capacity 12, used 12; capacity 12, used 13.</w:t>
+      <w:pPr>
+        <w:spacing w:line="336" w:lineRule="auto" w:after="180"/>
+      </w:pPr>
+      <w:r>
+        <w:rPr>
+          <w:b w:val="0"/>
+        </w:rPr>
+        <w:t xml:space="preserve">Exit: accept a concrete variation with its predicted outcome and a stated condition that would challenge the </w:t>
+      </w:r>
+      <w:r>
+        <w:rPr>
+          <w:b/>
+        </w:rPr>
+        <w:t>mechanism</w:t>
+      </w:r>
+      <w:r>
+        <w:rPr>
+          <w:b w:val="0"/>
+        </w:rPr>
+        <w:t xml:space="preserve">; reject a claim resting on unmeasured </w:t>
+      </w:r>
+      <w:r>
+        <w:rPr>
+          <w:b/>
+        </w:rPr>
+        <w:t>evidence</w:t>
+      </w:r>
+      <w:r>
+        <w:rPr>
+          <w:b w:val="0"/>
+        </w:rPr>
+        <w:t>.</w:t>
       </w:r>
     </w:p>
     <w:p>
-      <w:r>
-        <w:t>Results 7 and 0; the third is invalid rather than remaining -1. Preserve the contract failure.</w:t>
+      <w:pPr>
+        <w:pStyle w:val="Heading3"/>
+      </w:pPr>
+      <w:r>
+        <w:t>Model the reasoning aloud</w:t>
       </w:r>
     </w:p>
     <w:p>
-      <w:r>
-        <w:t>Compare the intermediate evidence with the final statement. Explain why each number or decision follows from the stated inputs. The conclusion belongs to this scenario and procedure; changing the inputs, evaluation population or authority can change what it establishes. Retain the raw record so a later revision can be compared honestly.</w:t>
+      <w:pPr>
+        <w:spacing w:line="336" w:lineRule="auto" w:after="180"/>
+      </w:pPr>
+      <w:r>
+        <w:rPr>
+          <w:b w:val="0"/>
+        </w:rPr>
+        <w:t xml:space="preserve">Use the complete worked example below before asking learners to complete W2. Reveal a small part, invite a </w:t>
+      </w:r>
+      <w:r>
+        <w:rPr>
+          <w:b/>
+        </w:rPr>
+        <w:t>prediction</w:t>
+      </w:r>
+      <w:r>
+        <w:rPr>
+          <w:b w:val="0"/>
+        </w:rPr>
+        <w:t>, then explain the deciding step.</w:t>
       </w:r>
     </w:p>
     <w:p>
-      <w:r>
-        <w:t>Optional local lab: predict the printed result before running this standalone Python 3 example. Change one relevant boundary input, record the outcome and state the contract or statistical assumptions. The program uses fictional values and the Python standard library; it performs no external operations.</w:t>
+      <w:pPr>
+        <w:spacing w:line="336" w:lineRule="auto" w:after="180"/>
+      </w:pPr>
+      <w:r>
+        <w:rPr>
+          <w:b w:val="0"/>
+        </w:rPr>
+        <w:t>These teacher notes contain solutions; do not reveal the independent case answer during modelling.</w:t>
+      </w:r>
+    </w:p>
+    <w:p>
+      <w:pPr>
+        <w:spacing w:line="336" w:lineRule="auto" w:after="180"/>
+      </w:pPr>
+      <w:r>
+        <w:rPr>
+          <w:b w:val="0"/>
+        </w:rPr>
+        <w:t>Capacity 12, used 5; capacity 12, used 12; capacity 12, used 13.</w:t>
+      </w:r>
+    </w:p>
+    <w:p>
+      <w:pPr>
+        <w:spacing w:line="336" w:lineRule="auto" w:after="180"/>
+      </w:pPr>
+      <w:r>
+        <w:rPr>
+          <w:b w:val="0"/>
+        </w:rPr>
+        <w:t>Results 7 and 0; the third is invalid rather than remaining -1. Preserve the contract failure.</w:t>
+      </w:r>
+    </w:p>
+    <w:p>
+      <w:pPr>
+        <w:pStyle w:val="Heading3"/>
+      </w:pPr>
+      <w:r>
+        <w:t>Model the reasoning aloud · 4</w:t>
+      </w:r>
+    </w:p>
+    <w:p>
+      <w:pPr>
+        <w:spacing w:line="336" w:lineRule="auto" w:after="180"/>
+      </w:pPr>
+      <w:r>
+        <w:rPr>
+          <w:b w:val="0"/>
+        </w:rPr>
+        <w:t xml:space="preserve">Compare the intermediate </w:t>
+      </w:r>
+      <w:r>
+        <w:rPr>
+          <w:b/>
+        </w:rPr>
+        <w:t>evidence</w:t>
+      </w:r>
+      <w:r>
+        <w:rPr>
+          <w:b w:val="0"/>
+        </w:rPr>
+        <w:t xml:space="preserve"> with the final statement. Explain why each number or decision follows from the stated </w:t>
+      </w:r>
+      <w:r>
+        <w:rPr>
+          <w:b/>
+        </w:rPr>
+        <w:t>input</w:t>
+      </w:r>
+      <w:r>
+        <w:rPr>
+          <w:b w:val="0"/>
+        </w:rPr>
+        <w:t>s.</w:t>
+      </w:r>
+    </w:p>
+    <w:p>
+      <w:pPr>
+        <w:spacing w:line="336" w:lineRule="auto" w:after="180"/>
+      </w:pPr>
+      <w:r>
+        <w:rPr>
+          <w:b w:val="0"/>
+        </w:rPr>
+        <w:t xml:space="preserve">The conclusion belongs to this scenario and procedure; changing the </w:t>
+      </w:r>
+      <w:r>
+        <w:rPr>
+          <w:b/>
+        </w:rPr>
+        <w:t>input</w:t>
+      </w:r>
+      <w:r>
+        <w:rPr>
+          <w:b w:val="0"/>
+        </w:rPr>
+        <w:t>s, evaluation population or authority can change what it establishes. Retain the raw record so a later revision can be compared honestly.</w:t>
+      </w:r>
+    </w:p>
+    <w:p>
+      <w:pPr>
+        <w:pStyle w:val="Heading3"/>
+      </w:pPr>
+      <w:r>
+        <w:t>Model the reasoning aloud · 5</w:t>
+      </w:r>
+    </w:p>
+    <w:p>
+      <w:pPr>
+        <w:spacing w:line="336" w:lineRule="auto" w:after="180"/>
+      </w:pPr>
+      <w:r>
+        <w:rPr>
+          <w:b w:val="0"/>
+        </w:rPr>
+        <w:t xml:space="preserve">Optional local lab: predict the printed result before running this standalone Python 3 example. Change one relevant boundary </w:t>
+      </w:r>
+      <w:r>
+        <w:rPr>
+          <w:b/>
+        </w:rPr>
+        <w:t>input</w:t>
+      </w:r>
+      <w:r>
+        <w:rPr>
+          <w:b w:val="0"/>
+        </w:rPr>
+        <w:t>, record the outcome and state the contract or statistical assumptions.</w:t>
+      </w:r>
+    </w:p>
+    <w:p>
+      <w:pPr>
+        <w:spacing w:line="336" w:lineRule="auto" w:after="180"/>
+      </w:pPr>
+      <w:r>
+        <w:rPr>
+          <w:b w:val="0"/>
+        </w:rPr>
+        <w:t>The program uses fictional values and the Python standard library; it performs no external operations.</w:t>
       </w:r>
     </w:p>
     <w:p>
@@ -734,7 +1412,13 @@
       </w:tr>
     </w:tbl>
     <w:p>
-      <w:r>
+      <w:pPr>
+        <w:spacing w:line="336" w:lineRule="auto" w:after="180"/>
+      </w:pPr>
+      <w:r>
+        <w:rPr>
+          <w:b w:val="0"/>
+        </w:rPr>
         <w:t>Use the diagram and verbal explanation together. Ask learners to match a sentence to a specific visual step; do not assign learners fixed visual or auditory learning styles.</w:t>
       </w:r>
     </w:p>
@@ -747,8 +1431,26 @@
       </w:r>
     </w:p>
     <w:p>
-      <w:r>
-        <w:t>Test a room formatter alone. A pure function returns "Room " plus a supplied positive integer.</w:t>
+      <w:pPr>
+        <w:spacing w:line="336" w:lineRule="auto" w:after="180"/>
+      </w:pPr>
+      <w:r>
+        <w:rPr>
+          <w:b w:val="0"/>
+        </w:rPr>
+        <w:t xml:space="preserve">Test a room formatter alone. A </w:t>
+      </w:r>
+      <w:r>
+        <w:rPr>
+          <w:b/>
+        </w:rPr>
+        <w:t>pure function</w:t>
+      </w:r>
+      <w:r>
+        <w:rPr>
+          <w:b w:val="0"/>
+        </w:rPr>
+        <w:t xml:space="preserve"> returns "Room " plus a supplied positive integer.</w:t>
       </w:r>
     </w:p>
     <w:p>
@@ -760,8 +1462,47 @@
       </w:r>
     </w:p>
     <w:p>
-      <w:r>
-        <w:t>Accepted inputs are positive integers. Expected outputs: 7→"Room 7"; 12→"Room 12".</w:t>
+      <w:pPr>
+        <w:pStyle w:val="Heading3"/>
+      </w:pPr>
+      <w:r>
+        <w:t>Supplied facts</w:t>
+      </w:r>
+    </w:p>
+    <w:p>
+      <w:pPr>
+        <w:spacing w:line="336" w:lineRule="auto" w:after="180"/>
+        <w:shd w:fill="F1F6FC"/>
+      </w:pPr>
+      <w:r>
+        <w:rPr>
+          <w:b w:val="0"/>
+        </w:rPr>
+        <w:t xml:space="preserve">Accepted </w:t>
+      </w:r>
+      <w:r>
+        <w:rPr>
+          <w:b/>
+        </w:rPr>
+        <w:t>input</w:t>
+      </w:r>
+      <w:r>
+        <w:rPr>
+          <w:b w:val="0"/>
+        </w:rPr>
+        <w:t xml:space="preserve">s are positive integers. Expected </w:t>
+      </w:r>
+      <w:r>
+        <w:rPr>
+          <w:b/>
+        </w:rPr>
+        <w:t>output</w:t>
+      </w:r>
+      <w:r>
+        <w:rPr>
+          <w:b w:val="0"/>
+        </w:rPr>
+        <w:t>s: 7→"Room 7"; 12→"Room 12".</w:t>
       </w:r>
     </w:p>
     <w:p>
@@ -924,21 +1665,43 @@
       </w:r>
     </w:p>
     <w:p>
-      <w:r>
-        <w:t>A pure component depends on its accepted input, not a clock, network or model. Isolating it makes failures easier to locate.</w:t>
+      <w:pPr>
+        <w:pStyle w:val="Heading3"/>
+      </w:pPr>
+      <w:r>
+        <w:t>Why the result follows</w:t>
       </w:r>
     </w:p>
     <w:p>
       <w:pPr>
-        <w:pStyle w:val="Heading3"/>
-      </w:pPr>
-      <w:r>
-        <w:t>What this example does not establish</w:t>
+        <w:spacing w:line="336" w:lineRule="auto" w:after="180"/>
+        <w:shd w:fill="F1F6FC"/>
+      </w:pPr>
+      <w:r>
+        <w:rPr>
+          <w:b w:val="0"/>
+        </w:rPr>
+        <w:t xml:space="preserve">A pure component depends on its accepted </w:t>
+      </w:r>
+      <w:r>
+        <w:rPr>
+          <w:b/>
+        </w:rPr>
+        <w:t>input</w:t>
+      </w:r>
+      <w:r>
+        <w:rPr>
+          <w:b w:val="0"/>
+        </w:rPr>
+        <w:t>, not a clock, network or model. Isolating it makes failures easier to locate.</w:t>
       </w:r>
     </w:p>
     <w:p>
-      <w:r>
-        <w:t>These tests cover only stated cases; they do not test the full AI service or every invalid value.</w:t>
+      <w:pPr>
+        <w:pStyle w:val="Heading3"/>
+      </w:pPr>
+      <w:r>
+        <w:t>What this example does not establish</w:t>
       </w:r>
     </w:p>
     <w:p>
@@ -946,43 +1709,180 @@
         <w:pStyle w:val="Heading3"/>
       </w:pPr>
       <w:r>
-        <w:t>Change one thing in the pictured case</w:t>
+        <w:t>Keep the stated limit</w:t>
       </w:r>
     </w:p>
     <w:p>
-      <w:r>
-        <w:t>Change: Supply zero instead of 7.</w:t>
+      <w:pPr>
+        <w:spacing w:line="336" w:lineRule="auto" w:after="180"/>
+        <w:shd w:fill="FFF5E6"/>
+      </w:pPr>
+      <w:r>
+        <w:rPr>
+          <w:b w:val="0"/>
+        </w:rPr>
+        <w:t>These tests cover only stated cases; they do not test the full AI service or every invalid value.</w:t>
       </w:r>
     </w:p>
     <w:p>
-      <w:r>
-        <w:t>Prediction: Reject the input under the stated positive-integer contract.</w:t>
+      <w:pPr>
+        <w:pStyle w:val="Heading3"/>
+      </w:pPr>
+      <w:r>
+        <w:t>Change one thing in the pictured case</w:t>
       </w:r>
     </w:p>
     <w:p>
-      <w:r>
-        <w:t>Reason: Zero has the right type but violates the value requirement.</w:t>
+      <w:pPr>
+        <w:pStyle w:val="Heading3"/>
+      </w:pPr>
+      <w:r>
+        <w:t>Change one thing</w:t>
       </w:r>
     </w:p>
     <w:p>
       <w:pPr>
-        <w:pStyle w:val="Heading3"/>
-      </w:pPr>
-      <w:r>
-        <w:t>Ask while showing the picture</w:t>
+        <w:spacing w:line="336" w:lineRule="auto" w:after="180"/>
+        <w:shd w:fill="F5F1FB"/>
+      </w:pPr>
+      <w:r>
+        <w:rPr>
+          <w:b w:val="0"/>
+        </w:rPr>
+        <w:t>Change: Supply zero instead of 7.</w:t>
       </w:r>
     </w:p>
     <w:p>
-      <w:r>
-        <w:t>Cover the result. Ask learners to name the inputs and predict the next step. Uncover one step, connect the icon to the actual procedure, and explain its evidence. Then change the supplied condition and compare. The picture is a representation; it does not document execution of a real AI model.</w:t>
+      <w:pPr>
+        <w:pStyle w:val="Heading3"/>
+      </w:pPr>
+      <w:r>
+        <w:t>Predicted result</w:t>
       </w:r>
     </w:p>
     <w:p>
       <w:pPr>
+        <w:spacing w:line="336" w:lineRule="auto" w:after="180"/>
+        <w:shd w:fill="F1F6FC"/>
+      </w:pPr>
+      <w:r>
+        <w:rPr>
+          <w:b/>
+        </w:rPr>
+        <w:t>Prediction</w:t>
+      </w:r>
+      <w:r>
+        <w:rPr>
+          <w:b w:val="0"/>
+        </w:rPr>
+        <w:t xml:space="preserve">: Reject the </w:t>
+      </w:r>
+      <w:r>
+        <w:rPr>
+          <w:b/>
+        </w:rPr>
+        <w:t>input</w:t>
+      </w:r>
+      <w:r>
+        <w:rPr>
+          <w:b w:val="0"/>
+        </w:rPr>
+        <w:t xml:space="preserve"> under the stated positive-integer contract.</w:t>
+      </w:r>
+    </w:p>
+    <w:p>
+      <w:pPr>
+        <w:pStyle w:val="Heading3"/>
+      </w:pPr>
+      <w:r>
+        <w:t>Why the result follows</w:t>
+      </w:r>
+    </w:p>
+    <w:p>
+      <w:pPr>
+        <w:spacing w:line="336" w:lineRule="auto" w:after="180"/>
+        <w:shd w:fill="F1F6FC"/>
+      </w:pPr>
+      <w:r>
+        <w:rPr>
+          <w:b w:val="0"/>
+        </w:rPr>
+        <w:t>Reason: Zero has the right type but violates the value requirement.</w:t>
+      </w:r>
+    </w:p>
+    <w:p>
+      <w:pPr>
+        <w:pStyle w:val="Heading3"/>
+      </w:pPr>
+      <w:r>
+        <w:t>Ask while showing the picture</w:t>
+      </w:r>
+    </w:p>
+    <w:p>
+      <w:pPr>
+        <w:pStyle w:val="Heading3"/>
+      </w:pPr>
+      <w:r>
+        <w:t>Ask while showing the picture · 6</w:t>
+      </w:r>
+    </w:p>
+    <w:p>
+      <w:pPr>
+        <w:spacing w:line="336" w:lineRule="auto" w:after="180"/>
+      </w:pPr>
+      <w:r>
+        <w:rPr>
+          <w:b w:val="0"/>
+        </w:rPr>
+        <w:t xml:space="preserve">Cover the result. Ask learners to name the </w:t>
+      </w:r>
+      <w:r>
+        <w:rPr>
+          <w:b/>
+        </w:rPr>
+        <w:t>input</w:t>
+      </w:r>
+      <w:r>
+        <w:rPr>
+          <w:b w:val="0"/>
+        </w:rPr>
+        <w:t xml:space="preserve">s and predict the next step. Uncover one step, connect the icon to the actual procedure, and explain its </w:t>
+      </w:r>
+      <w:r>
+        <w:rPr>
+          <w:b/>
+        </w:rPr>
+        <w:t>evidence</w:t>
+      </w:r>
+      <w:r>
+        <w:rPr>
+          <w:b w:val="0"/>
+        </w:rPr>
+        <w:t>. Then change the supplied condition and compare.</w:t>
+      </w:r>
+    </w:p>
+    <w:p>
+      <w:pPr>
+        <w:spacing w:line="336" w:lineRule="auto" w:after="180"/>
+      </w:pPr>
+      <w:r>
+        <w:rPr>
+          <w:b w:val="0"/>
+        </w:rPr>
+        <w:t>The picture is a representation; it does not document execution of a real AI model.</w:t>
+      </w:r>
+    </w:p>
+    <w:p>
+      <w:pPr>
         <w:pStyle w:val="Heading1"/>
       </w:pPr>
       <w:r>
         <w:t>03. Demonstrate and guide practice</w:t>
+      </w:r>
+    </w:p>
+    <w:p>
+      <w:r>
+        <w:t>Demonstrate Testing pure components, reduce support deliberately and check individual reasoning before discussing answers.</w:t>
       </w:r>
     </w:p>
     <w:tbl>
@@ -1198,36 +2098,100 @@
       </w:tr>
     </w:tbl>
     <w:p>
-      <w:r>
-        <w:t>Use the worked example in Sections 3 and 6. Collect a prediction before revealing its result; ask the learner to point to each intermediate fact.</w:t>
+      <w:pPr>
+        <w:spacing w:line="336" w:lineRule="auto" w:after="180"/>
+      </w:pPr>
+      <w:r>
+        <w:rPr>
+          <w:b w:val="0"/>
+        </w:rPr>
+        <w:t xml:space="preserve">Use the worked example in Sections 3 and 6. Collect a </w:t>
+      </w:r>
+      <w:r>
+        <w:rPr>
+          <w:b/>
+        </w:rPr>
+        <w:t>prediction</w:t>
+      </w:r>
+      <w:r>
+        <w:rPr>
+          <w:b w:val="0"/>
+        </w:rPr>
+        <w:t xml:space="preserve"> before revealing its result; ask the learner to point to each intermediate fact.</w:t>
       </w:r>
     </w:p>
     <w:p>
-      <w:r>
-        <w:t>Provide an input/procedure/result/limit frame and a calculator when needed. Ask students to identify the first step before completing the whole trace. Extension: compare two concrete variants of this mechanism while holding unrelated conditions fixed; report both successful and unsuccessful outcomes.</w:t>
+      <w:pPr>
+        <w:spacing w:line="336" w:lineRule="auto" w:after="180"/>
+      </w:pPr>
+      <w:r>
+        <w:rPr>
+          <w:b w:val="0"/>
+        </w:rPr>
+        <w:t xml:space="preserve">Provide an </w:t>
+      </w:r>
+      <w:r>
+        <w:rPr>
+          <w:b/>
+        </w:rPr>
+        <w:t>input</w:t>
+      </w:r>
+      <w:r>
+        <w:rPr>
+          <w:b w:val="0"/>
+        </w:rPr>
+        <w:t>/procedure/result/limit frame and a calculator when needed. Ask students to identify the first step before completing the whole trace.</w:t>
       </w:r>
     </w:p>
     <w:p>
       <w:pPr>
-        <w:pStyle w:val="Heading3"/>
-      </w:pPr>
-      <w:r>
-        <w:t>Reduce help deliberately</w:t>
+        <w:spacing w:line="336" w:lineRule="auto" w:after="180"/>
+      </w:pPr>
+      <w:r>
+        <w:rPr>
+          <w:b w:val="0"/>
+        </w:rPr>
+        <w:t xml:space="preserve">Extension: compare two concrete variants of this </w:t>
+      </w:r>
+      <w:r>
+        <w:rPr>
+          <w:b/>
+        </w:rPr>
+        <w:t>mechanism</w:t>
+      </w:r>
+      <w:r>
+        <w:rPr>
+          <w:b w:val="0"/>
+        </w:rPr>
+        <w:t xml:space="preserve"> while holding unrelated conditions fixed; report both successful and unsuccessful outcomes.</w:t>
       </w:r>
     </w:p>
     <w:p>
-      <w:r>
-        <w:t>Completion task: Capacity 12, used 5; capacity 12, used 12; capacity 12, used 13. Show the intermediate steps and give the conclusion with its scope.</w:t>
+      <w:pPr>
+        <w:pStyle w:val="Heading3"/>
+      </w:pPr>
+      <w:r>
+        <w:t>Reduce help deliberately</w:t>
       </w:r>
     </w:p>
     <w:p>
-      <w:r>
-        <w:t>Teacher check: Teacher explanation: Results 7 and 0; the third is invalid rather than remaining -1. Preserve the contract failure.</w:t>
+      <w:pPr>
+        <w:pStyle w:val="Heading3"/>
+      </w:pPr>
+      <w:r>
+        <w:t>Completion practice</w:t>
       </w:r>
     </w:p>
     <w:p>
-      <w:r>
-        <w:t>Start by identifying the given inputs together. Leave the intermediate steps blank. If needed, model one step, then withdraw that help on the next step. Move to a full trace only when the partial trace is understood. For partners, alternate explainer and checker; collect a response from every learner before discussion.</w:t>
+      <w:pPr>
+        <w:spacing w:line="336" w:lineRule="auto" w:after="180"/>
+        <w:shd w:fill="F5F1FB"/>
+      </w:pPr>
+      <w:r>
+        <w:rPr>
+          <w:b w:val="0"/>
+        </w:rPr>
+        <w:t>Completion task: Capacity 12, used 5; capacity 12, used 12; capacity 12, used 13. Show the intermediate steps and give the conclusion with its scope.</w:t>
       </w:r>
     </w:p>
     <w:p>
@@ -1235,22 +2199,53 @@
         <w:pStyle w:val="Heading3"/>
       </w:pPr>
       <w:r>
-        <w:t>Individual reasoning check</w:t>
+        <w:t>Reasoning to listen for</w:t>
       </w:r>
     </w:p>
     <w:p>
-      <w:r>
-        <w:t>Use the worked case for Testing pure components. Proposed explanation: “The worked result establishes every future case”. Decide whether this explanation is supported. Point to the step or supplied fact that decides; explain your repair if needed.</w:t>
+      <w:pPr>
+        <w:spacing w:line="336" w:lineRule="auto" w:after="180"/>
+        <w:shd w:fill="F1F6FC"/>
+      </w:pPr>
+      <w:r>
+        <w:rPr>
+          <w:b w:val="0"/>
+        </w:rPr>
+        <w:t>Teacher check: Teacher explanation: Results 7 and 0; the third is invalid rather than remaining -1. Preserve the contract failure.</w:t>
       </w:r>
     </w:p>
     <w:p>
-      <w:r>
-        <w:t>Expected correction: Passing unit cases for a pure function does not establish integration permissions or model-dependent behaviour.</w:t>
+      <w:pPr>
+        <w:spacing w:line="336" w:lineRule="auto" w:after="180"/>
+      </w:pPr>
+      <w:r>
+        <w:rPr>
+          <w:b w:val="0"/>
+        </w:rPr>
+        <w:t xml:space="preserve">Start by identifying the given </w:t>
+      </w:r>
+      <w:r>
+        <w:rPr>
+          <w:b/>
+        </w:rPr>
+        <w:t>input</w:t>
+      </w:r>
+      <w:r>
+        <w:rPr>
+          <w:b w:val="0"/>
+        </w:rPr>
+        <w:t>s together. Leave the intermediate steps blank. If needed, model one step, then withdraw that help on the next step. Move to a full trace only when the partial trace is understood.</w:t>
       </w:r>
     </w:p>
     <w:p>
-      <w:r>
-        <w:t>Collect explanations, not only yes/no votes. If a misunderstanding is common, re-model the relevant step for the class. If it affects a few learners, give a short targeted group explanation while others solve a more demanding variation.</w:t>
+      <w:pPr>
+        <w:spacing w:line="336" w:lineRule="auto" w:after="180"/>
+      </w:pPr>
+      <w:r>
+        <w:rPr>
+          <w:b w:val="0"/>
+        </w:rPr>
+        <w:t>For partners, alternate explainer and checker; collect a response from every learner before discussion.</w:t>
       </w:r>
     </w:p>
     <w:p>
@@ -1258,63 +2253,356 @@
         <w:pStyle w:val="Heading3"/>
       </w:pPr>
       <w:r>
-        <w:t>Pictorial practice question</w:t>
+        <w:t>Individual reasoning check</w:t>
       </w:r>
     </w:p>
     <w:p>
-      <w:r>
-        <w:t>Predict the formatter outputs for 7 and 12, including spacing. Why does input 0 need rejection under this contract rather than an ordinary formatted response?</w:t>
+      <w:pPr>
+        <w:spacing w:line="336" w:lineRule="auto" w:after="180"/>
+      </w:pPr>
+      <w:r>
+        <w:rPr>
+          <w:b w:val="0"/>
+        </w:rPr>
+        <w:t>Use the worked case for Testing pure components. Proposed explanation: “The worked result establishes every future case”. Decide whether this explanation is supported.</w:t>
       </w:r>
     </w:p>
     <w:p>
       <w:pPr>
-        <w:pStyle w:val="Heading3"/>
-      </w:pPr>
-      <w:r>
-        <w:t>Reasoned teacher answer</w:t>
+        <w:spacing w:line="336" w:lineRule="auto" w:after="180"/>
+      </w:pPr>
+      <w:r>
+        <w:rPr>
+          <w:b w:val="0"/>
+        </w:rPr>
+        <w:t>Point to the step or supplied fact that decides; explain your repair if needed.</w:t>
       </w:r>
     </w:p>
     <w:p>
-      <w:r>
-        <w:t>The prefix and supplied numeral produce Room 7. The expected text includes one space before 7. The same fixed procedure produces Room 12. Changed case: Reject the input under the stated positive-integer contract. Zero has the right type but violates the value requirement.</w:t>
+      <w:pPr>
+        <w:pStyle w:val="Heading3"/>
+      </w:pPr>
+      <w:r>
+        <w:t>Expected repair</w:t>
       </w:r>
     </w:p>
     <w:p>
-      <w:r>
-        <w:t>Changed-case reasoning: Reject the input under the stated positive-integer contract. Zero has the right type but violates the value requirement.</w:t>
+      <w:pPr>
+        <w:spacing w:line="336" w:lineRule="auto" w:after="180"/>
+        <w:shd w:fill="F1F6FC"/>
+      </w:pPr>
+      <w:r>
+        <w:rPr>
+          <w:b w:val="0"/>
+        </w:rPr>
+        <w:t xml:space="preserve">Expected correction: Passing unit cases for a </w:t>
+      </w:r>
+      <w:r>
+        <w:rPr>
+          <w:b/>
+        </w:rPr>
+        <w:t>pure function</w:t>
+      </w:r>
+      <w:r>
+        <w:rPr>
+          <w:b w:val="0"/>
+        </w:rPr>
+        <w:t xml:space="preserve"> does not establish integration permissions or model-dependent behaviour.</w:t>
       </w:r>
     </w:p>
     <w:p>
-      <w:r>
-        <w:t>Collect each learner’s explanation before discussion. Use the first missing connection between input, deciding step and result to choose support. This question is worked-case practice, not fresh mastery evidence.</w:t>
+      <w:pPr>
+        <w:spacing w:line="336" w:lineRule="auto" w:after="180"/>
+      </w:pPr>
+      <w:r>
+        <w:rPr>
+          <w:b w:val="0"/>
+        </w:rPr>
+        <w:t>Collect explanations, not only yes/no votes. If a misunderstanding is common, re-model the relevant step for the class.</w:t>
       </w:r>
     </w:p>
     <w:p>
       <w:pPr>
-        <w:pStyle w:val="Heading1"/>
-      </w:pPr>
-      <w:r>
-        <w:t>04. Run the investigation and diagnose misconceptions</w:t>
+        <w:spacing w:line="336" w:lineRule="auto" w:after="180"/>
+      </w:pPr>
+      <w:r>
+        <w:rPr>
+          <w:b w:val="0"/>
+        </w:rPr>
+        <w:t>If it affects a few learners, give a short targeted group explanation while others solve a more demanding variation.</w:t>
       </w:r>
     </w:p>
     <w:p>
-      <w:r>
-        <w:t>The worked result establishes every future case: Passing unit cases for a pure function does not establish integration permissions or model-dependent behaviour.</w:t>
+      <w:pPr>
+        <w:pStyle w:val="Heading3"/>
+      </w:pPr>
+      <w:r>
+        <w:t>Pictorial practice question</w:t>
       </w:r>
     </w:p>
     <w:p>
-      <w:r>
-        <w:t>A missing input may be replaced without recording the change: A replacement changes the evidence or contract. Record the change and its justification; do not silently turn unknown into a measured value.</w:t>
+      <w:pPr>
+        <w:spacing w:line="336" w:lineRule="auto" w:after="180"/>
+        <w:shd w:fill="F5F1FB"/>
+      </w:pPr>
+      <w:r>
+        <w:rPr>
+          <w:b w:val="0"/>
+        </w:rPr>
+        <w:t xml:space="preserve">Predict the formatter </w:t>
+      </w:r>
+      <w:r>
+        <w:rPr>
+          <w:b/>
+        </w:rPr>
+        <w:t>output</w:t>
+      </w:r>
+      <w:r>
+        <w:rPr>
+          <w:b w:val="0"/>
+        </w:rPr>
+        <w:t xml:space="preserve">s for 7 and 12, including spacing. Why does </w:t>
+      </w:r>
+      <w:r>
+        <w:rPr>
+          <w:b/>
+        </w:rPr>
+        <w:t>input</w:t>
+      </w:r>
+      <w:r>
+        <w:rPr>
+          <w:b w:val="0"/>
+        </w:rPr>
+        <w:t xml:space="preserve"> 0 need rejection under this contract rather than an ordinary formatted response?</w:t>
       </w:r>
     </w:p>
     <w:p>
-      <w:r>
-        <w:t>Repeating an assessed case is new independent evidence: A replay checks consistency. An example used for feedback or revision cannot later be described as untouched final evaluation.</w:t>
+      <w:pPr>
+        <w:pStyle w:val="Heading3"/>
+      </w:pPr>
+      <w:r>
+        <w:t>Reasoned teacher answer</w:t>
       </w:r>
     </w:p>
     <w:p>
-      <w:r>
-        <w:t>Use Section 9 for the evidence ledger. Add a boundary or missing-input case and record the expected response before checking. More successful repeats of one case do not establish wider coverage.</w:t>
+      <w:pPr>
+        <w:spacing w:line="336" w:lineRule="auto" w:after="180"/>
+      </w:pPr>
+      <w:r>
+        <w:rPr>
+          <w:b w:val="0"/>
+        </w:rPr>
+        <w:t xml:space="preserve">The prefix and supplied numeral produce Room 7. The expected text includes one space before 7. The same fixed procedure produces Room 12. Changed case: Reject the </w:t>
+      </w:r>
+      <w:r>
+        <w:rPr>
+          <w:b/>
+        </w:rPr>
+        <w:t>input</w:t>
+      </w:r>
+      <w:r>
+        <w:rPr>
+          <w:b w:val="0"/>
+        </w:rPr>
+        <w:t xml:space="preserve"> under the stated positive-integer contract.</w:t>
+      </w:r>
+    </w:p>
+    <w:p>
+      <w:pPr>
+        <w:spacing w:line="336" w:lineRule="auto" w:after="180"/>
+      </w:pPr>
+      <w:r>
+        <w:rPr>
+          <w:b w:val="0"/>
+        </w:rPr>
+        <w:t>Zero has the right type but violates the value requirement.</w:t>
+      </w:r>
+    </w:p>
+    <w:p>
+      <w:pPr>
+        <w:spacing w:line="336" w:lineRule="auto" w:after="180"/>
+      </w:pPr>
+      <w:r>
+        <w:rPr>
+          <w:b w:val="0"/>
+        </w:rPr>
+        <w:t xml:space="preserve">Changed-case reasoning: Reject the </w:t>
+      </w:r>
+      <w:r>
+        <w:rPr>
+          <w:b/>
+        </w:rPr>
+        <w:t>input</w:t>
+      </w:r>
+      <w:r>
+        <w:rPr>
+          <w:b w:val="0"/>
+        </w:rPr>
+        <w:t xml:space="preserve"> under the stated positive-integer contract. Zero has the right type but violates the value requirement.</w:t>
+      </w:r>
+    </w:p>
+    <w:p>
+      <w:pPr>
+        <w:spacing w:line="336" w:lineRule="auto" w:after="180"/>
+      </w:pPr>
+      <w:r>
+        <w:rPr>
+          <w:b w:val="0"/>
+        </w:rPr>
+        <w:t xml:space="preserve">Collect each learner’s explanation before discussion. Use the first missing connection between </w:t>
+      </w:r>
+      <w:r>
+        <w:rPr>
+          <w:b/>
+        </w:rPr>
+        <w:t>input</w:t>
+      </w:r>
+      <w:r>
+        <w:rPr>
+          <w:b w:val="0"/>
+        </w:rPr>
+        <w:t xml:space="preserve">, deciding step and result to choose support. This question is worked-case practice, not fresh mastery </w:t>
+      </w:r>
+      <w:r>
+        <w:rPr>
+          <w:b/>
+        </w:rPr>
+        <w:t>evidence</w:t>
+      </w:r>
+      <w:r>
+        <w:rPr>
+          <w:b w:val="0"/>
+        </w:rPr>
+        <w:t>.</w:t>
+      </w:r>
+    </w:p>
+    <w:p>
+      <w:pPr>
+        <w:pStyle w:val="Heading1"/>
+      </w:pPr>
+      <w:r>
+        <w:t>04. Run the investigation and diagnose misconceptions</w:t>
+      </w:r>
+    </w:p>
+    <w:p>
+      <w:r>
+        <w:t>Run the Testing pure components investigation and use the first unsupported step to choose a teaching response.</w:t>
+      </w:r>
+    </w:p>
+    <w:p>
+      <w:pPr>
+        <w:spacing w:line="336" w:lineRule="auto" w:after="180"/>
+      </w:pPr>
+      <w:r>
+        <w:rPr>
+          <w:b w:val="0"/>
+        </w:rPr>
+        <w:t xml:space="preserve">The worked result establishes every future case: Passing unit cases for a </w:t>
+      </w:r>
+      <w:r>
+        <w:rPr>
+          <w:b/>
+        </w:rPr>
+        <w:t>pure function</w:t>
+      </w:r>
+      <w:r>
+        <w:rPr>
+          <w:b w:val="0"/>
+        </w:rPr>
+        <w:t xml:space="preserve"> does not establish integration permissions or model-dependent behaviour.</w:t>
+      </w:r>
+    </w:p>
+    <w:p>
+      <w:pPr>
+        <w:spacing w:line="336" w:lineRule="auto" w:after="180"/>
+      </w:pPr>
+      <w:r>
+        <w:rPr>
+          <w:b w:val="0"/>
+        </w:rPr>
+        <w:t xml:space="preserve">A missing </w:t>
+      </w:r>
+      <w:r>
+        <w:rPr>
+          <w:b/>
+        </w:rPr>
+        <w:t>input</w:t>
+      </w:r>
+      <w:r>
+        <w:rPr>
+          <w:b w:val="0"/>
+        </w:rPr>
+        <w:t xml:space="preserve"> may be replaced without recording the change: A replacement changes the </w:t>
+      </w:r>
+      <w:r>
+        <w:rPr>
+          <w:b/>
+        </w:rPr>
+        <w:t>evidence</w:t>
+      </w:r>
+      <w:r>
+        <w:rPr>
+          <w:b w:val="0"/>
+        </w:rPr>
+        <w:t xml:space="preserve"> or contract. Record the change and its justification; do not silently turn unknown into a measured value.</w:t>
+      </w:r>
+    </w:p>
+    <w:p>
+      <w:pPr>
+        <w:spacing w:line="336" w:lineRule="auto" w:after="180"/>
+      </w:pPr>
+      <w:r>
+        <w:rPr>
+          <w:b w:val="0"/>
+        </w:rPr>
+        <w:t xml:space="preserve">Repeating an assessed case is new independent </w:t>
+      </w:r>
+      <w:r>
+        <w:rPr>
+          <w:b/>
+        </w:rPr>
+        <w:t>evidence</w:t>
+      </w:r>
+      <w:r>
+        <w:rPr>
+          <w:b w:val="0"/>
+        </w:rPr>
+        <w:t>: A replay checks consistency. An example used for feedback or revision cannot later be described as untouched final evaluation.</w:t>
+      </w:r>
+    </w:p>
+    <w:p>
+      <w:pPr>
+        <w:spacing w:line="336" w:lineRule="auto" w:after="180"/>
+      </w:pPr>
+      <w:r>
+        <w:rPr>
+          <w:b w:val="0"/>
+        </w:rPr>
+        <w:t xml:space="preserve">Use Section 9 for the </w:t>
+      </w:r>
+      <w:r>
+        <w:rPr>
+          <w:b/>
+        </w:rPr>
+        <w:t>evidence</w:t>
+      </w:r>
+      <w:r>
+        <w:rPr>
+          <w:b w:val="0"/>
+        </w:rPr>
+        <w:t xml:space="preserve"> ledger. Add a boundary or missing-</w:t>
+      </w:r>
+      <w:r>
+        <w:rPr>
+          <w:b/>
+        </w:rPr>
+        <w:t>input</w:t>
+      </w:r>
+      <w:r>
+        <w:rPr>
+          <w:b w:val="0"/>
+        </w:rPr>
+        <w:t xml:space="preserve"> case and record the expected response before checking. More successful repeats of one case do not establish wider coverage.</w:t>
       </w:r>
     </w:p>
     <w:p>
@@ -1472,29 +2760,38 @@
       </w:tr>
     </w:tbl>
     <w:p>
-      <w:r>
-        <w:t>Offer an oral explanation, drawing, enlarged visual or fewer examples when that removes a reading/writing barrier. Keep the same reasoning goal. Stretch secure learners by changing a boundary or assumption and asking them to defend the effect, not simply by assigning more of the same questions.</w:t>
+      <w:pPr>
+        <w:spacing w:line="336" w:lineRule="auto" w:after="180"/>
+      </w:pPr>
+      <w:r>
+        <w:rPr>
+          <w:b w:val="0"/>
+        </w:rPr>
+        <w:t>Offer an oral explanation, drawing, enlarged visual or fewer examples when that removes a reading/writing barrier. Keep the same reasoning goal.</w:t>
       </w:r>
     </w:p>
     <w:p>
       <w:pPr>
-        <w:pStyle w:val="Heading1"/>
-      </w:pPr>
-      <w:r>
-        <w:t>05. Assess and explain the answers</w:t>
+        <w:spacing w:line="336" w:lineRule="auto" w:after="180"/>
+      </w:pPr>
+      <w:r>
+        <w:rPr>
+          <w:b w:val="0"/>
+        </w:rPr>
+        <w:t>Stretch secure learners by changing a boundary or assumption and asking them to defend the effect, not simply by assigning more of the same questions.</w:t>
       </w:r>
     </w:p>
     <w:p>
       <w:pPr>
-        <w:pStyle w:val="Heading3"/>
-      </w:pPr>
-      <w:r>
-        <w:t>Guided and exit questions</w:t>
+        <w:pStyle w:val="Heading1"/>
+      </w:pPr>
+      <w:r>
+        <w:t>05. Assess and explain the answers</w:t>
       </w:r>
     </w:p>
     <w:p>
       <w:r>
-        <w:t>Guided: Results 7 and 0; the third is invalid rather than remaining -1. Preserve the contract failure. Qualification: Passing unit cases for a pure function does not establish integration permissions or model-dependent behaviour. Exit: accept a concrete variation with its predicted outcome and a stated condition that would challenge the mechanism; reject a claim resting on unmeasured evidence.</w:t>
+        <w:t>Use the Testing pure components questions, teacher keys and criteria after the relevant attempts. Previously discussed cases are practice; protect the separately selected independent task.</w:t>
       </w:r>
     </w:p>
     <w:p>
@@ -1502,89 +2799,244 @@
         <w:pStyle w:val="Heading3"/>
       </w:pPr>
       <w:r>
-        <w:t>W1 Explain the mechanism</w:t>
+        <w:t>Guided and exit questions</w:t>
       </w:r>
     </w:p>
     <w:p>
-      <w:r>
-        <w:t>Explain the weekly mechanism in your own words. Use the worked scenario to name its input, decision rule and output.</w:t>
+      <w:pPr>
+        <w:spacing w:line="336" w:lineRule="auto" w:after="180"/>
+      </w:pPr>
+      <w:r>
+        <w:rPr>
+          <w:b w:val="0"/>
+        </w:rPr>
+        <w:t>Guided: Results 7 and 0; the third is invalid rather than remaining -1. Preserve the contract failure.</w:t>
       </w:r>
     </w:p>
     <w:p>
-      <w:r>
-        <w:t>Teacher explanation: Pure components return results from supplied inputs without external side effects. They are easier to test with exact expected values. Define remaining(capacity, used)=capacity-used for integer inputs satisfying 0&lt;=used&lt;=capacity. Invalid types/ranges raise an explicit validation error. Test zero and equality boundaries.</w:t>
+      <w:pPr>
+        <w:spacing w:line="336" w:lineRule="auto" w:after="180"/>
+      </w:pPr>
+      <w:r>
+        <w:rPr>
+          <w:b w:val="0"/>
+        </w:rPr>
+        <w:t xml:space="preserve">Qualification: Passing unit cases for a </w:t>
+      </w:r>
+      <w:r>
+        <w:rPr>
+          <w:b/>
+        </w:rPr>
+        <w:t>pure function</w:t>
+      </w:r>
+      <w:r>
+        <w:rPr>
+          <w:b w:val="0"/>
+        </w:rPr>
+        <w:t xml:space="preserve"> does not establish integration permissions or model-dependent behaviour.</w:t>
       </w:r>
     </w:p>
     <w:p>
       <w:pPr>
-        <w:pStyle w:val="Heading3"/>
-      </w:pPr>
-      <w:r>
-        <w:t>W2 Trace the worked case</w:t>
+        <w:spacing w:line="336" w:lineRule="auto" w:after="180"/>
+      </w:pPr>
+      <w:r>
+        <w:rPr>
+          <w:b w:val="0"/>
+        </w:rPr>
+        <w:t xml:space="preserve">Exit: accept a concrete variation with its predicted outcome and a stated condition that would challenge the </w:t>
+      </w:r>
+      <w:r>
+        <w:rPr>
+          <w:b/>
+        </w:rPr>
+        <w:t>mechanism</w:t>
+      </w:r>
+      <w:r>
+        <w:rPr>
+          <w:b w:val="0"/>
+        </w:rPr>
+        <w:t xml:space="preserve">; reject a claim resting on unmeasured </w:t>
+      </w:r>
+      <w:r>
+        <w:rPr>
+          <w:b/>
+        </w:rPr>
+        <w:t>evidence</w:t>
+      </w:r>
+      <w:r>
+        <w:rPr>
+          <w:b w:val="0"/>
+        </w:rPr>
+        <w:t>.</w:t>
       </w:r>
     </w:p>
     <w:p>
-      <w:r>
-        <w:t>Capacity 12, used 5; capacity 12, used 12; capacity 12, used 13. Show the intermediate steps and give the conclusion with its scope.</w:t>
+      <w:pPr>
+        <w:pStyle w:val="Heading3"/>
+      </w:pPr>
+      <w:r>
+        <w:t>W1 Explain the mechanism</w:t>
       </w:r>
     </w:p>
     <w:p>
-      <w:r>
-        <w:t>Teacher explanation: Results 7 and 0; the third is invalid rather than remaining -1. Preserve the contract failure.</w:t>
+      <w:pPr>
+        <w:pStyle w:val="Heading3"/>
+      </w:pPr>
+      <w:r>
+        <w:t>Workbook question · W1</w:t>
       </w:r>
     </w:p>
     <w:p>
       <w:pPr>
-        <w:pStyle w:val="Heading3"/>
-      </w:pPr>
-      <w:r>
-        <w:t>W3 Audit the limit</w:t>
+        <w:spacing w:line="336" w:lineRule="auto" w:after="180"/>
+        <w:shd w:fill="F5F1FB"/>
+      </w:pPr>
+      <w:r>
+        <w:rPr>
+          <w:b w:val="0"/>
+        </w:rPr>
+        <w:t xml:space="preserve">Explain the weekly </w:t>
+      </w:r>
+      <w:r>
+        <w:rPr>
+          <w:b/>
+        </w:rPr>
+        <w:t>mechanism</w:t>
+      </w:r>
+      <w:r>
+        <w:rPr>
+          <w:b w:val="0"/>
+        </w:rPr>
+        <w:t xml:space="preserve"> in your own words. Use the worked scenario to name its </w:t>
+      </w:r>
+      <w:r>
+        <w:rPr>
+          <w:b/>
+        </w:rPr>
+        <w:t>input</w:t>
+      </w:r>
+      <w:r>
+        <w:rPr>
+          <w:b w:val="0"/>
+        </w:rPr>
+        <w:t xml:space="preserve">, decision rule and </w:t>
+      </w:r>
+      <w:r>
+        <w:rPr>
+          <w:b/>
+        </w:rPr>
+        <w:t>output</w:t>
+      </w:r>
+      <w:r>
+        <w:rPr>
+          <w:b w:val="0"/>
+        </w:rPr>
+        <w:t>.</w:t>
       </w:r>
     </w:p>
     <w:p>
-      <w:r>
-        <w:t>A report omits this qualification: Passing unit cases for a pure function does not establish integration permissions or model-dependent behaviour. Explain how omitting it could change a reader's interpretation, and write an accurate replacement.</w:t>
+      <w:pPr>
+        <w:pStyle w:val="Heading3"/>
+      </w:pPr>
+      <w:r>
+        <w:t>Teacher reasoning · W1</w:t>
       </w:r>
     </w:p>
     <w:p>
-      <w:r>
-        <w:t>Teacher explanation: Passing unit cases for a pure function does not establish integration permissions or model-dependent behaviour. State the observed result separately from the unverified or out-of-scope claim; preserve the original evidence rather than inventing a missing fact.</w:t>
+      <w:pPr>
+        <w:spacing w:line="336" w:lineRule="auto" w:after="180"/>
+        <w:shd w:fill="F1F6FC"/>
+      </w:pPr>
+      <w:r>
+        <w:rPr>
+          <w:b w:val="0"/>
+        </w:rPr>
+        <w:t xml:space="preserve">Teacher explanation: Pure components return results from supplied </w:t>
+      </w:r>
+      <w:r>
+        <w:rPr>
+          <w:b/>
+        </w:rPr>
+        <w:t>input</w:t>
+      </w:r>
+      <w:r>
+        <w:rPr>
+          <w:b w:val="0"/>
+        </w:rPr>
+        <w:t>s without external side effects. They are easier to test with exact expected values.</w:t>
       </w:r>
     </w:p>
     <w:p>
       <w:pPr>
-        <w:pStyle w:val="Heading3"/>
-      </w:pPr>
-      <w:r>
-        <w:t>W4 Apply a new case independently</w:t>
+        <w:spacing w:line="336" w:lineRule="auto" w:after="180"/>
+        <w:shd w:fill="F1F6FC"/>
+      </w:pPr>
+      <w:r>
+        <w:rPr>
+          <w:b w:val="0"/>
+        </w:rPr>
+        <w:t xml:space="preserve">Define remaining(capacity, used)=capacity-used for integer </w:t>
+      </w:r>
+      <w:r>
+        <w:rPr>
+          <w:b/>
+        </w:rPr>
+        <w:t>input</w:t>
+      </w:r>
+      <w:r>
+        <w:rPr>
+          <w:b w:val="0"/>
+        </w:rPr>
+        <w:t>s satisfying 0&lt;=used&lt;=capacity. Invalid types/ranges raise an explicit validation error. Test zero and equality boundaries.</w:t>
       </w:r>
     </w:p>
     <w:p>
-      <w:r>
-        <w:t>Capacity 9 with used 0, 9, 10 and Boolean True. Give outcomes.</w:t>
+      <w:pPr>
+        <w:pStyle w:val="Heading3"/>
+      </w:pPr>
+      <w:r>
+        <w:t>W2 Trace the worked case</w:t>
       </w:r>
     </w:p>
     <w:p>
-      <w:r>
-        <w:t>Teacher explanation: 9, 0, range error, type error. Pure arithmetic must not silently admit bool as a count.</w:t>
+      <w:pPr>
+        <w:pStyle w:val="Heading3"/>
+      </w:pPr>
+      <w:r>
+        <w:t>Workbook question · W2</w:t>
       </w:r>
     </w:p>
     <w:p>
       <w:pPr>
-        <w:pStyle w:val="Heading3"/>
-      </w:pPr>
-      <w:r>
-        <w:t>W5 Design a revealing follow-up</w:t>
+        <w:spacing w:line="336" w:lineRule="auto" w:after="180"/>
+        <w:shd w:fill="F5F1FB"/>
+      </w:pPr>
+      <w:r>
+        <w:rPr>
+          <w:b w:val="0"/>
+        </w:rPr>
+        <w:t>Capacity 12, used 5; capacity 12, used 12; capacity 12, used 13. Show the intermediate steps and give the conclusion with its scope.</w:t>
       </w:r>
     </w:p>
     <w:p>
-      <w:r>
-        <w:t>For the worked scenario, propose one additional case that could reveal a failure, describe its expected outcome before running it, and explain what would need to remain fixed for a fair comparison. Do not reuse W4 as a new final test after receiving feedback.</w:t>
+      <w:pPr>
+        <w:pStyle w:val="Heading3"/>
+      </w:pPr>
+      <w:r>
+        <w:t>Teacher reasoning · W2</w:t>
       </w:r>
     </w:p>
     <w:p>
-      <w:r>
-        <w:t>Teacher explanation: Accept a concrete variant of the worked input or a missing/conflicting/boundary condition, with an expectation derived from the declared procedure. Require preserved settings, original outputs and data roles. Passing unit cases for a pure function does not establish integration permissions or model-dependent behaviour. The new case should test this particular mechanism rather than merely restate the original result.</w:t>
+      <w:pPr>
+        <w:spacing w:line="336" w:lineRule="auto" w:after="180"/>
+        <w:shd w:fill="F1F6FC"/>
+      </w:pPr>
+      <w:r>
+        <w:rPr>
+          <w:b w:val="0"/>
+        </w:rPr>
+        <w:t>Teacher explanation: Results 7 and 0; the third is invalid rather than remaining -1. Preserve the contract failure.</w:t>
       </w:r>
     </w:p>
     <w:p>
@@ -1592,25 +3044,51 @@
         <w:pStyle w:val="Heading3"/>
       </w:pPr>
       <w:r>
-        <w:t>Independent assessment and fresh retry</w:t>
+        <w:t>W3 Audit the limit</w:t>
       </w:r>
     </w:p>
     <w:p>
-      <w:r>
-        <w:t>W4: 9, 0, range error, type error. Pure arithmetic must not silently admit bool as a count. Require intermediate reasoning and the stated scope. Fresh retry: Capacity 4, used 2; capacity -1, used 0. Expected reasoning: 2; invalid negative capacity. No storage or network action is needed. If students need support, record it and reassess with another new case rather than awarding independence to a copied answer.</w:t>
+      <w:pPr>
+        <w:pStyle w:val="Heading3"/>
+      </w:pPr>
+      <w:r>
+        <w:t>Workbook question · W3</w:t>
       </w:r>
     </w:p>
     <w:p>
       <w:pPr>
-        <w:pStyle w:val="Heading3"/>
-      </w:pPr>
-      <w:r>
-        <w:t>Assess independent transfer</w:t>
+        <w:spacing w:line="336" w:lineRule="auto" w:after="180"/>
+        <w:shd w:fill="F5F1FB"/>
+      </w:pPr>
+      <w:r>
+        <w:rPr>
+          <w:b w:val="0"/>
+        </w:rPr>
+        <w:t xml:space="preserve">A report omits this qualification: Passing unit cases for a </w:t>
+      </w:r>
+      <w:r>
+        <w:rPr>
+          <w:b/>
+        </w:rPr>
+        <w:t>pure function</w:t>
+      </w:r>
+      <w:r>
+        <w:rPr>
+          <w:b w:val="0"/>
+        </w:rPr>
+        <w:t xml:space="preserve"> does not establish integration permissions or model-dependent behaviour.</w:t>
       </w:r>
     </w:p>
     <w:p>
-      <w:r>
-        <w:t>Selected case: Capacity 9 with used 0, 9, 10 and Boolean True. Give outcomes.</w:t>
+      <w:pPr>
+        <w:spacing w:line="336" w:lineRule="auto" w:after="180"/>
+        <w:shd w:fill="F5F1FB"/>
+      </w:pPr>
+      <w:r>
+        <w:rPr>
+          <w:b w:val="0"/>
+        </w:rPr>
+        <w:t>Explain how omitting it could change a reader's interpretation, and write an accurate replacement.</w:t>
       </w:r>
     </w:p>
     <w:p>
@@ -1618,11 +3096,342 @@
         <w:pStyle w:val="Heading3"/>
       </w:pPr>
       <w:r>
-        <w:t>Selected case answer</w:t>
+        <w:t>Teacher reasoning · W3</w:t>
       </w:r>
     </w:p>
     <w:p>
-      <w:r>
+      <w:pPr>
+        <w:spacing w:line="336" w:lineRule="auto" w:after="180"/>
+        <w:shd w:fill="F1F6FC"/>
+      </w:pPr>
+      <w:r>
+        <w:rPr>
+          <w:b w:val="0"/>
+        </w:rPr>
+        <w:t xml:space="preserve">Teacher explanation: Passing unit cases for a </w:t>
+      </w:r>
+      <w:r>
+        <w:rPr>
+          <w:b/>
+        </w:rPr>
+        <w:t>pure function</w:t>
+      </w:r>
+      <w:r>
+        <w:rPr>
+          <w:b w:val="0"/>
+        </w:rPr>
+        <w:t xml:space="preserve"> does not establish integration permissions or model-dependent behaviour.</w:t>
+      </w:r>
+    </w:p>
+    <w:p>
+      <w:pPr>
+        <w:spacing w:line="336" w:lineRule="auto" w:after="180"/>
+        <w:shd w:fill="F1F6FC"/>
+      </w:pPr>
+      <w:r>
+        <w:rPr>
+          <w:b w:val="0"/>
+        </w:rPr>
+        <w:t xml:space="preserve">State the observed result separately from the unverified or out-of-scope claim; preserve the original </w:t>
+      </w:r>
+      <w:r>
+        <w:rPr>
+          <w:b/>
+        </w:rPr>
+        <w:t>evidence</w:t>
+      </w:r>
+      <w:r>
+        <w:rPr>
+          <w:b w:val="0"/>
+        </w:rPr>
+        <w:t xml:space="preserve"> rather than inventing a missing fact.</w:t>
+      </w:r>
+    </w:p>
+    <w:p>
+      <w:pPr>
+        <w:pStyle w:val="Heading3"/>
+      </w:pPr>
+      <w:r>
+        <w:t>W4 Apply a new case independently</w:t>
+      </w:r>
+    </w:p>
+    <w:p>
+      <w:pPr>
+        <w:pStyle w:val="Heading3"/>
+      </w:pPr>
+      <w:r>
+        <w:t>Workbook question · W4</w:t>
+      </w:r>
+    </w:p>
+    <w:p>
+      <w:pPr>
+        <w:spacing w:line="336" w:lineRule="auto" w:after="180"/>
+        <w:shd w:fill="F5F1FB"/>
+      </w:pPr>
+      <w:r>
+        <w:rPr>
+          <w:b w:val="0"/>
+        </w:rPr>
+        <w:t>Capacity 9 with used 0, 9, 10 and Boolean True. Give outcomes.</w:t>
+      </w:r>
+    </w:p>
+    <w:p>
+      <w:pPr>
+        <w:pStyle w:val="Heading3"/>
+      </w:pPr>
+      <w:r>
+        <w:t>Teacher reasoning · W4</w:t>
+      </w:r>
+    </w:p>
+    <w:p>
+      <w:pPr>
+        <w:spacing w:line="336" w:lineRule="auto" w:after="180"/>
+        <w:shd w:fill="F1F6FC"/>
+      </w:pPr>
+      <w:r>
+        <w:rPr>
+          <w:b w:val="0"/>
+        </w:rPr>
+        <w:t>Teacher explanation: 9, 0, range error, type error. Pure arithmetic must not silently admit bool as a count.</w:t>
+      </w:r>
+    </w:p>
+    <w:p>
+      <w:pPr>
+        <w:pStyle w:val="Heading3"/>
+      </w:pPr>
+      <w:r>
+        <w:t>W5 Design a revealing follow-up</w:t>
+      </w:r>
+    </w:p>
+    <w:p>
+      <w:pPr>
+        <w:pStyle w:val="Heading3"/>
+      </w:pPr>
+      <w:r>
+        <w:t>Workbook question · W5</w:t>
+      </w:r>
+    </w:p>
+    <w:p>
+      <w:pPr>
+        <w:spacing w:line="336" w:lineRule="auto" w:after="180"/>
+        <w:shd w:fill="F5F1FB"/>
+      </w:pPr>
+      <w:r>
+        <w:rPr>
+          <w:b w:val="0"/>
+        </w:rPr>
+        <w:t xml:space="preserve">For the worked scenario, propose one additional case that could reveal a failure, describe its </w:t>
+      </w:r>
+      <w:r>
+        <w:rPr>
+          <w:b/>
+        </w:rPr>
+        <w:t>expected outcome</w:t>
+      </w:r>
+      <w:r>
+        <w:rPr>
+          <w:b w:val="0"/>
+        </w:rPr>
+        <w:t xml:space="preserve"> before running it, and explain what would need to remain fixed for a fair comparison.</w:t>
+      </w:r>
+    </w:p>
+    <w:p>
+      <w:pPr>
+        <w:spacing w:line="336" w:lineRule="auto" w:after="180"/>
+        <w:shd w:fill="F5F1FB"/>
+      </w:pPr>
+      <w:r>
+        <w:rPr>
+          <w:b w:val="0"/>
+        </w:rPr>
+        <w:t>Do not reuse W4 as a new final test after receiving feedback.</w:t>
+      </w:r>
+    </w:p>
+    <w:p>
+      <w:pPr>
+        <w:pStyle w:val="Heading3"/>
+      </w:pPr>
+      <w:r>
+        <w:t>Teacher reasoning · W5</w:t>
+      </w:r>
+    </w:p>
+    <w:p>
+      <w:pPr>
+        <w:spacing w:line="336" w:lineRule="auto" w:after="180"/>
+        <w:shd w:fill="F1F6FC"/>
+      </w:pPr>
+      <w:r>
+        <w:rPr>
+          <w:b w:val="0"/>
+        </w:rPr>
+        <w:t xml:space="preserve">Teacher explanation: Accept a concrete variant of the worked </w:t>
+      </w:r>
+      <w:r>
+        <w:rPr>
+          <w:b/>
+        </w:rPr>
+        <w:t>input</w:t>
+      </w:r>
+      <w:r>
+        <w:rPr>
+          <w:b w:val="0"/>
+        </w:rPr>
+        <w:t xml:space="preserve"> or a missing/conflicting/boundary condition, with an expectation derived from the declared procedure.</w:t>
+      </w:r>
+    </w:p>
+    <w:p>
+      <w:pPr>
+        <w:spacing w:line="336" w:lineRule="auto" w:after="180"/>
+        <w:shd w:fill="F1F6FC"/>
+      </w:pPr>
+      <w:r>
+        <w:rPr>
+          <w:b w:val="0"/>
+        </w:rPr>
+        <w:t xml:space="preserve">Require preserved settings, original </w:t>
+      </w:r>
+      <w:r>
+        <w:rPr>
+          <w:b/>
+        </w:rPr>
+        <w:t>output</w:t>
+      </w:r>
+      <w:r>
+        <w:rPr>
+          <w:b w:val="0"/>
+        </w:rPr>
+        <w:t xml:space="preserve">s and data roles. Passing unit cases for a </w:t>
+      </w:r>
+      <w:r>
+        <w:rPr>
+          <w:b/>
+        </w:rPr>
+        <w:t>pure function</w:t>
+      </w:r>
+      <w:r>
+        <w:rPr>
+          <w:b w:val="0"/>
+        </w:rPr>
+        <w:t xml:space="preserve"> does not establish integration permissions or model-dependent behaviour.</w:t>
+      </w:r>
+    </w:p>
+    <w:p>
+      <w:pPr>
+        <w:spacing w:line="336" w:lineRule="auto" w:after="180"/>
+        <w:shd w:fill="F1F6FC"/>
+      </w:pPr>
+      <w:r>
+        <w:rPr>
+          <w:b w:val="0"/>
+        </w:rPr>
+        <w:t xml:space="preserve">The new case should test this particular </w:t>
+      </w:r>
+      <w:r>
+        <w:rPr>
+          <w:b/>
+        </w:rPr>
+        <w:t>mechanism</w:t>
+      </w:r>
+      <w:r>
+        <w:rPr>
+          <w:b w:val="0"/>
+        </w:rPr>
+        <w:t xml:space="preserve"> rather than merely restate the original result.</w:t>
+      </w:r>
+    </w:p>
+    <w:p>
+      <w:pPr>
+        <w:pStyle w:val="Heading3"/>
+      </w:pPr>
+      <w:r>
+        <w:t>Independent assessment and fresh retry</w:t>
+      </w:r>
+    </w:p>
+    <w:p>
+      <w:pPr>
+        <w:pStyle w:val="Heading3"/>
+      </w:pPr>
+      <w:r>
+        <w:t>Teacher key · Independent assessment and fresh retry</w:t>
+      </w:r>
+    </w:p>
+    <w:p>
+      <w:pPr>
+        <w:spacing w:line="336" w:lineRule="auto" w:after="180"/>
+        <w:shd w:fill="F1F6FC"/>
+      </w:pPr>
+      <w:r>
+        <w:rPr>
+          <w:b w:val="0"/>
+        </w:rPr>
+        <w:t>W4: 9, 0, range error, type error. Pure arithmetic must not silently admit bool as a count. Require intermediate reasoning and the stated scope. Fresh retry: Capacity 4, used 2; capacity -1, used 0.</w:t>
+      </w:r>
+    </w:p>
+    <w:p>
+      <w:pPr>
+        <w:spacing w:line="336" w:lineRule="auto" w:after="180"/>
+        <w:shd w:fill="F1F6FC"/>
+      </w:pPr>
+      <w:r>
+        <w:rPr>
+          <w:b w:val="0"/>
+        </w:rPr>
+        <w:t>Expected reasoning: 2; invalid negative capacity. No storage or network action is needed. If students need support, record it and reassess with another new case rather than awarding independence to a copied answer.</w:t>
+      </w:r>
+    </w:p>
+    <w:p>
+      <w:pPr>
+        <w:pStyle w:val="Heading3"/>
+      </w:pPr>
+      <w:r>
+        <w:t>Assess independent transfer</w:t>
+      </w:r>
+    </w:p>
+    <w:p>
+      <w:pPr>
+        <w:pStyle w:val="Heading3"/>
+      </w:pPr>
+      <w:r>
+        <w:t>Independent question · withhold the key</w:t>
+      </w:r>
+    </w:p>
+    <w:p>
+      <w:pPr>
+        <w:spacing w:line="336" w:lineRule="auto" w:after="180"/>
+        <w:shd w:fill="F5F1FB"/>
+      </w:pPr>
+      <w:r>
+        <w:rPr>
+          <w:b w:val="0"/>
+        </w:rPr>
+        <w:t>Selected case: Capacity 9 with used 0, 9, 10 and Boolean True. Give outcomes.</w:t>
+      </w:r>
+    </w:p>
+    <w:p>
+      <w:pPr>
+        <w:pStyle w:val="Heading3"/>
+      </w:pPr>
+      <w:r>
+        <w:t>Selected case answer</w:t>
+      </w:r>
+    </w:p>
+    <w:p>
+      <w:pPr>
+        <w:pStyle w:val="Heading3"/>
+      </w:pPr>
+      <w:r>
+        <w:t>Teacher key · Selected case answer</w:t>
+      </w:r>
+    </w:p>
+    <w:p>
+      <w:pPr>
+        <w:spacing w:line="336" w:lineRule="auto" w:after="180"/>
+        <w:shd w:fill="F1F6FC"/>
+      </w:pPr>
+      <w:r>
+        <w:rPr>
+          <w:b w:val="0"/>
+        </w:rPr>
         <w:t>Teacher explanation: 9, 0, range error, type error. Pure arithmetic must not silently admit bool as a count.</w:t>
       </w:r>
     </w:p>
@@ -1729,67 +3538,281 @@
       </w:tr>
     </w:tbl>
     <w:p>
-      <w:r>
-        <w:t>Record each dimension as not yet, with support, or independent. Accept a valid alternative procedure with a defensible trace. Do not penalise an honestly recorded model failure if the learner correctly explains its evidence and limits.</w:t>
+      <w:pPr>
+        <w:pStyle w:val="Heading3"/>
+      </w:pPr>
+      <w:r>
+        <w:t>Teacher key · Selected case answer</w:t>
       </w:r>
     </w:p>
     <w:p>
       <w:pPr>
-        <w:pStyle w:val="Heading3"/>
-      </w:pPr>
-      <w:r>
-        <w:t>Feedback that the learner uses</w:t>
+        <w:spacing w:line="336" w:lineRule="auto" w:after="180"/>
+        <w:shd w:fill="F1F6FC"/>
+      </w:pPr>
+      <w:r>
+        <w:rPr>
+          <w:b w:val="0"/>
+        </w:rPr>
+        <w:t>Record each dimension as not yet, with support, or independent. Accept a valid alternative procedure with a defensible trace.</w:t>
       </w:r>
     </w:p>
     <w:p>
-      <w:r>
-        <w:t>Name the earliest unsupported step and give one action to repair it. Have the learner make that repair now and explain why. Then assess the relevant skill on a fresh, fully specified case. Confirm it was not previously practised with feedback; solve and check the new case before assigning it. A follow-up design prompt is a starting brief, not automatically an equivalent test.</w:t>
+      <w:pPr>
+        <w:spacing w:line="336" w:lineRule="auto" w:after="180"/>
+        <w:shd w:fill="F1F6FC"/>
+      </w:pPr>
+      <w:r>
+        <w:rPr>
+          <w:b w:val="0"/>
+        </w:rPr>
+        <w:t xml:space="preserve">Do not penalise an honestly recorded model failure if the learner correctly explains its </w:t>
+      </w:r>
+      <w:r>
+        <w:rPr>
+          <w:b/>
+        </w:rPr>
+        <w:t>evidence</w:t>
+      </w:r>
+      <w:r>
+        <w:rPr>
+          <w:b w:val="0"/>
+        </w:rPr>
+        <w:t xml:space="preserve"> and limits.</w:t>
       </w:r>
     </w:p>
     <w:p>
       <w:pPr>
-        <w:pStyle w:val="Heading1"/>
-      </w:pPr>
-      <w:r>
-        <w:t>06. Connect the project, support and next lesson</w:t>
+        <w:pStyle w:val="Heading3"/>
+      </w:pPr>
+      <w:r>
+        <w:t>Feedback that the learner uses</w:t>
       </w:r>
     </w:p>
     <w:p>
-      <w:r>
-        <w:t>Add a labelled testing pure components evidence sheet to Grounded Learning Service. Show how you can explain the mechanism and terminology of testing pure components. Use the supplied fictional case and keep its inputs, intermediate steps, calculation or prediction, and limitation. Connect this record to last week’s record; a matching answer without a trace is insufficient.</w:t>
+      <w:pPr>
+        <w:spacing w:line="336" w:lineRule="auto" w:after="180"/>
+      </w:pPr>
+      <w:r>
+        <w:rPr>
+          <w:b w:val="0"/>
+        </w:rPr>
+        <w:t>Name the earliest unsupported step and give one action to repair it. Have the learner make that repair now and explain why. Then assess the relevant skill on a fresh, fully specified case.</w:t>
       </w:r>
     </w:p>
     <w:p>
-      <w:r>
-        <w:t>Provide an input/procedure/result/limit frame and a calculator when needed. Ask students to identify the first step before completing the whole trace. Extension: compare two concrete variants of this mechanism while holding unrelated conditions fixed; report both successful and unsuccessful outcomes.</w:t>
+      <w:pPr>
+        <w:spacing w:line="336" w:lineRule="auto" w:after="180"/>
+      </w:pPr>
+      <w:r>
+        <w:rPr>
+          <w:b w:val="0"/>
+        </w:rPr>
+        <w:t>Confirm it was not previously practised with feedback; solve and check the new case before assigning it. A follow-up design prompt is a starting brief, not automatically an equivalent test.</w:t>
       </w:r>
     </w:p>
     <w:p>
-      <w:r>
-        <w:t>Next connection: Testing model-dependent behaviour. Preserve the current case record and retrieve its evidence boundary before moving on.</w:t>
+      <w:pPr>
+        <w:pStyle w:val="Heading1"/>
+      </w:pPr>
+      <w:r>
+        <w:t>06. Connect the project, support and next lesson</w:t>
       </w:r>
     </w:p>
     <w:p>
       <w:r>
-        <w:t>Retain the project ledger and assess a changed case after support. Check the relevant prerequisite before carrying this component forward.</w:t>
+        <w:t>Connect Testing pure components to Grounded Learning Service, adapt support and plan a later changed-case check.</w:t>
       </w:r>
     </w:p>
     <w:p>
       <w:pPr>
-        <w:pStyle w:val="Heading3"/>
-      </w:pPr>
-      <w:r>
-        <w:t>Plan the delayed return</w:t>
+        <w:spacing w:line="336" w:lineRule="auto" w:after="180"/>
+      </w:pPr>
+      <w:r>
+        <w:rPr>
+          <w:b w:val="0"/>
+        </w:rPr>
+        <w:t xml:space="preserve">Add a labelled testing pure components </w:t>
+      </w:r>
+      <w:r>
+        <w:rPr>
+          <w:b/>
+        </w:rPr>
+        <w:t>evidence</w:t>
+      </w:r>
+      <w:r>
+        <w:rPr>
+          <w:b w:val="0"/>
+        </w:rPr>
+        <w:t xml:space="preserve"> sheet to Grounded Learning Service. Show how you can explain the </w:t>
+      </w:r>
+      <w:r>
+        <w:rPr>
+          <w:b/>
+        </w:rPr>
+        <w:t>mechanism</w:t>
+      </w:r>
+      <w:r>
+        <w:rPr>
+          <w:b w:val="0"/>
+        </w:rPr>
+        <w:t xml:space="preserve"> and terminology of testing pure components.</w:t>
       </w:r>
     </w:p>
     <w:p>
-      <w:r>
-        <w:t>Suggested return points in this level: ai-6/8, ai-6/10, ai-6/13. Use actual classroom dates, adjusting for holidays and gaps. One, three and six teaching weeks are scheduling choices, not a claimed optimal spacing.</w:t>
+      <w:pPr>
+        <w:spacing w:line="336" w:lineRule="auto" w:after="180"/>
+      </w:pPr>
+      <w:r>
+        <w:rPr>
+          <w:b w:val="0"/>
+        </w:rPr>
+        <w:t xml:space="preserve">Use the supplied fictional case and keep its </w:t>
+      </w:r>
+      <w:r>
+        <w:rPr>
+          <w:b/>
+        </w:rPr>
+        <w:t>input</w:t>
+      </w:r>
+      <w:r>
+        <w:rPr>
+          <w:b w:val="0"/>
+        </w:rPr>
+        <w:t xml:space="preserve">s, intermediate steps, calculation or </w:t>
+      </w:r>
+      <w:r>
+        <w:rPr>
+          <w:b/>
+        </w:rPr>
+        <w:t>prediction</w:t>
+      </w:r>
+      <w:r>
+        <w:rPr>
+          <w:b w:val="0"/>
+        </w:rPr>
+        <w:t>, and limitation. Connect this record to last week’s record; a matching answer without a trace is insufficient.</w:t>
       </w:r>
     </w:p>
     <w:p>
-      <w:r>
-        <w:t>At a delayed check, ask for the idea from memory and a changed application. Compare with the earlier independent response and record support used. For a new level, revisit the previous capstone before checking the new prerequisites.</w:t>
+      <w:pPr>
+        <w:spacing w:line="336" w:lineRule="auto" w:after="180"/>
+      </w:pPr>
+      <w:r>
+        <w:rPr>
+          <w:b w:val="0"/>
+        </w:rPr>
+        <w:t xml:space="preserve">Provide an </w:t>
+      </w:r>
+      <w:r>
+        <w:rPr>
+          <w:b/>
+        </w:rPr>
+        <w:t>input</w:t>
+      </w:r>
+      <w:r>
+        <w:rPr>
+          <w:b w:val="0"/>
+        </w:rPr>
+        <w:t>/procedure/result/limit frame and a calculator when needed. Ask students to identify the first step before completing the whole trace.</w:t>
+      </w:r>
+    </w:p>
+    <w:p>
+      <w:pPr>
+        <w:spacing w:line="336" w:lineRule="auto" w:after="180"/>
+      </w:pPr>
+      <w:r>
+        <w:rPr>
+          <w:b w:val="0"/>
+        </w:rPr>
+        <w:t xml:space="preserve">Extension: compare two concrete variants of this </w:t>
+      </w:r>
+      <w:r>
+        <w:rPr>
+          <w:b/>
+        </w:rPr>
+        <w:t>mechanism</w:t>
+      </w:r>
+      <w:r>
+        <w:rPr>
+          <w:b w:val="0"/>
+        </w:rPr>
+        <w:t xml:space="preserve"> while holding unrelated conditions fixed; report both successful and unsuccessful outcomes.</w:t>
+      </w:r>
+    </w:p>
+    <w:p>
+      <w:pPr>
+        <w:spacing w:line="336" w:lineRule="auto" w:after="180"/>
+      </w:pPr>
+      <w:r>
+        <w:rPr>
+          <w:b w:val="0"/>
+        </w:rPr>
+        <w:t xml:space="preserve">Next connection: Testing model-dependent behaviour. Preserve the current case record and retrieve its </w:t>
+      </w:r>
+      <w:r>
+        <w:rPr>
+          <w:b/>
+        </w:rPr>
+        <w:t>evidence</w:t>
+      </w:r>
+      <w:r>
+        <w:rPr>
+          <w:b w:val="0"/>
+        </w:rPr>
+        <w:t xml:space="preserve"> boundary before moving on.</w:t>
+      </w:r>
+    </w:p>
+    <w:p>
+      <w:pPr>
+        <w:spacing w:line="336" w:lineRule="auto" w:after="180"/>
+      </w:pPr>
+      <w:r>
+        <w:rPr>
+          <w:b w:val="0"/>
+        </w:rPr>
+        <w:t>Retain the project ledger and assess a changed case after support. Check the relevant prerequisite before carrying this component forward.</w:t>
+      </w:r>
+    </w:p>
+    <w:p>
+      <w:pPr>
+        <w:pStyle w:val="Heading3"/>
+      </w:pPr>
+      <w:r>
+        <w:t>Plan the delayed return</w:t>
+      </w:r>
+    </w:p>
+    <w:p>
+      <w:pPr>
+        <w:spacing w:line="336" w:lineRule="auto" w:after="180"/>
+      </w:pPr>
+      <w:r>
+        <w:rPr>
+          <w:b w:val="0"/>
+        </w:rPr>
+        <w:t>Suggested return points in this level: ai-6/8, ai-6/10, ai-6/13. Use actual classroom dates, adjusting for holidays and gaps. One, three and six teaching weeks are scheduling choices, not a claimed optimal spacing.</w:t>
+      </w:r>
+    </w:p>
+    <w:p>
+      <w:pPr>
+        <w:spacing w:line="336" w:lineRule="auto" w:after="180"/>
+      </w:pPr>
+      <w:r>
+        <w:rPr>
+          <w:b w:val="0"/>
+        </w:rPr>
+        <w:t>At a delayed check, ask for the idea from memory and a changed application. Compare with the earlier independent response and record support used.</w:t>
+      </w:r>
+    </w:p>
+    <w:p>
+      <w:pPr>
+        <w:spacing w:line="336" w:lineRule="auto" w:after="180"/>
+      </w:pPr>
+      <w:r>
+        <w:rPr>
+          <w:b w:val="0"/>
+        </w:rPr>
+        <w:t>For a new level, revisit the previous capstone before checking the new prerequisites.</w:t>
       </w:r>
     </w:p>
     <w:tbl>
@@ -1949,8 +3972,26 @@
       </w:tr>
     </w:tbl>
     <w:p>
-      <w:r>
-        <w:t>Use the evidence to choose reteaching or the next step. A completed page, confidence rating or attractive project does not by itself demonstrate understanding.</w:t>
+      <w:pPr>
+        <w:spacing w:line="336" w:lineRule="auto" w:after="180"/>
+      </w:pPr>
+      <w:r>
+        <w:rPr>
+          <w:b w:val="0"/>
+        </w:rPr>
+        <w:t xml:space="preserve">Use the </w:t>
+      </w:r>
+      <w:r>
+        <w:rPr>
+          <w:b/>
+        </w:rPr>
+        <w:t>evidence</w:t>
+      </w:r>
+      <w:r>
+        <w:rPr>
+          <w:b w:val="0"/>
+        </w:rPr>
+        <w:t xml:space="preserve"> to choose reteaching or the next step. A completed page, confidence rating or attractive project does not by itself demonstrate understanding.</w:t>
       </w:r>
     </w:p>
     <w:p>
@@ -1962,8 +4003,26 @@
       </w:r>
     </w:p>
     <w:p>
-      <w:r>
-        <w:t>For the Grounded Learning Service, retain an annotated trace and the changed-case result. Name the contract or evidence that makes the deciding step valid, so another team can review it.</w:t>
+      <w:pPr>
+        <w:spacing w:line="336" w:lineRule="auto" w:after="180"/>
+      </w:pPr>
+      <w:r>
+        <w:rPr>
+          <w:b w:val="0"/>
+        </w:rPr>
+        <w:t xml:space="preserve">For the Grounded Learning Service, retain an annotated trace and the changed-case result. Name the contract or </w:t>
+      </w:r>
+      <w:r>
+        <w:rPr>
+          <w:b/>
+        </w:rPr>
+        <w:t>evidence</w:t>
+      </w:r>
+      <w:r>
+        <w:rPr>
+          <w:b w:val="0"/>
+        </w:rPr>
+        <w:t xml:space="preserve"> that makes the deciding step valid, so another team can review it.</w:t>
       </w:r>
     </w:p>
     <w:p>
@@ -1976,12 +4035,62 @@
     </w:p>
     <w:p>
       <w:r>
-        <w:t>Teaching target: Explain the mechanism and terminology of testing pure components</w:t>
+        <w:t>Use this preparation summary alongside the detailed Testing pure components lesson; it is a checklist rather than a replacement for the full sequence.</w:t>
       </w:r>
     </w:p>
     <w:p>
-      <w:r>
-        <w:t>Prepare the labelled worked-case picture, the matching workbook, fictional input cards and a place for individual responses. Check a local Python 3 environment before class; have a paper-trace version ready.</w:t>
+      <w:pPr>
+        <w:pStyle w:val="Heading3"/>
+      </w:pPr>
+      <w:r>
+        <w:t>Teaching target</w:t>
+      </w:r>
+    </w:p>
+    <w:p>
+      <w:pPr>
+        <w:spacing w:line="336" w:lineRule="auto" w:after="180"/>
+        <w:shd w:fill="EDF7F3"/>
+      </w:pPr>
+      <w:r>
+        <w:rPr>
+          <w:b w:val="0"/>
+        </w:rPr>
+        <w:t xml:space="preserve">Teaching target: Explain the </w:t>
+      </w:r>
+      <w:r>
+        <w:rPr>
+          <w:b/>
+        </w:rPr>
+        <w:t>mechanism</w:t>
+      </w:r>
+      <w:r>
+        <w:rPr>
+          <w:b w:val="0"/>
+        </w:rPr>
+        <w:t xml:space="preserve"> and terminology of testing pure components</w:t>
+      </w:r>
+    </w:p>
+    <w:p>
+      <w:pPr>
+        <w:spacing w:line="336" w:lineRule="auto" w:after="180"/>
+      </w:pPr>
+      <w:r>
+        <w:rPr>
+          <w:b w:val="0"/>
+        </w:rPr>
+        <w:t xml:space="preserve">Prepare the labelled worked-case picture, the matching workbook, fictional </w:t>
+      </w:r>
+      <w:r>
+        <w:rPr>
+          <w:b/>
+        </w:rPr>
+        <w:t>input</w:t>
+      </w:r>
+      <w:r>
+        <w:rPr>
+          <w:b w:val="0"/>
+        </w:rPr>
+        <w:t xml:space="preserve"> cards and a place for individual responses. Check a local Python 3 environment before class; have a paper-trace version ready.</w:t>
       </w:r>
     </w:p>
     <w:tbl>
@@ -2128,37 +4237,195 @@
       </w:tr>
     </w:tbl>
     <w:p>
-      <w:r>
+      <w:pPr>
+        <w:spacing w:line="336" w:lineRule="auto" w:after="180"/>
+      </w:pPr>
+      <w:r>
+        <w:rPr>
+          <w:b w:val="0"/>
+        </w:rPr>
         <w:t>Before class, solve the supported practice: Capacity 12, used 5; capacity 12, used 12; capacity 12, used 13. Show the intermediate steps and give the conclusion with its scope.</w:t>
       </w:r>
     </w:p>
     <w:p>
-      <w:r>
-        <w:t>Reasoned practice answer: Teacher explanation: Results 7 and 0; the third is invalid rather than remaining -1. Preserve the contract failure.</w:t>
+      <w:pPr>
+        <w:pStyle w:val="Heading3"/>
+      </w:pPr>
+      <w:r>
+        <w:t>Supported practice answer</w:t>
       </w:r>
     </w:p>
     <w:p>
-      <w:r>
-        <w:t>Check every learner before discussion: Use the worked case for Testing pure components. Proposed explanation: “The worked result establishes every future case”. Decide whether this explanation is supported. Point to the step or supplied fact that decides; explain your repair if needed.</w:t>
+      <w:pPr>
+        <w:spacing w:line="336" w:lineRule="auto" w:after="180"/>
+        <w:shd w:fill="F1F6FC"/>
+      </w:pPr>
+      <w:r>
+        <w:rPr>
+          <w:b w:val="0"/>
+        </w:rPr>
+        <w:t>Reasoned practice answer: Teacher explanation: Results 7 and 0; the third is invalid rather than remaining -1. Preserve the contract failure.</w:t>
       </w:r>
     </w:p>
     <w:p>
-      <w:r>
-        <w:t>Misconception repair: Passing unit cases for a pure function does not establish integration permissions or model-dependent behaviour.</w:t>
+      <w:pPr>
+        <w:spacing w:line="336" w:lineRule="auto" w:after="180"/>
+      </w:pPr>
+      <w:r>
+        <w:rPr>
+          <w:b w:val="0"/>
+        </w:rPr>
+        <w:t>Check every learner before discussion: Use the worked case for Testing pure components. Proposed explanation: “The worked result establishes every future case”. Decide whether this explanation is supported.</w:t>
       </w:r>
     </w:p>
     <w:p>
-      <w:r>
-        <w:t>Support: read the exact case aloud, enlarge the labelled picture, supply input cards and model only the first deciding step. Accept a spoken explanation or drawing; retain the reasoning goal.</w:t>
+      <w:pPr>
+        <w:spacing w:line="336" w:lineRule="auto" w:after="180"/>
+      </w:pPr>
+      <w:r>
+        <w:rPr>
+          <w:b w:val="0"/>
+        </w:rPr>
+        <w:t>Point to the step or supplied fact that decides; explain your repair if needed.</w:t>
       </w:r>
     </w:p>
     <w:p>
-      <w:r>
-        <w:t>Extension: Supply zero instead of 7. Require a prediction and a reason before comparing. Expected result: Reject the input under the stated positive-integer contract. Reason: Zero has the right type but violates the value requirement.</w:t>
+      <w:pPr>
+        <w:pStyle w:val="Heading3"/>
+      </w:pPr>
+      <w:r>
+        <w:t>Repair the misconception</w:t>
       </w:r>
     </w:p>
     <w:p>
-      <w:r>
+      <w:pPr>
+        <w:spacing w:line="336" w:lineRule="auto" w:after="180"/>
+        <w:shd w:fill="FFF5E6"/>
+      </w:pPr>
+      <w:r>
+        <w:rPr>
+          <w:b w:val="0"/>
+        </w:rPr>
+        <w:t xml:space="preserve">Misconception repair: Passing unit cases for a </w:t>
+      </w:r>
+      <w:r>
+        <w:rPr>
+          <w:b/>
+        </w:rPr>
+        <w:t>pure function</w:t>
+      </w:r>
+      <w:r>
+        <w:rPr>
+          <w:b w:val="0"/>
+        </w:rPr>
+        <w:t xml:space="preserve"> does not establish integration permissions or model-dependent behaviour.</w:t>
+      </w:r>
+    </w:p>
+    <w:p>
+      <w:pPr>
+        <w:pStyle w:val="Heading3"/>
+      </w:pPr>
+      <w:r>
+        <w:t>Support without giving away the answer</w:t>
+      </w:r>
+    </w:p>
+    <w:p>
+      <w:pPr>
+        <w:spacing w:line="336" w:lineRule="auto" w:after="180"/>
+        <w:shd w:fill="F1F6F8"/>
+      </w:pPr>
+      <w:r>
+        <w:rPr>
+          <w:b w:val="0"/>
+        </w:rPr>
+        <w:t xml:space="preserve">Support: read the exact case aloud, enlarge the labelled picture, supply </w:t>
+      </w:r>
+      <w:r>
+        <w:rPr>
+          <w:b/>
+        </w:rPr>
+        <w:t>input</w:t>
+      </w:r>
+      <w:r>
+        <w:rPr>
+          <w:b w:val="0"/>
+        </w:rPr>
+        <w:t xml:space="preserve"> cards and model only the first deciding step. Accept a spoken explanation or drawing; retain the reasoning goal.</w:t>
+      </w:r>
+    </w:p>
+    <w:p>
+      <w:pPr>
+        <w:pStyle w:val="Heading3"/>
+      </w:pPr>
+      <w:r>
+        <w:t>Extend the reasoning</w:t>
+      </w:r>
+    </w:p>
+    <w:p>
+      <w:pPr>
+        <w:spacing w:line="336" w:lineRule="auto" w:after="180"/>
+        <w:shd w:fill="F5F1FB"/>
+      </w:pPr>
+      <w:r>
+        <w:rPr>
+          <w:b w:val="0"/>
+        </w:rPr>
+        <w:t xml:space="preserve">Extension: Supply zero instead of 7. Require a </w:t>
+      </w:r>
+      <w:r>
+        <w:rPr>
+          <w:b/>
+        </w:rPr>
+        <w:t>prediction</w:t>
+      </w:r>
+      <w:r>
+        <w:rPr>
+          <w:b w:val="0"/>
+        </w:rPr>
+        <w:t xml:space="preserve"> and a reason before comparing. Expected result: Reject the </w:t>
+      </w:r>
+      <w:r>
+        <w:rPr>
+          <w:b/>
+        </w:rPr>
+        <w:t>input</w:t>
+      </w:r>
+      <w:r>
+        <w:rPr>
+          <w:b w:val="0"/>
+        </w:rPr>
+        <w:t xml:space="preserve"> under the stated positive-integer contract.</w:t>
+      </w:r>
+    </w:p>
+    <w:p>
+      <w:pPr>
+        <w:spacing w:line="336" w:lineRule="auto" w:after="180"/>
+        <w:shd w:fill="F5F1FB"/>
+      </w:pPr>
+      <w:r>
+        <w:rPr>
+          <w:b w:val="0"/>
+        </w:rPr>
+        <w:t>Reason: Zero has the right type but violates the value requirement.</w:t>
+      </w:r>
+    </w:p>
+    <w:p>
+      <w:pPr>
+        <w:pStyle w:val="Heading3"/>
+      </w:pPr>
+      <w:r>
+        <w:t>Protect the independent attempt</w:t>
+      </w:r>
+    </w:p>
+    <w:p>
+      <w:pPr>
+        <w:spacing w:line="336" w:lineRule="auto" w:after="180"/>
+        <w:shd w:fill="FFF5E6"/>
+      </w:pPr>
+      <w:r>
+        <w:rPr>
+          <w:b w:val="0"/>
+        </w:rPr>
         <w:t>Independent assessment: withhold the reserved answer until the learner has attempted the new case. Record support separately from correctness.</w:t>
       </w:r>
     </w:p>
@@ -2347,46 +4614,1027 @@
       </w:tr>
     </w:tbl>
     <w:p>
-      <w:r>
-        <w:t>Project checkpoint: Make a transparent first version. Keep a trace of how one input becomes an output; explain the rule or learned component.</w:t>
+      <w:pPr>
+        <w:pStyle w:val="Heading3"/>
+      </w:pPr>
+      <w:r>
+        <w:t>Project checkpoint</w:t>
       </w:r>
     </w:p>
     <w:p>
-      <w:r>
-        <w:t>Use the weekly teacher answer for topic-specific reasoning. A saved progress tick is an activity record; judge mastery from the learner’s explanation and evidence.</w:t>
+      <w:pPr>
+        <w:spacing w:line="336" w:lineRule="auto" w:after="180"/>
+        <w:shd w:fill="EDF7F3"/>
+      </w:pPr>
+      <w:r>
+        <w:rPr>
+          <w:b w:val="0"/>
+        </w:rPr>
+        <w:t xml:space="preserve">Project checkpoint: Make a transparent first version. Keep a trace of how one </w:t>
+      </w:r>
+      <w:r>
+        <w:rPr>
+          <w:b/>
+        </w:rPr>
+        <w:t>input</w:t>
+      </w:r>
+      <w:r>
+        <w:rPr>
+          <w:b w:val="0"/>
+        </w:rPr>
+        <w:t xml:space="preserve"> becomes an </w:t>
+      </w:r>
+      <w:r>
+        <w:rPr>
+          <w:b/>
+        </w:rPr>
+        <w:t>output</w:t>
+      </w:r>
+      <w:r>
+        <w:rPr>
+          <w:b w:val="0"/>
+        </w:rPr>
+        <w:t>; explain the rule or learned component.</w:t>
       </w:r>
     </w:p>
     <w:p>
       <w:pPr>
-        <w:pStyle w:val="Heading1"/>
-      </w:pPr>
-      <w:r>
-        <w:t>08. Use feedback, labs and repair paths</w:t>
+        <w:spacing w:line="336" w:lineRule="auto" w:after="180"/>
+      </w:pPr>
+      <w:r>
+        <w:rPr>
+          <w:b w:val="0"/>
+        </w:rPr>
+        <w:t xml:space="preserve">Use the weekly teacher answer for topic-specific reasoning. A saved progress tick is an activity record; judge mastery from the learner’s explanation and </w:t>
+      </w:r>
+      <w:r>
+        <w:rPr>
+          <w:b/>
+        </w:rPr>
+        <w:t>evidence</w:t>
+      </w:r>
+      <w:r>
+        <w:rPr>
+          <w:b w:val="0"/>
+        </w:rPr>
+        <w:t>.</w:t>
       </w:r>
     </w:p>
     <w:p>
-      <w:r>
-        <w:t>Use the two formative questions as supported practice, not as independent mastery scores. Discuss the deciding evidence rather than accepting a guessed selection.</w:t>
+      <w:pPr>
+        <w:pStyle w:val="Heading1"/>
+      </w:pPr>
+      <w:r>
+        <w:t>08. Use feedback, labs and repair paths</w:t>
       </w:r>
     </w:p>
     <w:p>
       <w:r>
-        <w:t>The feedback comes from the reviewed public worked case. Do not reveal the separately reserved independent teacher answer until the learner has attempted that case.</w:t>
+        <w:t>Use feedback, earlier review and portfolios purposefully. Apply the coding routine only when this lesson has an executable lab.</w:t>
       </w:r>
     </w:p>
     <w:p>
-      <w:r>
-        <w:t>Ask students to predict before running code. Preserve errors and actual outputs; collect a changed test and an explanation. The branch-boundary and indexing lessons deliberately include failure cases.</w:t>
+      <w:pPr>
+        <w:spacing w:line="336" w:lineRule="auto" w:after="180"/>
+      </w:pPr>
+      <w:r>
+        <w:rPr>
+          <w:b w:val="0"/>
+        </w:rPr>
+        <w:t xml:space="preserve">Use the two formative questions as supported practice, not as independent mastery scores. Discuss the deciding </w:t>
+      </w:r>
+      <w:r>
+        <w:rPr>
+          <w:b/>
+        </w:rPr>
+        <w:t>evidence</w:t>
+      </w:r>
+      <w:r>
+        <w:rPr>
+          <w:b w:val="0"/>
+        </w:rPr>
+        <w:t xml:space="preserve"> rather than accepting a guessed selection.</w:t>
       </w:r>
     </w:p>
     <w:p>
-      <w:r>
-        <w:t>Use the earlier worked-explanation links to address a specific missing building block, then return to the current question. Adapt this suggestion after observing the learner; it is not an automatic diagnosis.</w:t>
+      <w:pPr>
+        <w:spacing w:line="336" w:lineRule="auto" w:after="180"/>
+      </w:pPr>
+      <w:r>
+        <w:rPr>
+          <w:b w:val="0"/>
+        </w:rPr>
+        <w:t>The feedback comes from the reviewed public worked case. Do not reveal the separately reserved independent teacher answer until the learner has attempted that case.</w:t>
       </w:r>
     </w:p>
     <w:p>
-      <w:r>
-        <w:t>Collect the completed-work portfolio as evidence. Record support separately from correctness, and assess explanation, trace/test and limitations. Progress ticks and quiz selections alone do not establish mastery.</w:t>
+      <w:pPr>
+        <w:spacing w:line="336" w:lineRule="auto" w:after="180"/>
+      </w:pPr>
+      <w:r>
+        <w:rPr>
+          <w:b w:val="0"/>
+        </w:rPr>
+        <w:t xml:space="preserve">Ask students to predict before running code. Preserve errors and actual </w:t>
+      </w:r>
+      <w:r>
+        <w:rPr>
+          <w:b/>
+        </w:rPr>
+        <w:t>output</w:t>
+      </w:r>
+      <w:r>
+        <w:rPr>
+          <w:b w:val="0"/>
+        </w:rPr>
+        <w:t>s; collect a changed test and an explanation. The branch-boundary and indexing lessons deliberately include failure cases.</w:t>
+      </w:r>
+    </w:p>
+    <w:p>
+      <w:pPr>
+        <w:spacing w:line="336" w:lineRule="auto" w:after="180"/>
+      </w:pPr>
+      <w:r>
+        <w:rPr>
+          <w:b w:val="0"/>
+        </w:rPr>
+        <w:t>Use the earlier worked-explanation links to address a specific missing building block, then return to the current question. Adapt this suggestion after observing the learner; it is not an automatic diagnosis.</w:t>
+      </w:r>
+    </w:p>
+    <w:p>
+      <w:pPr>
+        <w:spacing w:line="336" w:lineRule="auto" w:after="180"/>
+      </w:pPr>
+      <w:r>
+        <w:rPr>
+          <w:b w:val="0"/>
+        </w:rPr>
+        <w:t xml:space="preserve">Collect the completed-work portfolio as </w:t>
+      </w:r>
+      <w:r>
+        <w:rPr>
+          <w:b/>
+        </w:rPr>
+        <w:t>evidence</w:t>
+      </w:r>
+      <w:r>
+        <w:rPr>
+          <w:b w:val="0"/>
+        </w:rPr>
+        <w:t>. Record support separately from correctness, and assess explanation, trace/test and limitations. Progress ticks and quiz selections alone do not establish mastery.</w:t>
+      </w:r>
+    </w:p>
+    <w:p>
+      <w:pPr>
+        <w:pStyle w:val="Heading1"/>
+      </w:pPr>
+      <w:r>
+        <w:t>09. Visual concept journey</w:t>
+      </w:r>
+    </w:p>
+    <w:p>
+      <w:r>
+        <w:t>Show one Testing pure components graphic at a time, request a prediction and discuss its trace before the independent assessment.</w:t>
+      </w:r>
+    </w:p>
+    <w:p>
+      <w:pPr>
+        <w:spacing w:line="336" w:lineRule="auto" w:after="180"/>
+      </w:pPr>
+      <w:r>
+        <w:rPr>
+          <w:b w:val="0"/>
+        </w:rPr>
+        <w:t xml:space="preserve">Use one picture at a time. Hide a worked result before asking for a </w:t>
+      </w:r>
+      <w:r>
+        <w:rPr>
+          <w:b/>
+        </w:rPr>
+        <w:t>prediction</w:t>
+      </w:r>
+      <w:r>
+        <w:rPr>
+          <w:b w:val="0"/>
+        </w:rPr>
+        <w:t>, then reveal it for feedback. These are supported teaching cases; retain the separate independent assessment for a fresh first attempt.</w:t>
+      </w:r>
+    </w:p>
+    <w:p>
+      <w:pPr>
+        <w:pStyle w:val="Heading3"/>
+      </w:pPr>
+      <w:r>
+        <w:t>01. Testing pure components: the case</w:t>
+      </w:r>
+    </w:p>
+    <w:p>
+      <w:r>
+        <w:drawing>
+          <wp:inline xmlns:a="http://schemas.openxmlformats.org/drawingml/2006/main" xmlns:pic="http://schemas.openxmlformats.org/drawingml/2006/picture">
+            <wp:extent cx="5486400" cy="2834640"/>
+            <wp:docPr id="2" name="Picture 2" descr="Test a room formatter alone. A pure function returns &quot;Room &quot; plus a supplied positive integer. Supplied facts: Accepted inputs are positive integers. Expected outputs: 7→&quot;Room 7&quot;; 12→&quot;Room 12&quot;."/>
+            <wp:cNvGraphicFramePr>
+              <a:graphicFrameLocks noChangeAspect="1"/>
+            </wp:cNvGraphicFramePr>
+            <a:graphic>
+              <a:graphicData uri="http://schemas.openxmlformats.org/drawingml/2006/picture">
+                <pic:pic>
+                  <pic:nvPicPr>
+                    <pic:cNvPr id="0" name="academy-story-ai-6-7-01.png"/>
+                    <pic:cNvPicPr/>
+                  </pic:nvPicPr>
+                  <pic:blipFill>
+                    <a:blip r:embed="rId10"/>
+                    <a:stretch>
+                      <a:fillRect/>
+                    </a:stretch>
+                  </pic:blipFill>
+                  <pic:spPr>
+                    <a:xfrm>
+                      <a:off x="0" y="0"/>
+                      <a:ext cx="5486400" cy="2834640"/>
+                    </a:xfrm>
+                    <a:prstGeom prst="rect"/>
+                  </pic:spPr>
+                </pic:pic>
+              </a:graphicData>
+            </a:graphic>
+          </wp:inline>
+        </w:drawing>
+      </w:r>
+    </w:p>
+    <w:p>
+      <w:pPr>
+        <w:spacing w:line="336" w:lineRule="auto" w:after="180"/>
+      </w:pPr>
+      <w:r>
+        <w:rPr>
+          <w:b w:val="0"/>
+        </w:rPr>
+        <w:t xml:space="preserve">Test a room formatter alone. A </w:t>
+      </w:r>
+      <w:r>
+        <w:rPr>
+          <w:b/>
+        </w:rPr>
+        <w:t>pure function</w:t>
+      </w:r>
+      <w:r>
+        <w:rPr>
+          <w:b w:val="0"/>
+        </w:rPr>
+        <w:t xml:space="preserve"> returns "Room " plus a supplied positive integer. Supplied facts: Accepted </w:t>
+      </w:r>
+      <w:r>
+        <w:rPr>
+          <w:b/>
+        </w:rPr>
+        <w:t>input</w:t>
+      </w:r>
+      <w:r>
+        <w:rPr>
+          <w:b w:val="0"/>
+        </w:rPr>
+        <w:t xml:space="preserve">s are positive integers. Expected </w:t>
+      </w:r>
+      <w:r>
+        <w:rPr>
+          <w:b/>
+        </w:rPr>
+        <w:t>output</w:t>
+      </w:r>
+      <w:r>
+        <w:rPr>
+          <w:b w:val="0"/>
+        </w:rPr>
+        <w:t>s: 7→"Room 7"; 12→"Room 12".</w:t>
+      </w:r>
+    </w:p>
+    <w:p>
+      <w:pPr>
+        <w:spacing w:line="336" w:lineRule="auto" w:after="180"/>
+        <w:shd w:fill="F5F1FB"/>
+      </w:pPr>
+      <w:r>
+        <w:rPr>
+          <w:b w:val="0"/>
+        </w:rPr>
+        <w:t>Point to the given fact that matters most. Explain why it matters.</w:t>
+      </w:r>
+    </w:p>
+    <w:p>
+      <w:pPr>
+        <w:pStyle w:val="Heading3"/>
+      </w:pPr>
+      <w:r>
+        <w:t>Discuss while showing the picture</w:t>
+      </w:r>
+    </w:p>
+    <w:p>
+      <w:pPr>
+        <w:spacing w:line="336" w:lineRule="auto" w:after="180"/>
+        <w:shd w:fill="F1F6F8"/>
+      </w:pPr>
+      <w:r>
+        <w:rPr>
+          <w:b w:val="0"/>
+        </w:rPr>
+        <w:t>Teacher prompt: Point to the given fact that matters most. Explain why it matters. Ask learners to describe one label or arrow in ordinary words. Use the adjacent transcript if the image is difficult to see.</w:t>
+      </w:r>
+    </w:p>
+    <w:p>
+      <w:pPr>
+        <w:pStyle w:val="Heading3"/>
+      </w:pPr>
+      <w:r>
+        <w:t>02. Follow the deciding steps</w:t>
+      </w:r>
+    </w:p>
+    <w:p>
+      <w:r>
+        <w:drawing>
+          <wp:inline xmlns:a="http://schemas.openxmlformats.org/drawingml/2006/main" xmlns:pic="http://schemas.openxmlformats.org/drawingml/2006/picture">
+            <wp:extent cx="5486400" cy="3182112"/>
+            <wp:docPr id="3" name="Picture 3" descr="Call with 7: The prefix and supplied numeral produce Room 7. → Compare exact text: The expected text includes one space before 7. → Call with 12: The same fixed procedure produces Room 12."/>
+            <wp:cNvGraphicFramePr>
+              <a:graphicFrameLocks noChangeAspect="1"/>
+            </wp:cNvGraphicFramePr>
+            <a:graphic>
+              <a:graphicData uri="http://schemas.openxmlformats.org/drawingml/2006/picture">
+                <pic:pic>
+                  <pic:nvPicPr>
+                    <pic:cNvPr id="0" name="academy-story-ai-6-7-02.png"/>
+                    <pic:cNvPicPr/>
+                  </pic:nvPicPr>
+                  <pic:blipFill>
+                    <a:blip r:embed="rId11"/>
+                    <a:stretch>
+                      <a:fillRect/>
+                    </a:stretch>
+                  </pic:blipFill>
+                  <pic:spPr>
+                    <a:xfrm>
+                      <a:off x="0" y="0"/>
+                      <a:ext cx="5486400" cy="3182112"/>
+                    </a:xfrm>
+                    <a:prstGeom prst="rect"/>
+                  </pic:spPr>
+                </pic:pic>
+              </a:graphicData>
+            </a:graphic>
+          </wp:inline>
+        </w:drawing>
+      </w:r>
+    </w:p>
+    <w:p>
+      <w:pPr>
+        <w:spacing w:line="336" w:lineRule="auto" w:after="180"/>
+      </w:pPr>
+      <w:r>
+        <w:rPr>
+          <w:b w:val="0"/>
+        </w:rPr>
+        <w:t>Call with 7: The prefix and supplied numeral produce Room 7. → Compare exact text: The expected text includes one space before 7. → Call with 12: The same fixed procedure produces Room 12.</w:t>
+      </w:r>
+    </w:p>
+    <w:p>
+      <w:pPr>
+        <w:spacing w:line="336" w:lineRule="auto" w:after="180"/>
+        <w:shd w:fill="F5F1FB"/>
+      </w:pPr>
+      <w:r>
+        <w:rPr>
+          <w:b w:val="0"/>
+        </w:rPr>
+        <w:t xml:space="preserve">Point to each numbered stage and explain which recorded </w:t>
+      </w:r>
+      <w:r>
+        <w:rPr>
+          <w:b/>
+        </w:rPr>
+        <w:t>input</w:t>
+      </w:r>
+      <w:r>
+        <w:rPr>
+          <w:b w:val="0"/>
+        </w:rPr>
+        <w:t xml:space="preserve"> it uses.</w:t>
+      </w:r>
+    </w:p>
+    <w:p>
+      <w:pPr>
+        <w:pStyle w:val="Heading3"/>
+      </w:pPr>
+      <w:r>
+        <w:t>Discuss while showing the picture</w:t>
+      </w:r>
+    </w:p>
+    <w:p>
+      <w:pPr>
+        <w:spacing w:line="336" w:lineRule="auto" w:after="180"/>
+        <w:shd w:fill="F1F6F8"/>
+      </w:pPr>
+      <w:r>
+        <w:rPr>
+          <w:b w:val="0"/>
+        </w:rPr>
+        <w:t xml:space="preserve">Teacher prompt: Point to each numbered stage and explain which recorded </w:t>
+      </w:r>
+      <w:r>
+        <w:rPr>
+          <w:b/>
+        </w:rPr>
+        <w:t>input</w:t>
+      </w:r>
+      <w:r>
+        <w:rPr>
+          <w:b w:val="0"/>
+        </w:rPr>
+        <w:t xml:space="preserve"> it uses. Ask learners to describe one label or arrow in ordinary words. Use the adjacent transcript if the image is difficult to see.</w:t>
+      </w:r>
+    </w:p>
+    <w:p>
+      <w:pPr>
+        <w:pStyle w:val="Heading3"/>
+      </w:pPr>
+      <w:r>
+        <w:t>03. Testing pure components — evidence trace</w:t>
+      </w:r>
+    </w:p>
+    <w:p>
+      <w:r>
+        <w:drawing>
+          <wp:inline xmlns:a="http://schemas.openxmlformats.org/drawingml/2006/main" xmlns:pic="http://schemas.openxmlformats.org/drawingml/2006/picture">
+            <wp:extent cx="5486400" cy="2996184"/>
+            <wp:docPr id="4" name="Picture 4" descr="Testing pure components — evidence trace. Capacity 12, used 5; capacity 12, used 12; capacity 12, used 13. | Define remaining(capacity, used)=capacity-used for integer inputs satisfying 0&lt;=used&lt;=capacity. Invalid types/ranges raise an explicit validation error. Test zero and equality boundaries. | Results 7 and 0; the third is invalid rather than remaining -1. Preserve the contract failure."/>
+            <wp:cNvGraphicFramePr>
+              <a:graphicFrameLocks noChangeAspect="1"/>
+            </wp:cNvGraphicFramePr>
+            <a:graphic>
+              <a:graphicData uri="http://schemas.openxmlformats.org/drawingml/2006/picture">
+                <pic:pic>
+                  <pic:nvPicPr>
+                    <pic:cNvPr id="0" name="academy-story-ai-6-7-03.png"/>
+                    <pic:cNvPicPr/>
+                  </pic:nvPicPr>
+                  <pic:blipFill>
+                    <a:blip r:embed="rId12"/>
+                    <a:stretch>
+                      <a:fillRect/>
+                    </a:stretch>
+                  </pic:blipFill>
+                  <pic:spPr>
+                    <a:xfrm>
+                      <a:off x="0" y="0"/>
+                      <a:ext cx="5486400" cy="2996184"/>
+                    </a:xfrm>
+                    <a:prstGeom prst="rect"/>
+                  </pic:spPr>
+                </pic:pic>
+              </a:graphicData>
+            </a:graphic>
+          </wp:inline>
+        </w:drawing>
+      </w:r>
+    </w:p>
+    <w:p>
+      <w:pPr>
+        <w:spacing w:line="336" w:lineRule="auto" w:after="180"/>
+      </w:pPr>
+      <w:r>
+        <w:rPr>
+          <w:b w:val="0"/>
+        </w:rPr>
+        <w:t xml:space="preserve">Testing pure components — </w:t>
+      </w:r>
+      <w:r>
+        <w:rPr>
+          <w:b/>
+        </w:rPr>
+        <w:t>evidence</w:t>
+      </w:r>
+      <w:r>
+        <w:rPr>
+          <w:b w:val="0"/>
+        </w:rPr>
+        <w:t xml:space="preserve"> trace. Capacity 12, used 5; capacity 12, used 12; capacity 12, used 13. | Define remaining(capacity, used)=capacity-used for integer </w:t>
+      </w:r>
+      <w:r>
+        <w:rPr>
+          <w:b/>
+        </w:rPr>
+        <w:t>input</w:t>
+      </w:r>
+      <w:r>
+        <w:rPr>
+          <w:b w:val="0"/>
+        </w:rPr>
+        <w:t>s satisfying 0&lt;=used&lt;=capacity.</w:t>
+      </w:r>
+    </w:p>
+    <w:p>
+      <w:pPr>
+        <w:spacing w:line="336" w:lineRule="auto" w:after="180"/>
+      </w:pPr>
+      <w:r>
+        <w:rPr>
+          <w:b w:val="0"/>
+        </w:rPr>
+        <w:t>Invalid types/ranges raise an explicit validation error. Test zero and equality boundaries. | Results 7 and 0; the third is invalid rather than remaining -1. Preserve the contract failure.</w:t>
+      </w:r>
+    </w:p>
+    <w:p>
+      <w:pPr>
+        <w:spacing w:line="336" w:lineRule="auto" w:after="180"/>
+        <w:shd w:fill="F5F1FB"/>
+      </w:pPr>
+      <w:r>
+        <w:rPr>
+          <w:b w:val="0"/>
+        </w:rPr>
+        <w:t>Read the labels and values. Explain the relationship the model shows.</w:t>
+      </w:r>
+    </w:p>
+    <w:p>
+      <w:pPr>
+        <w:pStyle w:val="Heading3"/>
+      </w:pPr>
+      <w:r>
+        <w:t>Discuss while showing the picture</w:t>
+      </w:r>
+    </w:p>
+    <w:p>
+      <w:pPr>
+        <w:spacing w:line="336" w:lineRule="auto" w:after="180"/>
+        <w:shd w:fill="F1F6F8"/>
+      </w:pPr>
+      <w:r>
+        <w:rPr>
+          <w:b w:val="0"/>
+        </w:rPr>
+        <w:t>Teacher prompt: Read the labels and values. Explain the relationship the model shows. Ask learners to describe one label or arrow in ordinary words. Use the adjacent transcript if the image is difficult to see.</w:t>
+      </w:r>
+    </w:p>
+    <w:p>
+      <w:pPr>
+        <w:pStyle w:val="Heading3"/>
+      </w:pPr>
+      <w:r>
+        <w:t>04. Change one thing. Trace what follows.</w:t>
+      </w:r>
+    </w:p>
+    <w:p>
+      <w:r>
+        <w:drawing>
+          <wp:inline xmlns:a="http://schemas.openxmlformats.org/drawingml/2006/main" xmlns:pic="http://schemas.openxmlformats.org/drawingml/2006/picture">
+            <wp:extent cx="5486400" cy="3026664"/>
+            <wp:docPr id="5" name="Picture 5" descr="Original case: The same fixed procedure produces Room 12. Changed condition: Supply zero instead of 7. Expected result: Reject the input under the stated positive-integer contract. Reason: Zero has the right type but violates the value requirement."/>
+            <wp:cNvGraphicFramePr>
+              <a:graphicFrameLocks noChangeAspect="1"/>
+            </wp:cNvGraphicFramePr>
+            <a:graphic>
+              <a:graphicData uri="http://schemas.openxmlformats.org/drawingml/2006/picture">
+                <pic:pic>
+                  <pic:nvPicPr>
+                    <pic:cNvPr id="0" name="academy-story-ai-6-7-04.png"/>
+                    <pic:cNvPicPr/>
+                  </pic:nvPicPr>
+                  <pic:blipFill>
+                    <a:blip r:embed="rId13"/>
+                    <a:stretch>
+                      <a:fillRect/>
+                    </a:stretch>
+                  </pic:blipFill>
+                  <pic:spPr>
+                    <a:xfrm>
+                      <a:off x="0" y="0"/>
+                      <a:ext cx="5486400" cy="3026664"/>
+                    </a:xfrm>
+                    <a:prstGeom prst="rect"/>
+                  </pic:spPr>
+                </pic:pic>
+              </a:graphicData>
+            </a:graphic>
+          </wp:inline>
+        </w:drawing>
+      </w:r>
+    </w:p>
+    <w:p>
+      <w:pPr>
+        <w:spacing w:line="336" w:lineRule="auto" w:after="180"/>
+      </w:pPr>
+      <w:r>
+        <w:rPr>
+          <w:b w:val="0"/>
+        </w:rPr>
+        <w:t xml:space="preserve">Original case: The same fixed procedure produces Room 12. Changed condition: Supply zero instead of 7. Expected result: Reject the </w:t>
+      </w:r>
+      <w:r>
+        <w:rPr>
+          <w:b/>
+        </w:rPr>
+        <w:t>input</w:t>
+      </w:r>
+      <w:r>
+        <w:rPr>
+          <w:b w:val="0"/>
+        </w:rPr>
+        <w:t xml:space="preserve"> under the stated positive-integer contract.</w:t>
+      </w:r>
+    </w:p>
+    <w:p>
+      <w:pPr>
+        <w:spacing w:line="336" w:lineRule="auto" w:after="180"/>
+      </w:pPr>
+      <w:r>
+        <w:rPr>
+          <w:b w:val="0"/>
+        </w:rPr>
+        <w:t>Reason: Zero has the right type but violates the value requirement.</w:t>
+      </w:r>
+    </w:p>
+    <w:p>
+      <w:pPr>
+        <w:spacing w:line="336" w:lineRule="auto" w:after="180"/>
+        <w:shd w:fill="F5F1FB"/>
+      </w:pPr>
+      <w:r>
+        <w:rPr>
+          <w:b w:val="0"/>
+        </w:rPr>
+        <w:t>Predict before checking the worked changed-case result. Name what changed and what the supplied facts allow you to conclude.</w:t>
+      </w:r>
+    </w:p>
+    <w:p>
+      <w:pPr>
+        <w:pStyle w:val="Heading3"/>
+      </w:pPr>
+      <w:r>
+        <w:t>Discuss while showing the picture</w:t>
+      </w:r>
+    </w:p>
+    <w:p>
+      <w:pPr>
+        <w:spacing w:line="336" w:lineRule="auto" w:after="180"/>
+        <w:shd w:fill="F1F6F8"/>
+      </w:pPr>
+      <w:r>
+        <w:rPr>
+          <w:b w:val="0"/>
+        </w:rPr>
+        <w:t>Teacher prompt: Predict before checking the worked changed-case result. Name what changed and what the supplied facts allow you to conclude. Ask learners to describe one label or arrow in ordinary words.</w:t>
+      </w:r>
+    </w:p>
+    <w:p>
+      <w:pPr>
+        <w:spacing w:line="336" w:lineRule="auto" w:after="180"/>
+        <w:shd w:fill="F1F6F8"/>
+      </w:pPr>
+      <w:r>
+        <w:rPr>
+          <w:b w:val="0"/>
+        </w:rPr>
+        <w:t>Use the adjacent transcript if the image is difficult to see. Changed-case reasoning: Zero has the right type but violates the value requirement.</w:t>
+      </w:r>
+    </w:p>
+    <w:p>
+      <w:pPr>
+        <w:pStyle w:val="Heading3"/>
+      </w:pPr>
+      <w:r>
+        <w:t>05. Connect the explanation to its limit</w:t>
+      </w:r>
+    </w:p>
+    <w:p>
+      <w:r>
+        <w:drawing>
+          <wp:inline xmlns:a="http://schemas.openxmlformats.org/drawingml/2006/main" xmlns:pic="http://schemas.openxmlformats.org/drawingml/2006/picture">
+            <wp:extent cx="5486400" cy="2834640"/>
+            <wp:docPr id="6" name="Picture 6" descr="A pure component depends on its accepted input, not a clock, network or model. Isolating it makes failures easier to locate. Limit: These tests cover only stated cases; they do not test the full AI service or every invalid value."/>
+            <wp:cNvGraphicFramePr>
+              <a:graphicFrameLocks noChangeAspect="1"/>
+            </wp:cNvGraphicFramePr>
+            <a:graphic>
+              <a:graphicData uri="http://schemas.openxmlformats.org/drawingml/2006/picture">
+                <pic:pic>
+                  <pic:nvPicPr>
+                    <pic:cNvPr id="0" name="academy-story-ai-6-7-05.png"/>
+                    <pic:cNvPicPr/>
+                  </pic:nvPicPr>
+                  <pic:blipFill>
+                    <a:blip r:embed="rId14"/>
+                    <a:stretch>
+                      <a:fillRect/>
+                    </a:stretch>
+                  </pic:blipFill>
+                  <pic:spPr>
+                    <a:xfrm>
+                      <a:off x="0" y="0"/>
+                      <a:ext cx="5486400" cy="2834640"/>
+                    </a:xfrm>
+                    <a:prstGeom prst="rect"/>
+                  </pic:spPr>
+                </pic:pic>
+              </a:graphicData>
+            </a:graphic>
+          </wp:inline>
+        </w:drawing>
+      </w:r>
+    </w:p>
+    <w:p>
+      <w:pPr>
+        <w:spacing w:line="336" w:lineRule="auto" w:after="180"/>
+      </w:pPr>
+      <w:r>
+        <w:rPr>
+          <w:b w:val="0"/>
+        </w:rPr>
+        <w:t xml:space="preserve">A pure component depends on its accepted </w:t>
+      </w:r>
+      <w:r>
+        <w:rPr>
+          <w:b/>
+        </w:rPr>
+        <w:t>input</w:t>
+      </w:r>
+      <w:r>
+        <w:rPr>
+          <w:b w:val="0"/>
+        </w:rPr>
+        <w:t>, not a clock, network or model. Isolating it makes failures easier to locate.</w:t>
+      </w:r>
+    </w:p>
+    <w:p>
+      <w:pPr>
+        <w:spacing w:line="336" w:lineRule="auto" w:after="180"/>
+      </w:pPr>
+      <w:r>
+        <w:rPr>
+          <w:b w:val="0"/>
+        </w:rPr>
+        <w:t>Limit: These tests cover only stated cases; they do not test the full AI service or every invalid value.</w:t>
+      </w:r>
+    </w:p>
+    <w:p>
+      <w:pPr>
+        <w:spacing w:line="336" w:lineRule="auto" w:after="180"/>
+        <w:shd w:fill="F5F1FB"/>
+      </w:pPr>
+      <w:r>
+        <w:rPr>
+          <w:b w:val="0"/>
+        </w:rPr>
+        <w:t>Explain the case, then point to a limit on the claim.</w:t>
+      </w:r>
+    </w:p>
+    <w:p>
+      <w:pPr>
+        <w:pStyle w:val="Heading3"/>
+      </w:pPr>
+      <w:r>
+        <w:t>Discuss while showing the picture</w:t>
+      </w:r>
+    </w:p>
+    <w:p>
+      <w:pPr>
+        <w:spacing w:line="336" w:lineRule="auto" w:after="180"/>
+        <w:shd w:fill="F1F6F8"/>
+      </w:pPr>
+      <w:r>
+        <w:rPr>
+          <w:b w:val="0"/>
+        </w:rPr>
+        <w:t>Teacher prompt: Explain the case, then point to a limit on the claim. Ask learners to describe one label or arrow in ordinary words. Use the adjacent transcript if the image is difficult to see.</w:t>
+      </w:r>
+    </w:p>
+    <w:p>
+      <w:pPr>
+        <w:spacing w:line="336" w:lineRule="auto" w:after="180"/>
+        <w:shd w:fill="F1F6F8"/>
+      </w:pPr>
+      <w:r>
+        <w:rPr>
+          <w:b w:val="0"/>
+        </w:rPr>
+        <w:t>Keep the stated scope: These tests cover only stated cases; they do not test the full AI service or every invalid value.</w:t>
+      </w:r>
+    </w:p>
+    <w:p>
+      <w:pPr>
+        <w:pStyle w:val="Heading3"/>
+      </w:pPr>
+      <w:r>
+        <w:t>06. Make the idea visible in your project</w:t>
+      </w:r>
+    </w:p>
+    <w:p>
+      <w:r>
+        <w:drawing>
+          <wp:inline xmlns:a="http://schemas.openxmlformats.org/drawingml/2006/main" xmlns:pic="http://schemas.openxmlformats.org/drawingml/2006/picture">
+            <wp:extent cx="5486400" cy="3529584"/>
+            <wp:docPr id="7" name="Picture 7" descr="For the Grounded Learning Service, retain an annotated trace and the changed-case result. Name the contract or evidence that makes the deciding step valid, so another team can review it. Draw your input, deciding step, result and limit. Supported question: Predict the formatter outputs for 7 and 12, including spacing. Why does input 0 need rejection under this contract rather than an ordinary formatted response?"/>
+            <wp:cNvGraphicFramePr>
+              <a:graphicFrameLocks noChangeAspect="1"/>
+            </wp:cNvGraphicFramePr>
+            <a:graphic>
+              <a:graphicData uri="http://schemas.openxmlformats.org/drawingml/2006/picture">
+                <pic:pic>
+                  <pic:nvPicPr>
+                    <pic:cNvPr id="0" name="academy-story-ai-6-7-06.png"/>
+                    <pic:cNvPicPr/>
+                  </pic:nvPicPr>
+                  <pic:blipFill>
+                    <a:blip r:embed="rId15"/>
+                    <a:stretch>
+                      <a:fillRect/>
+                    </a:stretch>
+                  </pic:blipFill>
+                  <pic:spPr>
+                    <a:xfrm>
+                      <a:off x="0" y="0"/>
+                      <a:ext cx="5486400" cy="3529584"/>
+                    </a:xfrm>
+                    <a:prstGeom prst="rect"/>
+                  </pic:spPr>
+                </pic:pic>
+              </a:graphicData>
+            </a:graphic>
+          </wp:inline>
+        </w:drawing>
+      </w:r>
+    </w:p>
+    <w:p>
+      <w:pPr>
+        <w:spacing w:line="336" w:lineRule="auto" w:after="180"/>
+      </w:pPr>
+      <w:r>
+        <w:rPr>
+          <w:b w:val="0"/>
+        </w:rPr>
+        <w:t xml:space="preserve">For the Grounded Learning Service, retain an annotated trace and the changed-case result. Name the contract or </w:t>
+      </w:r>
+      <w:r>
+        <w:rPr>
+          <w:b/>
+        </w:rPr>
+        <w:t>evidence</w:t>
+      </w:r>
+      <w:r>
+        <w:rPr>
+          <w:b w:val="0"/>
+        </w:rPr>
+        <w:t xml:space="preserve"> that makes the deciding step valid, so another team can review it.</w:t>
+      </w:r>
+    </w:p>
+    <w:p>
+      <w:pPr>
+        <w:spacing w:line="336" w:lineRule="auto" w:after="180"/>
+      </w:pPr>
+      <w:r>
+        <w:rPr>
+          <w:b w:val="0"/>
+        </w:rPr>
+        <w:t xml:space="preserve">Draw your </w:t>
+      </w:r>
+      <w:r>
+        <w:rPr>
+          <w:b/>
+        </w:rPr>
+        <w:t>input</w:t>
+      </w:r>
+      <w:r>
+        <w:rPr>
+          <w:b w:val="0"/>
+        </w:rPr>
+        <w:t xml:space="preserve">, deciding step, result and limit. Supported question: Predict the formatter </w:t>
+      </w:r>
+      <w:r>
+        <w:rPr>
+          <w:b/>
+        </w:rPr>
+        <w:t>output</w:t>
+      </w:r>
+      <w:r>
+        <w:rPr>
+          <w:b w:val="0"/>
+        </w:rPr>
+        <w:t>s for 7 and 12, including spacing.</w:t>
+      </w:r>
+    </w:p>
+    <w:p>
+      <w:pPr>
+        <w:spacing w:line="336" w:lineRule="auto" w:after="180"/>
+      </w:pPr>
+      <w:r>
+        <w:rPr>
+          <w:b w:val="0"/>
+        </w:rPr>
+        <w:t xml:space="preserve">Why does </w:t>
+      </w:r>
+      <w:r>
+        <w:rPr>
+          <w:b/>
+        </w:rPr>
+        <w:t>input</w:t>
+      </w:r>
+      <w:r>
+        <w:rPr>
+          <w:b w:val="0"/>
+        </w:rPr>
+        <w:t xml:space="preserve"> 0 need rejection under this contract rather than an ordinary formatted response?</w:t>
+      </w:r>
+    </w:p>
+    <w:p>
+      <w:pPr>
+        <w:spacing w:line="336" w:lineRule="auto" w:after="180"/>
+        <w:shd w:fill="F5F1FB"/>
+      </w:pPr>
+      <w:r>
+        <w:rPr>
+          <w:b w:val="0"/>
+        </w:rPr>
+        <w:t xml:space="preserve">Draw your project trace and justify the deciding step using </w:t>
+      </w:r>
+      <w:r>
+        <w:rPr>
+          <w:b/>
+        </w:rPr>
+        <w:t>evidence</w:t>
+      </w:r>
+      <w:r>
+        <w:rPr>
+          <w:b w:val="0"/>
+        </w:rPr>
+        <w:t>.</w:t>
+      </w:r>
+    </w:p>
+    <w:p>
+      <w:pPr>
+        <w:pStyle w:val="Heading3"/>
+      </w:pPr>
+      <w:r>
+        <w:t>Discuss while showing the picture</w:t>
+      </w:r>
+    </w:p>
+    <w:p>
+      <w:pPr>
+        <w:spacing w:line="336" w:lineRule="auto" w:after="180"/>
+        <w:shd w:fill="F1F6F8"/>
+      </w:pPr>
+      <w:r>
+        <w:rPr>
+          <w:b w:val="0"/>
+        </w:rPr>
+        <w:t xml:space="preserve">Teacher prompt: Draw your project trace and justify the deciding step using </w:t>
+      </w:r>
+      <w:r>
+        <w:rPr>
+          <w:b/>
+        </w:rPr>
+        <w:t>evidence</w:t>
+      </w:r>
+      <w:r>
+        <w:rPr>
+          <w:b w:val="0"/>
+        </w:rPr>
+        <w:t>. Ask learners to describe one label or arrow in ordinary words. Use the adjacent transcript if the image is difficult to see.</w:t>
+      </w:r>
+    </w:p>
+    <w:p>
+      <w:pPr>
+        <w:spacing w:line="336" w:lineRule="auto" w:after="180"/>
+        <w:shd w:fill="F1F6F8"/>
+      </w:pPr>
+      <w:r>
+        <w:rPr>
+          <w:b w:val="0"/>
+        </w:rPr>
+        <w:t>Supported practice key: The prefix and supplied numeral produce Room 7. The expected text includes one space before 7. The same fixed procedure produces Room 12.</w:t>
+      </w:r>
+    </w:p>
+    <w:p>
+      <w:pPr>
+        <w:spacing w:line="336" w:lineRule="auto" w:after="180"/>
+        <w:shd w:fill="F1F6F8"/>
+      </w:pPr>
+      <w:r>
+        <w:rPr>
+          <w:b w:val="0"/>
+        </w:rPr>
+        <w:t xml:space="preserve">Changed case: Reject the </w:t>
+      </w:r>
+      <w:r>
+        <w:rPr>
+          <w:b/>
+        </w:rPr>
+        <w:t>input</w:t>
+      </w:r>
+      <w:r>
+        <w:rPr>
+          <w:b w:val="0"/>
+        </w:rPr>
+        <w:t xml:space="preserve"> under the stated positive-integer contract. Zero has the right type but violates the value requirement.</w:t>
       </w:r>
     </w:p>
     <w:sectPr>

--- a/downloads/teacher/ai-6-week-07.docx
+++ b/downloads/teacher/ai-6-week-07.docx
@@ -137,7 +137,7 @@
           </w:tcPr>
           <w:p>
             <w:r>
-              <w:t>Sections 1–6; record the brief recall in the workbook.</w:t>
+              <w:t>Use Your mission, Notice the evidence, See how it works, Words that unlock the idea and Follow a worked example; record recall in the workbook.</w:t>
             </w:r>
           </w:p>
         </w:tc>
@@ -169,7 +169,7 @@
           </w:tcPr>
           <w:p>
             <w:r>
-              <w:t>Sections 7–10; use the matching workbook W2 and misconception check.</w:t>
+              <w:t>Use Find and repair a mistake, Practise together and Build your understanding; use the matching workbook W2 and Individual reasoning check.</w:t>
             </w:r>
           </w:p>
         </w:tc>
@@ -201,7 +201,7 @@
           </w:tcPr>
           <w:p>
             <w:r>
-              <w:t>Sections 9 and 11–14. Give extra time to finish the full task set; use Section 15 when the week includes a coding lab.</w:t>
+              <w:t>Use Run the investigation, Connect your project and Try a new case independently. Allow extra time for the full task set. When code is supplied, use the examples in See how it works or Follow a worked example and the browser lab in Supported practice, repair and portfolio.</w:t>
             </w:r>
           </w:p>
         </w:tc>
@@ -2105,7 +2105,7 @@
         <w:rPr>
           <w:b w:val="0"/>
         </w:rPr>
-        <w:t xml:space="preserve">Use the worked example in Sections 3 and 6. Collect a </w:t>
+        <w:t xml:space="preserve">Use See how it works and Follow a worked example. Collect a </w:t>
       </w:r>
       <w:r>
         <w:rPr>
@@ -2578,7 +2578,7 @@
         <w:rPr>
           <w:b w:val="0"/>
         </w:rPr>
-        <w:t xml:space="preserve">Use Section 9 for the </w:t>
+        <w:t xml:space="preserve">Use Run the investigation for the </w:t>
       </w:r>
       <w:r>
         <w:rPr>
@@ -4166,7 +4166,7 @@
           </w:tcPr>
           <w:p>
             <w:r>
-              <w:t>Sections 1–6; record the brief recall in the workbook.</w:t>
+              <w:t>Use Your mission, Notice the evidence, See how it works, Words that unlock the idea and Follow a worked example; record recall in the workbook.</w:t>
             </w:r>
           </w:p>
         </w:tc>
@@ -4198,7 +4198,7 @@
           </w:tcPr>
           <w:p>
             <w:r>
-              <w:t>Sections 7–10; use the matching workbook W2 and misconception check.</w:t>
+              <w:t>Use Find and repair a mistake, Practise together and Build your understanding; use the matching workbook W2 and Individual reasoning check.</w:t>
             </w:r>
           </w:p>
         </w:tc>
@@ -4230,7 +4230,7 @@
           </w:tcPr>
           <w:p>
             <w:r>
-              <w:t>Sections 9 and 11–14. Give extra time to finish the full task set; use Section 15 when the week includes a coding lab.</w:t>
+              <w:t>Use Run the investigation, Connect your project and Try a new case independently. Allow extra time for the full task set. When code is supplied, use the examples in See how it works or Follow a worked example and the browser lab in Supported practice, repair and portfolio.</w:t>
             </w:r>
           </w:p>
         </w:tc>

--- a/downloads/teacher/ai-6-week-07.docx
+++ b/downloads/teacher/ai-6-week-07.docx
@@ -25,20 +25,38 @@
         <w:pStyle w:val="Heading1"/>
       </w:pPr>
       <w:r>
-        <w:t>01. Prepare the purpose, prerequisites and materials</w:t>
+        <w:t>Make the reason for each expected value or error visible.</w:t>
       </w:r>
     </w:p>
     <w:p>
       <w:r>
-        <w:t>Prepare Testing pure components: check the target, prerequisites, resources and adaptable teaching schedule.</w:t>
+        <w:t>Teach boundary rules, exact strings and deliberate-defect detection without overstating unit-test scope.</w:t>
       </w:r>
     </w:p>
     <w:p>
-      <w:pPr>
-        <w:pStyle w:val="Heading3"/>
-      </w:pPr>
-      <w:r>
-        <w:t>Teach the learning cycle</w:t>
+      <w:r>
+        <w:t>Model contract-derived outcomes → collect predictions → inspect recorded tests → assess fresh boundaries → plan integration checks later.</w:t>
+      </w:r>
+    </w:p>
+    <w:p>
+      <w:pPr>
+        <w:pStyle w:val="Heading1"/>
+      </w:pPr>
+      <w:r>
+        <w:t>01. Prepare the connected service investigation</w:t>
+      </w:r>
+    </w:p>
+    <w:p>
+      <w:r>
+        <w:t>Keep modelling, shared practice and independent evidence distinct.</w:t>
+      </w:r>
+    </w:p>
+    <w:p>
+      <w:pPr>
+        <w:pStyle w:val="Heading2"/>
+      </w:pPr>
+      <w:r>
+        <w:t>Target and main teaching plan</w:t>
       </w:r>
     </w:p>
     <w:p>
@@ -243,18 +261,21 @@
     </w:p>
     <w:p>
       <w:pPr>
-        <w:pStyle w:val="Heading3"/>
-      </w:pPr>
-      <w:r>
-        <w:t>Retrieval answer guidance</w:t>
+        <w:pStyle w:val="Heading2"/>
+      </w:pPr>
+      <w:r>
+        <w:t>Preparation and prerequisite</w:t>
       </w:r>
     </w:p>
     <w:p>
       <w:pPr>
-        <w:pStyle w:val="Heading3"/>
-      </w:pPr>
-      <w:r>
-        <w:t>Least privilege and tool scopes</w:t>
+        <w:spacing w:line="336" w:lineRule="auto" w:after="180"/>
+      </w:pPr>
+      <w:r>
+        <w:rPr>
+          <w:b w:val="0"/>
+        </w:rPr>
+        <w:t>Lesson and workbook; paper and pencil</w:t>
       </w:r>
     </w:p>
     <w:p>
@@ -265,7 +286,7 @@
         <w:rPr>
           <w:b w:val="0"/>
         </w:rPr>
-        <w:t>Without opening the old lesson, explain one key idea from Least privilege and tool scopes. Give an example and a mistake that the idea helps you avoid.</w:t>
+        <w:t>Calculator and optional local Python 3 for arithmetic; no live API or private data</w:t>
       </w:r>
     </w:p>
     <w:p>
@@ -276,19 +297,7 @@
         <w:rPr>
           <w:b w:val="0"/>
         </w:rPr>
-        <w:t xml:space="preserve">Look for: Explain the </w:t>
-      </w:r>
-      <w:r>
-        <w:rPr>
-          <w:b/>
-        </w:rPr>
-        <w:t>mechanism</w:t>
-      </w:r>
-      <w:r>
-        <w:rPr>
-          <w:b w:val="0"/>
-        </w:rPr>
-        <w:t xml:space="preserve"> and terminology of least privilege and tool scopes</w:t>
+        <w:t>Prepare the fresh retry separately and withhold its solution until after collection</w:t>
       </w:r>
     </w:p>
     <w:p>
@@ -299,7 +308,31 @@
         <w:rPr>
           <w:b w:val="0"/>
         </w:rPr>
-        <w:t>Reference example, not the only acceptable wording: Teacher explanation: Least privilege grants only capabilities required by the task. Tool access should include resource and operation scope, not merely a broad tool name.</w:t>
+        <w:t xml:space="preserve">A result depends on the </w:t>
+      </w:r>
+      <w:r>
+        <w:rPr>
+          <w:b/>
+        </w:rPr>
+        <w:t>input</w:t>
+      </w:r>
+      <w:r>
+        <w:rPr>
+          <w:b w:val="0"/>
+        </w:rPr>
+        <w:t xml:space="preserve">s, procedure and conditions that produced it. Preserve data roles and distinguish observed outcomes from </w:t>
+      </w:r>
+      <w:r>
+        <w:rPr>
+          <w:b/>
+        </w:rPr>
+        <w:t>prediction</w:t>
+      </w:r>
+      <w:r>
+        <w:rPr>
+          <w:b w:val="0"/>
+        </w:rPr>
+        <w:t>s or unmeasured conditions.</w:t>
       </w:r>
     </w:p>
     <w:p>
@@ -310,15 +343,15 @@
         <w:rPr>
           <w:b w:val="0"/>
         </w:rPr>
-        <w:t>A reporting assistant may lookup public rooms but may not write records, send messages or read teacher notes. Check actor, operation and resource before executing a proposed call.</w:t>
+        <w:t>If the prior concept cannot be explained, use a short retrieval activity before this chapter.</w:t>
       </w:r>
     </w:p>
     <w:p>
       <w:pPr>
-        <w:pStyle w:val="Heading3"/>
-      </w:pPr>
-      <w:r>
-        <w:t>Configuration and secrets</w:t>
+        <w:pStyle w:val="Heading2"/>
+      </w:pPr>
+      <w:r>
+        <w:t>Opening retrieval</w:t>
       </w:r>
     </w:p>
     <w:p>
@@ -329,7 +362,7 @@
         <w:rPr>
           <w:b w:val="0"/>
         </w:rPr>
-        <w:t>Without opening the old lesson, explain one key idea from Configuration and secrets. Give an example and a mistake that the idea helps you avoid.</w:t>
+        <w:t>Without opening the old lesson, explain one key idea from Least privilege and tool scopes. Give an example and a mistake that the idea helps you avoid.</w:t>
       </w:r>
     </w:p>
     <w:p>
@@ -352,7 +385,7 @@
         <w:rPr>
           <w:b w:val="0"/>
         </w:rPr>
-        <w:t xml:space="preserve"> and terminology of configuration and secrets</w:t>
+        <w:t xml:space="preserve"> and terminology of least privilege and tool scopes</w:t>
       </w:r>
     </w:p>
     <w:p>
@@ -363,7 +396,7 @@
         <w:rPr>
           <w:b w:val="0"/>
         </w:rPr>
-        <w:t>Reference example, not the only acceptable wording: Teacher explanation: Configuration supplies non-secret settings; secrets provide privileged values. Keep secrets out of source, logs and client responses.</w:t>
+        <w:t>Reference example, not the only acceptable wording: Teacher explanation: Least privilege grants only capabilities required by the task. Tool access should include resource and operation scope, not merely a broad tool name.</w:t>
       </w:r>
     </w:p>
     <w:p>
@@ -374,27 +407,18 @@
         <w:rPr>
           <w:b w:val="0"/>
         </w:rPr>
-        <w:t xml:space="preserve">The toy service reads DATA_VERSION from configuration and a signing secret from server-only </w:t>
-      </w:r>
-      <w:r>
-        <w:rPr>
-          <w:b/>
-        </w:rPr>
-        <w:t>input</w:t>
-      </w:r>
-      <w:r>
-        <w:rPr>
-          <w:b w:val="0"/>
-        </w:rPr>
-        <w:t>. Validate required settings at startup and fail clearly if absent; do not substitute a published default secret.</w:t>
+        <w:t>A reporting assistant may lookup public rooms but may not write records, send messages or read teacher notes. Check actor, operation and resource before executing a proposed call.</w:t>
       </w:r>
     </w:p>
     <w:p>
       <w:pPr>
-        <w:pStyle w:val="Heading3"/>
-      </w:pPr>
-      <w:r>
-        <w:t>Requirements and service boundaries</w:t>
+        <w:spacing w:line="336" w:lineRule="auto" w:after="180"/>
+      </w:pPr>
+      <w:r>
+        <w:rPr>
+          <w:b w:val="0"/>
+        </w:rPr>
+        <w:t>Without opening the old lesson, explain one key idea from Configuration and secrets. Give an example and a mistake that the idea helps you avoid.</w:t>
       </w:r>
     </w:p>
     <w:p>
@@ -405,7 +429,19 @@
         <w:rPr>
           <w:b w:val="0"/>
         </w:rPr>
-        <w:t>Without opening the old lesson, explain one key idea from Requirements and service boundaries. Give an example and a mistake that the idea helps you avoid.</w:t>
+        <w:t xml:space="preserve">Look for: Explain the </w:t>
+      </w:r>
+      <w:r>
+        <w:rPr>
+          <w:b/>
+        </w:rPr>
+        <w:t>mechanism</w:t>
+      </w:r>
+      <w:r>
+        <w:rPr>
+          <w:b w:val="0"/>
+        </w:rPr>
+        <w:t xml:space="preserve"> and terminology of configuration and secrets</w:t>
       </w:r>
     </w:p>
     <w:p>
@@ -416,19 +452,7 @@
         <w:rPr>
           <w:b w:val="0"/>
         </w:rPr>
-        <w:t xml:space="preserve">Look for: Explain the </w:t>
-      </w:r>
-      <w:r>
-        <w:rPr>
-          <w:b/>
-        </w:rPr>
-        <w:t>mechanism</w:t>
-      </w:r>
-      <w:r>
-        <w:rPr>
-          <w:b w:val="0"/>
-        </w:rPr>
-        <w:t xml:space="preserve"> and terminology of requirements and service boundaries</w:t>
+        <w:t>Reference example, not the only acceptable wording: Teacher explanation: Configuration supplies non-secret settings; secrets provide privileged values. Keep secrets out of source, logs and client responses.</w:t>
       </w:r>
     </w:p>
     <w:p>
@@ -439,7 +463,19 @@
         <w:rPr>
           <w:b w:val="0"/>
         </w:rPr>
-        <w:t>Reference example, not the only acceptable wording: Teacher explanation: A service boundary states who can request what, what data may be read and which actions are outside scope. Requirements must be observable.</w:t>
+        <w:t xml:space="preserve">The toy service reads DATA_VERSION from configuration and a signing secret from server-only </w:t>
+      </w:r>
+      <w:r>
+        <w:rPr>
+          <w:b/>
+        </w:rPr>
+        <w:t>input</w:t>
+      </w:r>
+      <w:r>
+        <w:rPr>
+          <w:b w:val="0"/>
+        </w:rPr>
+        <w:t>. Validate required settings at startup and fail clearly if absent; do not substitute a published default secret.</w:t>
       </w:r>
     </w:p>
     <w:p>
@@ -450,7 +486,7 @@
         <w:rPr>
           <w:b w:val="0"/>
         </w:rPr>
-        <w:t>The fictional student timetable service reads a public schedule and returns a meeting time or review status. It cannot edit schedules or email users. Test success and refusal before adding model behaviour.</w:t>
+        <w:t>Without opening the old lesson, explain one key idea from Requirements and service boundaries. Give an example and a mistake that the idea helps you avoid.</w:t>
       </w:r>
     </w:p>
     <w:p>
@@ -461,19 +497,19 @@
         <w:rPr>
           <w:b w:val="0"/>
         </w:rPr>
-        <w:t xml:space="preserve">Two 45-minute sessions. Pure components return results from supplied </w:t>
+        <w:t xml:space="preserve">Look for: Explain the </w:t>
       </w:r>
       <w:r>
         <w:rPr>
           <w:b/>
         </w:rPr>
-        <w:t>input</w:t>
+        <w:t>mechanism</w:t>
       </w:r>
       <w:r>
         <w:rPr>
           <w:b w:val="0"/>
         </w:rPr>
-        <w:t>s without external side effects. They are easier to test with exact expected values.</w:t>
+        <w:t xml:space="preserve"> and terminology of requirements and service boundaries</w:t>
       </w:r>
     </w:p>
     <w:p>
@@ -484,19 +520,7 @@
         <w:rPr>
           <w:b w:val="0"/>
         </w:rPr>
-        <w:t xml:space="preserve">Use the supplied constructed scenarios to make the </w:t>
-      </w:r>
-      <w:r>
-        <w:rPr>
-          <w:b/>
-        </w:rPr>
-        <w:t>mechanism</w:t>
-      </w:r>
-      <w:r>
-        <w:rPr>
-          <w:b w:val="0"/>
-        </w:rPr>
-        <w:t xml:space="preserve"> inspectable. Collect W4 before sharing solutions.</w:t>
+        <w:t>Reference example, not the only acceptable wording: Teacher explanation: A service boundary states who can request what, what data may be read and which actions are outside scope. Requirements must be observable.</w:t>
       </w:r>
     </w:p>
     <w:p>
@@ -507,27 +531,15 @@
         <w:rPr>
           <w:b w:val="0"/>
         </w:rPr>
-        <w:t xml:space="preserve">Students should name intermediate </w:t>
-      </w:r>
-      <w:r>
-        <w:rPr>
-          <w:b/>
-        </w:rPr>
-        <w:t>evidence</w:t>
-      </w:r>
-      <w:r>
-        <w:rPr>
-          <w:b w:val="0"/>
-        </w:rPr>
-        <w:t xml:space="preserve"> and limitations; classroom pacing and learning effectiveness remain unvalidated.</w:t>
+        <w:t>The fictional student timetable service reads a public schedule and returns a meeting time or review status. It cannot edit schedules or email users. Test success and refusal before adding model behaviour.</w:t>
       </w:r>
     </w:p>
     <w:p>
       <w:pPr>
-        <w:pStyle w:val="Heading3"/>
-      </w:pPr>
-      <w:r>
-        <w:t>Outcomes</w:t>
+        <w:pStyle w:val="Heading2"/>
+      </w:pPr>
+      <w:r>
+        <w:t>Pictured end goal</w:t>
       </w:r>
     </w:p>
     <w:p>
@@ -538,41 +550,23 @@
         <w:rPr>
           <w:b w:val="0"/>
         </w:rPr>
-        <w:t xml:space="preserve">Explain the </w:t>
-      </w:r>
-      <w:r>
-        <w:rPr>
-          <w:b/>
-        </w:rPr>
-        <w:t>mechanism</w:t>
-      </w:r>
-      <w:r>
-        <w:rPr>
-          <w:b w:val="0"/>
-        </w:rPr>
-        <w:t xml:space="preserve"> and terminology of testing pure components</w:t>
+        <w:t>Explain testing pure components using the deciding step in this fictional service.</w:t>
       </w:r>
     </w:p>
     <w:p>
       <w:pPr>
-        <w:spacing w:line="336" w:lineRule="auto" w:after="180"/>
-      </w:pPr>
-      <w:r>
-        <w:rPr>
-          <w:b w:val="0"/>
-        </w:rPr>
-        <w:t>Apply the stated procedure to a new case with a traceable result</w:t>
+        <w:pStyle w:val="Heading2"/>
+      </w:pPr>
+      <w:r>
+        <w:t>Earlier wording, alternatives and picture transcripts · reference / check after trying</w:t>
       </w:r>
     </w:p>
     <w:p>
       <w:pPr>
-        <w:spacing w:line="336" w:lineRule="auto" w:after="180"/>
-      </w:pPr>
-      <w:r>
-        <w:rPr>
-          <w:b w:val="0"/>
-        </w:rPr>
-        <w:t>Identify an assumption or limitation and design a revealing follow-up</w:t>
+        <w:pStyle w:val="Heading3"/>
+      </w:pPr>
+      <w:r>
+        <w:t>Teach the learning cycle</w:t>
       </w:r>
     </w:p>
     <w:p>
@@ -580,83 +574,86 @@
         <w:pStyle w:val="Heading3"/>
       </w:pPr>
       <w:r>
-        <w:t>Preparation</w:t>
+        <w:t>Retrieval answer guidance</w:t>
       </w:r>
     </w:p>
     <w:p>
       <w:pPr>
-        <w:spacing w:line="336" w:lineRule="auto" w:after="180"/>
-      </w:pPr>
-      <w:r>
-        <w:rPr>
-          <w:b w:val="0"/>
-        </w:rPr>
-        <w:t>Lesson and workbook; paper and pencil</w:t>
+        <w:pStyle w:val="Heading3"/>
+      </w:pPr>
+      <w:r>
+        <w:t>Least privilege and tool scopes</w:t>
       </w:r>
     </w:p>
     <w:p>
       <w:pPr>
-        <w:spacing w:line="336" w:lineRule="auto" w:after="180"/>
-      </w:pPr>
-      <w:r>
-        <w:rPr>
-          <w:b w:val="0"/>
-        </w:rPr>
-        <w:t>Calculator and optional local Python 3 for arithmetic; no live API or private data</w:t>
+        <w:pStyle w:val="Heading3"/>
+      </w:pPr>
+      <w:r>
+        <w:t>Configuration and secrets</w:t>
       </w:r>
     </w:p>
     <w:p>
       <w:pPr>
-        <w:spacing w:line="336" w:lineRule="auto" w:after="180"/>
-      </w:pPr>
-      <w:r>
-        <w:rPr>
-          <w:b w:val="0"/>
-        </w:rPr>
-        <w:t>Prepare the fresh retry separately and withhold its solution until after collection</w:t>
+        <w:pStyle w:val="Heading3"/>
+      </w:pPr>
+      <w:r>
+        <w:t>Requirements and service boundaries</w:t>
       </w:r>
     </w:p>
     <w:p>
       <w:pPr>
-        <w:pStyle w:val="Heading3"/>
-      </w:pPr>
-      <w:r>
-        <w:t>Prerequisite answer</w:t>
+        <w:spacing w:line="336" w:lineRule="auto" w:after="180"/>
+      </w:pPr>
+      <w:r>
+        <w:rPr>
+          <w:b w:val="0"/>
+        </w:rPr>
+        <w:t xml:space="preserve">Use the three-session teaching cycle above, with extra time as needed. Pure components return results from supplied </w:t>
+      </w:r>
+      <w:r>
+        <w:rPr>
+          <w:b/>
+        </w:rPr>
+        <w:t>input</w:t>
+      </w:r>
+      <w:r>
+        <w:rPr>
+          <w:b w:val="0"/>
+        </w:rPr>
+        <w:t xml:space="preserve">s without external side effects. They are easier to test with exact expected values. Use the supplied constructed scenarios to make the </w:t>
+      </w:r>
+      <w:r>
+        <w:rPr>
+          <w:b/>
+        </w:rPr>
+        <w:t>mechanism</w:t>
+      </w:r>
+      <w:r>
+        <w:rPr>
+          <w:b w:val="0"/>
+        </w:rPr>
+        <w:t xml:space="preserve"> inspectable. Collect W4 before sharing solutions. Students should name intermediate </w:t>
+      </w:r>
+      <w:r>
+        <w:rPr>
+          <w:b/>
+        </w:rPr>
+        <w:t>evidence</w:t>
+      </w:r>
+      <w:r>
+        <w:rPr>
+          <w:b w:val="0"/>
+        </w:rPr>
+        <w:t xml:space="preserve"> and limitations; classroom pacing and learning effectiveness remain unvalidated.</w:t>
       </w:r>
     </w:p>
     <w:p>
       <w:pPr>
-        <w:spacing w:line="336" w:lineRule="auto" w:after="180"/>
-      </w:pPr>
-      <w:r>
-        <w:rPr>
-          <w:b w:val="0"/>
-        </w:rPr>
-        <w:t xml:space="preserve">A result depends on the </w:t>
-      </w:r>
-      <w:r>
-        <w:rPr>
-          <w:b/>
-        </w:rPr>
-        <w:t>input</w:t>
-      </w:r>
-      <w:r>
-        <w:rPr>
-          <w:b w:val="0"/>
-        </w:rPr>
-        <w:t xml:space="preserve">s, procedure and conditions that produced it. Preserve data roles and distinguish observed outcomes from </w:t>
-      </w:r>
-      <w:r>
-        <w:rPr>
-          <w:b/>
-        </w:rPr>
-        <w:t>prediction</w:t>
-      </w:r>
-      <w:r>
-        <w:rPr>
-          <w:b w:val="0"/>
-        </w:rPr>
-        <w:t>s or unmeasured conditions.</w:t>
+        <w:pStyle w:val="Heading3"/>
+      </w:pPr>
+      <w:r>
+        <w:t>Outcomes</w:t>
       </w:r>
     </w:p>
     <w:p>
@@ -667,15 +664,30 @@
         <w:rPr>
           <w:b w:val="0"/>
         </w:rPr>
-        <w:t>If the prior concept cannot be explained, use a short retrieval activity before this chapter.</w:t>
+        <w:t xml:space="preserve">Explain the </w:t>
+      </w:r>
+      <w:r>
+        <w:rPr>
+          <w:b/>
+        </w:rPr>
+        <w:t>mechanism</w:t>
+      </w:r>
+      <w:r>
+        <w:rPr>
+          <w:b w:val="0"/>
+        </w:rPr>
+        <w:t xml:space="preserve"> and terminology of testing pure components</w:t>
       </w:r>
     </w:p>
     <w:p>
       <w:pPr>
-        <w:pStyle w:val="Heading3"/>
-      </w:pPr>
-      <w:r>
-        <w:t>End goal for the pictorial case</w:t>
+        <w:spacing w:line="336" w:lineRule="auto" w:after="180"/>
+      </w:pPr>
+      <w:r>
+        <w:rPr>
+          <w:b w:val="0"/>
+        </w:rPr>
+        <w:t>Apply the stated procedure to a new case with a traceable result</w:t>
       </w:r>
     </w:p>
     <w:p>
@@ -686,31 +698,31 @@
         <w:rPr>
           <w:b w:val="0"/>
         </w:rPr>
-        <w:t>Explain testing pure components using the deciding step in this fictional service.</w:t>
+        <w:t>Identify an assumption or limitation and design a revealing follow-up</w:t>
       </w:r>
     </w:p>
     <w:p>
       <w:pPr>
-        <w:spacing w:line="336" w:lineRule="auto" w:after="180"/>
-      </w:pPr>
-      <w:r>
-        <w:rPr>
-          <w:b w:val="0"/>
-        </w:rPr>
-        <w:t>This added worked case illustrates the week’s main idea. Retain all original and connected topics; schedule its practice within the teaching cycle.</w:t>
+        <w:pStyle w:val="Heading3"/>
+      </w:pPr>
+      <w:r>
+        <w:t>Preparation</w:t>
       </w:r>
     </w:p>
     <w:p>
       <w:pPr>
-        <w:pStyle w:val="Heading1"/>
-      </w:pPr>
-      <w:r>
-        <w:t>02. Explain and model the mechanism</w:t>
+        <w:pStyle w:val="Heading3"/>
+      </w:pPr>
+      <w:r>
+        <w:t>Prerequisite answer</w:t>
       </w:r>
     </w:p>
     <w:p>
-      <w:r>
-        <w:t>Model Testing pure components using the supplied case, labelled mechanism and reasoning. Make the scope of each conclusion explicit.</w:t>
+      <w:pPr>
+        <w:pStyle w:val="Heading3"/>
+      </w:pPr>
+      <w:r>
+        <w:t>End goal for the pictorial case</w:t>
       </w:r>
     </w:p>
     <w:p>
@@ -721,49 +733,28 @@
         <w:rPr>
           <w:b w:val="0"/>
         </w:rPr>
-        <w:t xml:space="preserve">Pure components return results from supplied </w:t>
-      </w:r>
-      <w:r>
-        <w:rPr>
-          <w:b/>
-        </w:rPr>
-        <w:t>input</w:t>
-      </w:r>
-      <w:r>
-        <w:rPr>
-          <w:b w:val="0"/>
-        </w:rPr>
-        <w:t>s without external side effects. They are easier to test with exact expected values.</w:t>
+        <w:t>This added worked case illustrates the week’s main idea. Retain all original and connected topics; schedule its practice within the teaching cycle.</w:t>
       </w:r>
     </w:p>
     <w:p>
       <w:pPr>
-        <w:pStyle w:val="Heading3"/>
-      </w:pPr>
-      <w:r>
-        <w:t>Explain Testing pure components · 1</w:t>
+        <w:pStyle w:val="Heading1"/>
+      </w:pPr>
+      <w:r>
+        <w:t>02. Teach expected outcomes, actual outcomes and test scope distinctly</w:t>
       </w:r>
     </w:p>
     <w:p>
-      <w:pPr>
-        <w:spacing w:line="336" w:lineRule="auto" w:after="180"/>
-      </w:pPr>
-      <w:r>
-        <w:rPr>
-          <w:b w:val="0"/>
-        </w:rPr>
-        <w:t>Begin by writing the question the procedure is intended to answer. Identify the information already supplied, the information it will produce and the information still missing.</w:t>
+      <w:r>
+        <w:t>Use two simple contracts and preserve their different boundaries.</w:t>
       </w:r>
     </w:p>
     <w:p>
       <w:pPr>
-        <w:spacing w:line="336" w:lineRule="auto" w:after="180"/>
-      </w:pPr>
-      <w:r>
-        <w:rPr>
-          <w:b w:val="0"/>
-        </w:rPr>
-        <w:t>These are constructed classroom examples; they do not require live accounts, private records or an external service. Do not treat a plausible explanation as a measured outcome.</w:t>
+        <w:pStyle w:val="Heading2"/>
+      </w:pPr>
+      <w:r>
+        <w:t>Definitions and complete remaining contract</w:t>
       </w:r>
     </w:p>
     <w:p>
@@ -774,7 +765,7 @@
         <w:rPr>
           <w:b w:val="0"/>
         </w:rPr>
-        <w:t xml:space="preserve">Define remaining(capacity, used)=capacity-used for integer </w:t>
+        <w:t xml:space="preserve">Pure components return results from supplied </w:t>
       </w:r>
       <w:r>
         <w:rPr>
@@ -786,15 +777,1355 @@
         <w:rPr>
           <w:b w:val="0"/>
         </w:rPr>
-        <w:t>s satisfying 0&lt;=used&lt;=capacity. Invalid types/ranges raise an explicit validation error. Test zero and equality boundaries.</w:t>
+        <w:t>s without external side effects. They are easier to test with exact expected values.</w:t>
       </w:r>
     </w:p>
     <w:p>
       <w:pPr>
+        <w:spacing w:line="336" w:lineRule="auto" w:after="180"/>
+      </w:pPr>
+      <w:r>
+        <w:rPr>
+          <w:b w:val="0"/>
+        </w:rPr>
+        <w:t xml:space="preserve">Define remaining(capacity, used)=capacity-used for integer </w:t>
+      </w:r>
+      <w:r>
+        <w:rPr>
+          <w:b/>
+        </w:rPr>
+        <w:t>input</w:t>
+      </w:r>
+      <w:r>
+        <w:rPr>
+          <w:b w:val="0"/>
+        </w:rPr>
+        <w:t>s satisfying 0&lt;=used&lt;=capacity. Invalid types/ranges raise an explicit validation error. Test zero and equality boundaries.</w:t>
+      </w:r>
+    </w:p>
+    <w:tbl>
+      <w:tblPr>
+        <w:tblStyle w:val="LightShading-Accent1"/>
+        <w:tblW w:type="auto" w:w="0"/>
+        <w:tblLook w:firstColumn="1" w:firstRow="1" w:lastColumn="0" w:lastRow="0" w:noHBand="0" w:noVBand="1" w:val="04A0"/>
+      </w:tblPr>
+      <w:tblGrid>
+        <w:gridCol w:w="5112"/>
+        <w:gridCol w:w="5112"/>
+      </w:tblGrid>
+      <w:tr>
+        <w:trPr>
+          <w:tblHeader/>
+        </w:trPr>
+        <w:tc>
+          <w:tcPr>
+            <w:tcW w:type="dxa" w:w="5112"/>
+          </w:tcPr>
+          <w:p>
+            <w:r>
+              <w:t>Pure-component contract</w:t>
+            </w:r>
+          </w:p>
+        </w:tc>
+        <w:tc>
+          <w:tcPr>
+            <w:tcW w:type="dxa" w:w="5112"/>
+          </w:tcPr>
+          <w:p>
+            <w:r>
+              <w:t>Rule</w:t>
+            </w:r>
+          </w:p>
+        </w:tc>
+      </w:tr>
+      <w:tr>
+        <w:tc>
+          <w:tcPr>
+            <w:tcW w:type="dxa" w:w="5112"/>
+          </w:tcPr>
+          <w:p>
+            <w:r>
+              <w:t>Inputs</w:t>
+            </w:r>
+          </w:p>
+        </w:tc>
+        <w:tc>
+          <w:tcPr>
+            <w:tcW w:type="dxa" w:w="5112"/>
+          </w:tcPr>
+          <w:p>
+            <w:r>
+              <w:t>capacity and used are exact Python integers, excluding bool</w:t>
+            </w:r>
+          </w:p>
+        </w:tc>
+      </w:tr>
+      <w:tr>
+        <w:tc>
+          <w:tcPr>
+            <w:tcW w:type="dxa" w:w="5112"/>
+          </w:tcPr>
+          <w:p>
+            <w:r>
+              <w:t>Valid range</w:t>
+            </w:r>
+          </w:p>
+        </w:tc>
+        <w:tc>
+          <w:tcPr>
+            <w:tcW w:type="dxa" w:w="5112"/>
+          </w:tcPr>
+          <w:p>
+            <w:r>
+              <w:t>0 ≤ used ≤ capacity; counts represent fictional places</w:t>
+            </w:r>
+          </w:p>
+        </w:tc>
+      </w:tr>
+      <w:tr>
+        <w:tc>
+          <w:tcPr>
+            <w:tcW w:type="dxa" w:w="5112"/>
+          </w:tcPr>
+          <w:p>
+            <w:r>
+              <w:t>Valid return value</w:t>
+            </w:r>
+          </w:p>
+        </w:tc>
+        <w:tc>
+          <w:tcPr>
+            <w:tcW w:type="dxa" w:w="5112"/>
+          </w:tcPr>
+          <w:p>
+            <w:r>
+              <w:t>capacity − used</w:t>
+            </w:r>
+          </w:p>
+        </w:tc>
+      </w:tr>
+      <w:tr>
+        <w:tc>
+          <w:tcPr>
+            <w:tcW w:type="dxa" w:w="5112"/>
+          </w:tcPr>
+          <w:p>
+            <w:r>
+              <w:t>Invalid type or range</w:t>
+            </w:r>
+          </w:p>
+        </w:tc>
+        <w:tc>
+          <w:tcPr>
+            <w:tcW w:type="dxa" w:w="5112"/>
+          </w:tcPr>
+          <w:p>
+            <w:r>
+              <w:t>Raise ValueError, without silently converting or clamping</w:t>
+            </w:r>
+          </w:p>
+        </w:tc>
+      </w:tr>
+      <w:tr>
+        <w:tc>
+          <w:tcPr>
+            <w:tcW w:type="dxa" w:w="5112"/>
+          </w:tcPr>
+          <w:p>
+            <w:r>
+              <w:t>Side effects</w:t>
+            </w:r>
+          </w:p>
+        </w:tc>
+        <w:tc>
+          <w:tcPr>
+            <w:tcW w:type="dxa" w:w="5112"/>
+          </w:tcPr>
+          <w:p>
+            <w:r>
+              <w:t>No booking, file, network, model call or external state change</w:t>
+            </w:r>
+          </w:p>
+        </w:tc>
+      </w:tr>
+      <w:tr>
+        <w:tc>
+          <w:tcPr>
+            <w:tcW w:type="dxa" w:w="5112"/>
+          </w:tcPr>
+          <w:p>
+            <w:r>
+              <w:t>Repeatability</w:t>
+            </w:r>
+          </w:p>
+        </w:tc>
+        <w:tc>
+          <w:tcPr>
+            <w:tcW w:type="dxa" w:w="5112"/>
+          </w:tcPr>
+          <w:p>
+            <w:r>
+              <w:t>Same accepted inputs → same return value</w:t>
+            </w:r>
+          </w:p>
+        </w:tc>
+      </w:tr>
+      <w:tr>
+        <w:tc>
+          <w:tcPr>
+            <w:tcW w:type="dxa" w:w="5112"/>
+          </w:tcPr>
+          <w:p>
+            <w:r>
+              <w:t>Test claim</w:t>
+            </w:r>
+          </w:p>
+        </w:tc>
+        <w:tc>
+          <w:tcPr>
+            <w:tcW w:type="dxa" w:w="5112"/>
+          </w:tcPr>
+          <w:p>
+            <w:r>
+              <w:t>Agreement for specified cases; full-service behaviour remains untested</w:t>
+            </w:r>
+          </w:p>
+        </w:tc>
+      </w:tr>
+    </w:tbl>
+    <w:p>
+      <w:pPr>
+        <w:pStyle w:val="Heading2"/>
+      </w:pPr>
+      <w:r>
+        <w:t>Main hand-derived results and test interpretation</w:t>
+      </w:r>
+    </w:p>
+    <w:tbl>
+      <w:tblPr>
+        <w:tblStyle w:val="LightShading-Accent1"/>
+        <w:tblW w:type="auto" w:w="0"/>
+        <w:tblLook w:firstColumn="1" w:firstRow="1" w:lastColumn="0" w:lastRow="0" w:noHBand="0" w:noVBand="1" w:val="04A0"/>
+      </w:tblPr>
+      <w:tblGrid>
+        <w:gridCol w:w="3408"/>
+        <w:gridCol w:w="3408"/>
+        <w:gridCol w:w="3408"/>
+      </w:tblGrid>
+      <w:tr>
+        <w:trPr>
+          <w:tblHeader/>
+        </w:trPr>
+        <w:tc>
+          <w:tcPr>
+            <w:tcW w:type="dxa" w:w="3408"/>
+          </w:tcPr>
+          <w:p>
+            <w:r>
+              <w:t>Supplied input</w:t>
+            </w:r>
+          </w:p>
+        </w:tc>
+        <w:tc>
+          <w:tcPr>
+            <w:tcW w:type="dxa" w:w="3408"/>
+          </w:tcPr>
+          <w:p>
+            <w:r>
+              <w:t>Contract check</w:t>
+            </w:r>
+          </w:p>
+        </w:tc>
+        <w:tc>
+          <w:tcPr>
+            <w:tcW w:type="dxa" w:w="3408"/>
+          </w:tcPr>
+          <w:p>
+            <w:r>
+              <w:t>Expected outcome</w:t>
+            </w:r>
+          </w:p>
+        </w:tc>
+      </w:tr>
+      <w:tr>
+        <w:tc>
+          <w:tcPr>
+            <w:tcW w:type="dxa" w:w="3408"/>
+          </w:tcPr>
+          <w:p>
+            <w:r>
+              <w:t>capacity 12, used 5</w:t>
+            </w:r>
+          </w:p>
+        </w:tc>
+        <w:tc>
+          <w:tcPr>
+            <w:tcW w:type="dxa" w:w="3408"/>
+          </w:tcPr>
+          <w:p>
+            <w:r>
+              <w:t>Integers; 0≤5≤12</w:t>
+            </w:r>
+          </w:p>
+        </w:tc>
+        <w:tc>
+          <w:tcPr>
+            <w:tcW w:type="dxa" w:w="3408"/>
+          </w:tcPr>
+          <w:p>
+            <w:r>
+              <w:t>Return 12−5 = 7</w:t>
+            </w:r>
+          </w:p>
+        </w:tc>
+      </w:tr>
+      <w:tr>
+        <w:tc>
+          <w:tcPr>
+            <w:tcW w:type="dxa" w:w="3408"/>
+          </w:tcPr>
+          <w:p>
+            <w:r>
+              <w:t>capacity 12, used 12</w:t>
+            </w:r>
+          </w:p>
+        </w:tc>
+        <w:tc>
+          <w:tcPr>
+            <w:tcW w:type="dxa" w:w="3408"/>
+          </w:tcPr>
+          <w:p>
+            <w:r>
+              <w:t>Equality is allowed</w:t>
+            </w:r>
+          </w:p>
+        </w:tc>
+        <w:tc>
+          <w:tcPr>
+            <w:tcW w:type="dxa" w:w="3408"/>
+          </w:tcPr>
+          <w:p>
+            <w:r>
+              <w:t>Return 0</w:t>
+            </w:r>
+          </w:p>
+        </w:tc>
+      </w:tr>
+      <w:tr>
+        <w:tc>
+          <w:tcPr>
+            <w:tcW w:type="dxa" w:w="3408"/>
+          </w:tcPr>
+          <w:p>
+            <w:r>
+              <w:t>capacity 12, used 13</w:t>
+            </w:r>
+          </w:p>
+        </w:tc>
+        <w:tc>
+          <w:tcPr>
+            <w:tcW w:type="dxa" w:w="3408"/>
+          </w:tcPr>
+          <w:p>
+            <w:r>
+              <w:t>Used exceeds capacity</w:t>
+            </w:r>
+          </w:p>
+        </w:tc>
+        <w:tc>
+          <w:tcPr>
+            <w:tcW w:type="dxa" w:w="3408"/>
+          </w:tcPr>
+          <w:p>
+            <w:r>
+              <w:t>ValueError; do not return −1</w:t>
+            </w:r>
+          </w:p>
+        </w:tc>
+      </w:tr>
+      <w:tr>
+        <w:tc>
+          <w:tcPr>
+            <w:tcW w:type="dxa" w:w="3408"/>
+          </w:tcPr>
+          <w:p>
+            <w:r>
+              <w:t>capacity 0, used 0</w:t>
+            </w:r>
+          </w:p>
+        </w:tc>
+        <w:tc>
+          <w:tcPr>
+            <w:tcW w:type="dxa" w:w="3408"/>
+          </w:tcPr>
+          <w:p>
+            <w:r>
+              <w:t>Zero/equality boundary valid</w:t>
+            </w:r>
+          </w:p>
+        </w:tc>
+        <w:tc>
+          <w:tcPr>
+            <w:tcW w:type="dxa" w:w="3408"/>
+          </w:tcPr>
+          <w:p>
+            <w:r>
+              <w:t>Return 0</w:t>
+            </w:r>
+          </w:p>
+        </w:tc>
+      </w:tr>
+      <w:tr>
+        <w:tc>
+          <w:tcPr>
+            <w:tcW w:type="dxa" w:w="3408"/>
+          </w:tcPr>
+          <w:p>
+            <w:r>
+              <w:t>capacity 12, used quoted 5</w:t>
+            </w:r>
+          </w:p>
+        </w:tc>
+        <w:tc>
+          <w:tcPr>
+            <w:tcW w:type="dxa" w:w="3408"/>
+          </w:tcPr>
+          <w:p>
+            <w:r>
+              <w:t>Wrong type</w:t>
+            </w:r>
+          </w:p>
+        </w:tc>
+        <w:tc>
+          <w:tcPr>
+            <w:tcW w:type="dxa" w:w="3408"/>
+          </w:tcPr>
+          <w:p>
+            <w:r>
+              <w:t>ValueError; no conversion</w:t>
+            </w:r>
+          </w:p>
+        </w:tc>
+      </w:tr>
+      <w:tr>
+        <w:tc>
+          <w:tcPr>
+            <w:tcW w:type="dxa" w:w="3408"/>
+          </w:tcPr>
+          <w:p>
+            <w:r>
+              <w:t>capacity True, used 0</w:t>
+            </w:r>
+          </w:p>
+        </w:tc>
+        <w:tc>
+          <w:tcPr>
+            <w:tcW w:type="dxa" w:w="3408"/>
+          </w:tcPr>
+          <w:p>
+            <w:r>
+              <w:t>Boolean excluded</w:t>
+            </w:r>
+          </w:p>
+        </w:tc>
+        <w:tc>
+          <w:tcPr>
+            <w:tcW w:type="dxa" w:w="3408"/>
+          </w:tcPr>
+          <w:p>
+            <w:r>
+              <w:t>ValueError</w:t>
+            </w:r>
+          </w:p>
+        </w:tc>
+      </w:tr>
+    </w:tbl>
+    <w:p>
+      <w:pPr>
+        <w:spacing w:line="336" w:lineRule="auto" w:after="180"/>
+      </w:pPr>
+      <w:r>
+        <w:rPr>
+          <w:b w:val="0"/>
+        </w:rPr>
+        <w:t>Collect expected values and errors before execution. The test for an invalid input passes when the declared ValueError occurs; it does not mean the input became valid. Require both exact-type and range reasoning. Formatter zero rejects while remaining zero/equality can accept, because their contracts differ. The deliberate off-by-one failure is intentional and must be described as a detected defect.</w:t>
+      </w:r>
+    </w:p>
+    <w:p>
+      <w:pPr>
+        <w:spacing w:line="336" w:lineRule="auto" w:after="180"/>
+      </w:pPr>
+      <w:r>
+        <w:rPr>
+          <w:b w:val="0"/>
+        </w:rPr>
+        <w:t>Finite property checks and repeat calls provide evidence for their tested inputs, not proof of full purity, integration permissions or model quality.</w:t>
+      </w:r>
+    </w:p>
+    <w:p>
+      <w:pPr>
         <w:pStyle w:val="Heading3"/>
       </w:pPr>
       <w:r>
-        <w:t>Explain Testing pure components · 2</w:t>
+        <w:t>Testing pure components — evidence trace</w:t>
+      </w:r>
+    </w:p>
+    <w:tbl>
+      <w:tblPr>
+        <w:tblStyle w:val="LightShading-Accent1"/>
+        <w:tblW w:type="auto" w:w="0"/>
+        <w:tblLook w:firstColumn="1" w:firstRow="1" w:lastColumn="0" w:lastRow="0" w:noHBand="0" w:noVBand="1" w:val="04A0"/>
+      </w:tblPr>
+      <w:tblGrid>
+        <w:gridCol w:w="3408"/>
+        <w:gridCol w:w="3408"/>
+        <w:gridCol w:w="3408"/>
+      </w:tblGrid>
+      <w:tr>
+        <w:trPr>
+          <w:tblHeader/>
+        </w:trPr>
+        <w:tc>
+          <w:tcPr>
+            <w:tcW w:type="dxa" w:w="3408"/>
+          </w:tcPr>
+          <w:p>
+            <w:r>
+              <w:t>Input and scope</w:t>
+            </w:r>
+          </w:p>
+        </w:tc>
+        <w:tc>
+          <w:tcPr>
+            <w:tcW w:type="dxa" w:w="3408"/>
+          </w:tcPr>
+          <w:p>
+            <w:r>
+              <w:t>Check or calculation</w:t>
+            </w:r>
+          </w:p>
+        </w:tc>
+        <w:tc>
+          <w:tcPr>
+            <w:tcW w:type="dxa" w:w="3408"/>
+          </w:tcPr>
+          <w:p>
+            <w:r>
+              <w:t>Conclusion and limit</w:t>
+            </w:r>
+          </w:p>
+        </w:tc>
+      </w:tr>
+      <w:tr>
+        <w:tc>
+          <w:tcPr>
+            <w:tcW w:type="dxa" w:w="3408"/>
+          </w:tcPr>
+          <w:p>
+            <w:r>
+              <w:t>Capacity 12, used 5; capacity 12, used 12; capacity 12, used 13.</w:t>
+            </w:r>
+          </w:p>
+        </w:tc>
+        <w:tc>
+          <w:tcPr>
+            <w:tcW w:type="dxa" w:w="3408"/>
+          </w:tcPr>
+          <w:p>
+            <w:r>
+              <w:t>Define remaining(capacity, used)=capacity-used for integer inputs satisfying 0&lt;=used&lt;=capacity. Invalid types/ranges raise an explicit validation error. Test zero and equality boundaries.</w:t>
+            </w:r>
+          </w:p>
+        </w:tc>
+        <w:tc>
+          <w:tcPr>
+            <w:tcW w:type="dxa" w:w="3408"/>
+          </w:tcPr>
+          <w:p>
+            <w:r>
+              <w:t>Results 7 and 0; the third is invalid rather than remaining -1. Preserve the contract failure.</w:t>
+            </w:r>
+          </w:p>
+        </w:tc>
+      </w:tr>
+    </w:tbl>
+    <w:p>
+      <w:r>
+        <w:t>The figure connects this chapter's worked input, declared procedure and result. Read the complete worked reasoning for qualifiers and intermediate steps; the abbreviated labels do not replace that reasoning.</w:t>
+      </w:r>
+    </w:p>
+    <w:p>
+      <w:pPr>
+        <w:spacing w:line="336" w:lineRule="auto" w:after="180"/>
+      </w:pPr>
+      <w:r>
+        <w:rPr>
+          <w:b w:val="0"/>
+        </w:rPr>
+        <w:t>Guided: Results 7 and 0; the third is invalid rather than remaining -1. Preserve the contract failure.</w:t>
+      </w:r>
+    </w:p>
+    <w:p>
+      <w:pPr>
+        <w:spacing w:line="336" w:lineRule="auto" w:after="180"/>
+      </w:pPr>
+      <w:r>
+        <w:rPr>
+          <w:b w:val="0"/>
+        </w:rPr>
+        <w:t xml:space="preserve">Qualification: Passing unit cases for a </w:t>
+      </w:r>
+      <w:r>
+        <w:rPr>
+          <w:b/>
+        </w:rPr>
+        <w:t>pure function</w:t>
+      </w:r>
+      <w:r>
+        <w:rPr>
+          <w:b w:val="0"/>
+        </w:rPr>
+        <w:t xml:space="preserve"> does not establish integration permissions or model-dependent behaviour.</w:t>
+      </w:r>
+    </w:p>
+    <w:p>
+      <w:pPr>
+        <w:spacing w:line="336" w:lineRule="auto" w:after="180"/>
+      </w:pPr>
+      <w:r>
+        <w:rPr>
+          <w:b w:val="0"/>
+        </w:rPr>
+        <w:t xml:space="preserve">Exit: accept a concrete variation with its predicted outcome and a stated condition that would challenge the </w:t>
+      </w:r>
+      <w:r>
+        <w:rPr>
+          <w:b/>
+        </w:rPr>
+        <w:t>mechanism</w:t>
+      </w:r>
+      <w:r>
+        <w:rPr>
+          <w:b w:val="0"/>
+        </w:rPr>
+        <w:t xml:space="preserve">; reject a claim resting on unmeasured </w:t>
+      </w:r>
+      <w:r>
+        <w:rPr>
+          <w:b/>
+        </w:rPr>
+        <w:t>evidence</w:t>
+      </w:r>
+      <w:r>
+        <w:rPr>
+          <w:b w:val="0"/>
+        </w:rPr>
+        <w:t>.</w:t>
+      </w:r>
+    </w:p>
+    <w:p>
+      <w:pPr>
+        <w:spacing w:line="336" w:lineRule="auto" w:after="180"/>
+      </w:pPr>
+      <w:r>
+        <w:rPr>
+          <w:b w:val="0"/>
+        </w:rPr>
+        <w:t>Capacity 12, used 5; capacity 12, used 12; capacity 12, used 13.</w:t>
+      </w:r>
+    </w:p>
+    <w:p>
+      <w:pPr>
+        <w:spacing w:line="336" w:lineRule="auto" w:after="180"/>
+      </w:pPr>
+      <w:r>
+        <w:rPr>
+          <w:b w:val="0"/>
+        </w:rPr>
+        <w:t>Results 7 and 0; the third is invalid rather than remaining -1. Preserve the contract failure.</w:t>
+      </w:r>
+    </w:p>
+    <w:p>
+      <w:pPr>
+        <w:spacing w:line="336" w:lineRule="auto" w:after="180"/>
+      </w:pPr>
+      <w:r>
+        <w:rPr>
+          <w:b w:val="0"/>
+        </w:rPr>
+        <w:t xml:space="preserve">Compare the intermediate </w:t>
+      </w:r>
+      <w:r>
+        <w:rPr>
+          <w:b/>
+        </w:rPr>
+        <w:t>evidence</w:t>
+      </w:r>
+      <w:r>
+        <w:rPr>
+          <w:b w:val="0"/>
+        </w:rPr>
+        <w:t xml:space="preserve"> with the final statement. Explain why each number or decision follows from the stated </w:t>
+      </w:r>
+      <w:r>
+        <w:rPr>
+          <w:b/>
+        </w:rPr>
+        <w:t>input</w:t>
+      </w:r>
+      <w:r>
+        <w:rPr>
+          <w:b w:val="0"/>
+        </w:rPr>
+        <w:t>s.</w:t>
+      </w:r>
+    </w:p>
+    <w:p>
+      <w:pPr>
+        <w:spacing w:line="336" w:lineRule="auto" w:after="180"/>
+      </w:pPr>
+      <w:r>
+        <w:rPr>
+          <w:b w:val="0"/>
+        </w:rPr>
+        <w:t xml:space="preserve">The conclusion belongs to this scenario and procedure; changing the </w:t>
+      </w:r>
+      <w:r>
+        <w:rPr>
+          <w:b/>
+        </w:rPr>
+        <w:t>input</w:t>
+      </w:r>
+      <w:r>
+        <w:rPr>
+          <w:b w:val="0"/>
+        </w:rPr>
+        <w:t>s, evaluation population or authority can change what it establishes. Retain the raw record so a later revision can be compared honestly.</w:t>
+      </w:r>
+    </w:p>
+    <w:p>
+      <w:pPr>
+        <w:pStyle w:val="Heading2"/>
+      </w:pPr>
+      <w:r>
+        <w:t>Complete boundary/property/defect evidence</w:t>
+      </w:r>
+    </w:p>
+    <w:tbl>
+      <w:tblPr>
+        <w:tblStyle w:val="LightShading-Accent1"/>
+        <w:tblW w:type="auto" w:w="0"/>
+        <w:tblLook w:firstColumn="1" w:firstRow="1" w:lastColumn="0" w:lastRow="0" w:noHBand="0" w:noVBand="1" w:val="04A0"/>
+      </w:tblPr>
+      <w:tblGrid>
+        <w:gridCol w:w="5112"/>
+        <w:gridCol w:w="5112"/>
+      </w:tblGrid>
+      <w:tr>
+        <w:trPr>
+          <w:tblHeader/>
+        </w:trPr>
+        <w:tc>
+          <w:tcPr>
+            <w:tcW w:type="dxa" w:w="5112"/>
+          </w:tcPr>
+          <w:p>
+            <w:r>
+              <w:t>Test or evidence</w:t>
+            </w:r>
+          </w:p>
+        </w:tc>
+        <w:tc>
+          <w:tcPr>
+            <w:tcW w:type="dxa" w:w="5112"/>
+          </w:tcPr>
+          <w:p>
+            <w:r>
+              <w:t>What it can establish</w:t>
+            </w:r>
+          </w:p>
+        </w:tc>
+      </w:tr>
+      <w:tr>
+        <w:tc>
+          <w:tcPr>
+            <w:tcW w:type="dxa" w:w="5112"/>
+          </w:tcPr>
+          <w:p>
+            <w:r>
+              <w:t>Expected outcome specified before a run</w:t>
+            </w:r>
+          </w:p>
+        </w:tc>
+        <w:tc>
+          <w:tcPr>
+            <w:tcW w:type="dxa" w:w="5112"/>
+          </w:tcPr>
+          <w:p>
+            <w:r>
+              <w:t>A comparison target from the contract, not an invented observation</w:t>
+            </w:r>
+          </w:p>
+        </w:tc>
+      </w:tr>
+      <w:tr>
+        <w:tc>
+          <w:tcPr>
+            <w:tcW w:type="dxa" w:w="5112"/>
+          </w:tcPr>
+          <w:p>
+            <w:r>
+              <w:t>remaining(12, 5) returns 7</w:t>
+            </w:r>
+          </w:p>
+        </w:tc>
+        <w:tc>
+          <w:tcPr>
+            <w:tcW w:type="dxa" w:w="5112"/>
+          </w:tcPr>
+          <w:p>
+            <w:r>
+              <w:t>Agreement for this supplied input</w:t>
+            </w:r>
+          </w:p>
+        </w:tc>
+      </w:tr>
+      <w:tr>
+        <w:tc>
+          <w:tcPr>
+            <w:tcW w:type="dxa" w:w="5112"/>
+          </w:tcPr>
+          <w:p>
+            <w:r>
+              <w:t>remaining(12, 13) raises ValueError</w:t>
+            </w:r>
+          </w:p>
+        </w:tc>
+        <w:tc>
+          <w:tcPr>
+            <w:tcW w:type="dxa" w:w="5112"/>
+          </w:tcPr>
+          <w:p>
+            <w:r>
+              <w:t>Correct rejection for this out-of-range case</w:t>
+            </w:r>
+          </w:p>
+        </w:tc>
+      </w:tr>
+      <w:tr>
+        <w:tc>
+          <w:tcPr>
+            <w:tcW w:type="dxa" w:w="5112"/>
+          </w:tcPr>
+          <w:p>
+            <w:r>
+              <w:t>Repeated same-input calls agree</w:t>
+            </w:r>
+          </w:p>
+        </w:tc>
+        <w:tc>
+          <w:tcPr>
+            <w:tcW w:type="dxa" w:w="5112"/>
+          </w:tcPr>
+          <w:p>
+            <w:r>
+              <w:t>A repeatability check on those calls, not a proof covering all external-state dependence</w:t>
+            </w:r>
+          </w:p>
+        </w:tc>
+      </w:tr>
+      <w:tr>
+        <w:tc>
+          <w:tcPr>
+            <w:tcW w:type="dxa" w:w="5112"/>
+          </w:tcPr>
+          <w:p>
+            <w:r>
+              <w:t>A finite property sweep</w:t>
+            </w:r>
+          </w:p>
+        </w:tc>
+        <w:tc>
+          <w:tcPr>
+            <w:tcW w:type="dxa" w:w="5112"/>
+          </w:tcPr>
+          <w:p>
+            <w:r>
+              <w:t>Checks invariants on listed finite input ranges; not every possible integer</w:t>
+            </w:r>
+          </w:p>
+        </w:tc>
+      </w:tr>
+      <w:tr>
+        <w:tc>
+          <w:tcPr>
+            <w:tcW w:type="dxa" w:w="5112"/>
+          </w:tcPr>
+          <w:p>
+            <w:r>
+              <w:t>Deliberately wrong subtraction returns 6 instead of7</w:t>
+            </w:r>
+          </w:p>
+        </w:tc>
+        <w:tc>
+          <w:tcPr>
+            <w:tcW w:type="dxa" w:w="5112"/>
+          </w:tcPr>
+          <w:p>
+            <w:r>
+              <w:t>The expected-value test detects this defect</w:t>
+            </w:r>
+          </w:p>
+        </w:tc>
+      </w:tr>
+      <w:tr>
+        <w:tc>
+          <w:tcPr>
+            <w:tcW w:type="dxa" w:w="5112"/>
+          </w:tcPr>
+          <w:p>
+            <w:r>
+              <w:t>All unit cases pass</w:t>
+            </w:r>
+          </w:p>
+        </w:tc>
+        <w:tc>
+          <w:tcPr>
+            <w:tcW w:type="dxa" w:w="5112"/>
+          </w:tcPr>
+          <w:p>
+            <w:r>
+              <w:t>These component checks pass; permissions, integration, real data and model behaviour remain separate</w:t>
+            </w:r>
+          </w:p>
+        </w:tc>
+      </w:tr>
+    </w:tbl>
+    <w:p>
+      <w:pPr>
+        <w:pStyle w:val="Heading2"/>
+      </w:pPr>
+      <w:r>
+        <w:t>Separate formatter givens and scope</w:t>
+      </w:r>
+    </w:p>
+    <w:p>
+      <w:pPr>
+        <w:spacing w:line="336" w:lineRule="auto" w:after="180"/>
+      </w:pPr>
+      <w:r>
+        <w:rPr>
+          <w:b w:val="0"/>
+        </w:rPr>
+        <w:t xml:space="preserve">Test a room formatter alone. A </w:t>
+      </w:r>
+      <w:r>
+        <w:rPr>
+          <w:b/>
+        </w:rPr>
+        <w:t>pure function</w:t>
+      </w:r>
+      <w:r>
+        <w:rPr>
+          <w:b w:val="0"/>
+        </w:rPr>
+        <w:t xml:space="preserve"> returns "Room " plus a supplied positive integer.</w:t>
+      </w:r>
+    </w:p>
+    <w:p>
+      <w:pPr>
+        <w:spacing w:line="336" w:lineRule="auto" w:after="180"/>
+      </w:pPr>
+      <w:r>
+        <w:rPr>
+          <w:b w:val="0"/>
+        </w:rPr>
+        <w:t xml:space="preserve">Accepted </w:t>
+      </w:r>
+      <w:r>
+        <w:rPr>
+          <w:b/>
+        </w:rPr>
+        <w:t>input</w:t>
+      </w:r>
+      <w:r>
+        <w:rPr>
+          <w:b w:val="0"/>
+        </w:rPr>
+        <w:t xml:space="preserve">s are positive integers. Expected </w:t>
+      </w:r>
+      <w:r>
+        <w:rPr>
+          <w:b/>
+        </w:rPr>
+        <w:t>output</w:t>
+      </w:r>
+      <w:r>
+        <w:rPr>
+          <w:b w:val="0"/>
+        </w:rPr>
+        <w:t>s: 7→"Room 7"; 12→"Room 12".</w:t>
+      </w:r>
+    </w:p>
+    <w:p>
+      <w:pPr>
+        <w:spacing w:line="336" w:lineRule="auto" w:after="180"/>
+      </w:pPr>
+      <w:r>
+        <w:rPr>
+          <w:b w:val="0"/>
+        </w:rPr>
+        <w:t>The main function subtracts validated counts; the picture is a separate formatter. It accepts a positive integer and returns the exact string "Room " followed by its digits. Input 7 gives "Room 7" and 12 gives "Room 12", with exactly one space after Room. Zero has an integer type but fails this formatter’s positive-value rule, even though zero is valid in some remaining-count cases.</w:t>
+      </w:r>
+    </w:p>
+    <w:p>
+      <w:pPr>
+        <w:spacing w:line="336" w:lineRule="auto" w:after="180"/>
+      </w:pPr>
+      <w:r>
+        <w:rPr>
+          <w:b w:val="0"/>
+        </w:rPr>
+        <w:t>Contracts belong to the specific function; do not transfer a boundary rule without checking it.</w:t>
+      </w:r>
+    </w:p>
+    <w:p>
+      <w:pPr>
+        <w:pStyle w:val="Heading2"/>
+      </w:pPr>
+      <w:r>
+        <w:t>Picture trace and zero-input key</w:t>
+      </w:r>
+    </w:p>
+    <w:p>
+      <w:r>
+        <w:drawing>
+          <wp:inline xmlns:a="http://schemas.openxmlformats.org/drawingml/2006/main" xmlns:pic="http://schemas.openxmlformats.org/drawingml/2006/picture">
+            <wp:extent cx="5486400" cy="3182112"/>
+            <wp:docPr id="1" name="Picture 1" descr="Call with 7: The prefix and supplied numeral produce Room 7. → Compare exact text: The expected text includes one space before 7. → Call with 12: The same fixed procedure produces Room 12."/>
+            <wp:cNvGraphicFramePr>
+              <a:graphicFrameLocks noChangeAspect="1"/>
+            </wp:cNvGraphicFramePr>
+            <a:graphic>
+              <a:graphicData uri="http://schemas.openxmlformats.org/drawingml/2006/picture">
+                <pic:pic>
+                  <pic:nvPicPr>
+                    <pic:cNvPr id="0" name="academy-story-ai-6-7-02.png"/>
+                    <pic:cNvPicPr/>
+                  </pic:nvPicPr>
+                  <pic:blipFill>
+                    <a:blip r:embed="rId9"/>
+                    <a:stretch>
+                      <a:fillRect/>
+                    </a:stretch>
+                  </pic:blipFill>
+                  <pic:spPr>
+                    <a:xfrm>
+                      <a:off x="0" y="0"/>
+                      <a:ext cx="5486400" cy="3182112"/>
+                    </a:xfrm>
+                    <a:prstGeom prst="rect"/>
+                  </pic:spPr>
+                </pic:pic>
+              </a:graphicData>
+            </a:graphic>
+          </wp:inline>
+        </w:drawing>
+      </w:r>
+    </w:p>
+    <w:p>
+      <w:pPr>
+        <w:pStyle w:val="Heading3"/>
+      </w:pPr>
+      <w:r>
+        <w:t>Read the picture one step at a time</w:t>
+      </w:r>
+    </w:p>
+    <w:tbl>
+      <w:tblPr>
+        <w:tblStyle w:val="LightShading-Accent1"/>
+        <w:tblW w:type="auto" w:w="0"/>
+        <w:tblLook w:firstColumn="1" w:firstRow="1" w:lastColumn="0" w:lastRow="0" w:noHBand="0" w:noVBand="1" w:val="04A0"/>
+      </w:tblPr>
+      <w:tblGrid>
+        <w:gridCol w:w="5112"/>
+        <w:gridCol w:w="5112"/>
+      </w:tblGrid>
+      <w:tr>
+        <w:trPr>
+          <w:tblHeader/>
+        </w:trPr>
+        <w:tc>
+          <w:tcPr>
+            <w:tcW w:type="dxa" w:w="5112"/>
+          </w:tcPr>
+          <w:p>
+            <w:r>
+              <w:t>Step</w:t>
+            </w:r>
+          </w:p>
+        </w:tc>
+        <w:tc>
+          <w:tcPr>
+            <w:tcW w:type="dxa" w:w="5112"/>
+          </w:tcPr>
+          <w:p>
+            <w:r>
+              <w:t>What happens and why</w:t>
+            </w:r>
+          </w:p>
+        </w:tc>
+      </w:tr>
+      <w:tr>
+        <w:tc>
+          <w:tcPr>
+            <w:tcW w:type="dxa" w:w="5112"/>
+          </w:tcPr>
+          <w:p>
+            <w:r>
+              <w:t>1. Call with 7</w:t>
+            </w:r>
+          </w:p>
+        </w:tc>
+        <w:tc>
+          <w:tcPr>
+            <w:tcW w:type="dxa" w:w="5112"/>
+          </w:tcPr>
+          <w:p>
+            <w:r>
+              <w:t>The prefix and supplied numeral produce Room 7.</w:t>
+            </w:r>
+          </w:p>
+        </w:tc>
+      </w:tr>
+      <w:tr>
+        <w:tc>
+          <w:tcPr>
+            <w:tcW w:type="dxa" w:w="5112"/>
+          </w:tcPr>
+          <w:p>
+            <w:r>
+              <w:t>2. Compare exact text</w:t>
+            </w:r>
+          </w:p>
+        </w:tc>
+        <w:tc>
+          <w:tcPr>
+            <w:tcW w:type="dxa" w:w="5112"/>
+          </w:tcPr>
+          <w:p>
+            <w:r>
+              <w:t>The expected text includes one space before 7.</w:t>
+            </w:r>
+          </w:p>
+        </w:tc>
+      </w:tr>
+      <w:tr>
+        <w:tc>
+          <w:tcPr>
+            <w:tcW w:type="dxa" w:w="5112"/>
+          </w:tcPr>
+          <w:p>
+            <w:r>
+              <w:t>3. Call with 12</w:t>
+            </w:r>
+          </w:p>
+        </w:tc>
+        <w:tc>
+          <w:tcPr>
+            <w:tcW w:type="dxa" w:w="5112"/>
+          </w:tcPr>
+          <w:p>
+            <w:r>
+              <w:t>The same fixed procedure produces Room 12.</w:t>
+            </w:r>
+          </w:p>
+        </w:tc>
+      </w:tr>
+    </w:tbl>
+    <w:p>
+      <w:r>
+        <w:t>Match each pictured step to the supplied facts. This is a worked teaching case, not an independent assessment.</w:t>
+      </w:r>
+    </w:p>
+    <w:p>
+      <w:pPr>
+        <w:spacing w:line="336" w:lineRule="auto" w:after="180"/>
+      </w:pPr>
+      <w:r>
+        <w:rPr>
+          <w:b w:val="0"/>
+        </w:rPr>
+        <w:t xml:space="preserve">A pure component depends on its accepted </w:t>
+      </w:r>
+      <w:r>
+        <w:rPr>
+          <w:b/>
+        </w:rPr>
+        <w:t>input</w:t>
+      </w:r>
+      <w:r>
+        <w:rPr>
+          <w:b w:val="0"/>
+        </w:rPr>
+        <w:t>, not a clock, network or model. Isolating it makes failures easier to locate.</w:t>
+      </w:r>
+    </w:p>
+    <w:p>
+      <w:pPr>
+        <w:spacing w:line="336" w:lineRule="auto" w:after="180"/>
+      </w:pPr>
+      <w:r>
+        <w:rPr>
+          <w:b w:val="0"/>
+        </w:rPr>
+        <w:t>These tests cover only stated cases; they do not test the full AI service or every invalid value.</w:t>
+      </w:r>
+    </w:p>
+    <w:p>
+      <w:pPr>
+        <w:spacing w:line="336" w:lineRule="auto" w:after="180"/>
+      </w:pPr>
+      <w:r>
+        <w:rPr>
+          <w:b w:val="0"/>
+        </w:rPr>
+        <w:t>Change: Supply zero instead of 7.</w:t>
+      </w:r>
+    </w:p>
+    <w:p>
+      <w:pPr>
+        <w:spacing w:line="336" w:lineRule="auto" w:after="180"/>
+      </w:pPr>
+      <w:r>
+        <w:rPr>
+          <w:b/>
+        </w:rPr>
+        <w:t>Prediction</w:t>
+      </w:r>
+      <w:r>
+        <w:rPr>
+          <w:b w:val="0"/>
+        </w:rPr>
+        <w:t xml:space="preserve">: Reject the </w:t>
+      </w:r>
+      <w:r>
+        <w:rPr>
+          <w:b/>
+        </w:rPr>
+        <w:t>input</w:t>
+      </w:r>
+      <w:r>
+        <w:rPr>
+          <w:b w:val="0"/>
+        </w:rPr>
+        <w:t xml:space="preserve"> under the stated positive-integer contract.</w:t>
+      </w:r>
+    </w:p>
+    <w:p>
+      <w:pPr>
+        <w:spacing w:line="336" w:lineRule="auto" w:after="180"/>
+      </w:pPr>
+      <w:r>
+        <w:rPr>
+          <w:b w:val="0"/>
+        </w:rPr>
+        <w:t>Reason: Zero has the right type but violates the value requirement.</w:t>
+      </w:r>
+    </w:p>
+    <w:p>
+      <w:pPr>
+        <w:pStyle w:val="Heading2"/>
+      </w:pPr>
+      <w:r>
+        <w:t>Reference: original optional snippet · reference / check after trying</w:t>
+      </w:r>
+    </w:p>
+    <w:p>
+      <w:pPr>
+        <w:spacing w:line="336" w:lineRule="auto" w:after="180"/>
+      </w:pPr>
+      <w:r>
+        <w:rPr>
+          <w:b w:val="0"/>
+        </w:rPr>
+        <w:t xml:space="preserve">Optional local lab: predict the printed result before running this standalone Python 3 example. Change one relevant boundary </w:t>
+      </w:r>
+      <w:r>
+        <w:rPr>
+          <w:b/>
+        </w:rPr>
+        <w:t>input</w:t>
+      </w:r>
+      <w:r>
+        <w:rPr>
+          <w:b w:val="0"/>
+        </w:rPr>
+        <w:t>, record the outcome and state the contract or statistical assumptions.</w:t>
+      </w:r>
+    </w:p>
+    <w:p>
+      <w:pPr>
+        <w:spacing w:line="336" w:lineRule="auto" w:after="180"/>
+      </w:pPr>
+      <w:r>
+        <w:rPr>
+          <w:b w:val="0"/>
+        </w:rPr>
+        <w:t>The program uses fictional values and the Python standard library; it performs no external operations.</w:t>
+      </w:r>
+    </w:p>
+    <w:p>
+      <w:r>
+        <w:rPr>
+          <w:rFonts w:ascii="Courier New" w:hAnsi="Courier New"/>
+          <w:sz w:val="18"/>
+        </w:rPr>
+        <w:t>def nonnegative_integer(value):</w:t>
+        <w:br/>
+        <w:t xml:space="preserve">    return type(value) is int and value &gt;= 0</w:t>
+        <w:br/>
+        <w:br/>
+        <w:t>def remaining(capacity, used):</w:t>
+        <w:br/>
+        <w:t xml:space="preserve">    if not nonnegative_integer(capacity) or not nonnegative_integer(used) or used &gt; capacity:</w:t>
+        <w:br/>
+        <w:t xml:space="preserve">        raise ValueError('capacity/used')</w:t>
+        <w:br/>
+        <w:t xml:space="preserve">    return capacity - used</w:t>
+        <w:br/>
+        <w:br/>
+        <w:t>print(remaining(12, 5))</w:t>
+      </w:r>
+    </w:p>
+    <w:p>
+      <w:pPr>
+        <w:pStyle w:val="Heading2"/>
+      </w:pPr>
+      <w:r>
+        <w:t>Earlier wording, alternatives and picture transcripts · reference / check after trying</w:t>
+      </w:r>
+    </w:p>
+    <w:p>
+      <w:pPr>
+        <w:spacing w:line="336" w:lineRule="auto" w:after="180"/>
+      </w:pPr>
+      <w:r>
+        <w:rPr>
+          <w:b w:val="0"/>
+        </w:rPr>
+        <w:t>Begin by writing the question the procedure is intended to answer. Identify the information already supplied, the information it will produce and the information still missing.</w:t>
+      </w:r>
+    </w:p>
+    <w:p>
+      <w:pPr>
+        <w:spacing w:line="336" w:lineRule="auto" w:after="180"/>
+      </w:pPr>
+      <w:r>
+        <w:rPr>
+          <w:b w:val="0"/>
+        </w:rPr>
+        <w:t>These are constructed classroom examples; they do not require live accounts, private records or an external service. Do not treat a plausible explanation as a measured outcome.</w:t>
       </w:r>
     </w:p>
     <w:p>
@@ -950,99 +2281,30 @@
         <w:pStyle w:val="Heading3"/>
       </w:pPr>
       <w:r>
-        <w:t>Testing pure components — evidence trace</w:t>
-      </w:r>
-    </w:p>
-    <w:tbl>
-      <w:tblPr>
-        <w:tblStyle w:val="LightShading-Accent1"/>
-        <w:tblW w:type="auto" w:w="0"/>
-        <w:tblLook w:firstColumn="1" w:firstRow="1" w:lastColumn="0" w:lastRow="0" w:noHBand="0" w:noVBand="1" w:val="04A0"/>
-      </w:tblPr>
-      <w:tblGrid>
-        <w:gridCol w:w="3408"/>
-        <w:gridCol w:w="3408"/>
-        <w:gridCol w:w="3408"/>
-      </w:tblGrid>
-      <w:tr>
-        <w:trPr>
-          <w:tblHeader/>
-        </w:trPr>
-        <w:tc>
-          <w:tcPr>
-            <w:tcW w:type="dxa" w:w="3408"/>
-          </w:tcPr>
-          <w:p>
-            <w:r>
-              <w:t>Input and scope</w:t>
-            </w:r>
-          </w:p>
-        </w:tc>
-        <w:tc>
-          <w:tcPr>
-            <w:tcW w:type="dxa" w:w="3408"/>
-          </w:tcPr>
-          <w:p>
-            <w:r>
-              <w:t>Check or calculation</w:t>
-            </w:r>
-          </w:p>
-        </w:tc>
-        <w:tc>
-          <w:tcPr>
-            <w:tcW w:type="dxa" w:w="3408"/>
-          </w:tcPr>
-          <w:p>
-            <w:r>
-              <w:t>Conclusion and limit</w:t>
-            </w:r>
-          </w:p>
-        </w:tc>
-      </w:tr>
-      <w:tr>
-        <w:tc>
-          <w:tcPr>
-            <w:tcW w:type="dxa" w:w="3408"/>
-          </w:tcPr>
-          <w:p>
-            <w:r>
-              <w:t>Capacity 12, used 5; capacity 12, used 12; capacity 12, used 13.</w:t>
-            </w:r>
-          </w:p>
-        </w:tc>
-        <w:tc>
-          <w:tcPr>
-            <w:tcW w:type="dxa" w:w="3408"/>
-          </w:tcPr>
-          <w:p>
-            <w:r>
-              <w:t>Define remaining(capacity, used)=capacity-used for integer inputs satisfying 0&lt;=used&lt;=capacity. Invalid types/ranges raise an explicit validation error. Test zero and equality boundaries.</w:t>
-            </w:r>
-          </w:p>
-        </w:tc>
-        <w:tc>
-          <w:tcPr>
-            <w:tcW w:type="dxa" w:w="3408"/>
-          </w:tcPr>
-          <w:p>
-            <w:r>
-              <w:t>Results 7 and 0; the third is invalid rather than remaining -1. Preserve the contract failure.</w:t>
-            </w:r>
-          </w:p>
-        </w:tc>
-      </w:tr>
-    </w:tbl>
-    <w:p>
-      <w:r>
-        <w:t>The figure connects this chapter's worked input, declared procedure and result. Read the complete worked reasoning for qualifiers and intermediate steps; the abbreviated labels do not replace that reasoning.</w:t>
+        <w:t>Model the reasoning aloud</w:t>
       </w:r>
     </w:p>
     <w:p>
       <w:pPr>
-        <w:pStyle w:val="Heading3"/>
-      </w:pPr>
-      <w:r>
-        <w:t>Explain Testing pure components · 3</w:t>
+        <w:spacing w:line="336" w:lineRule="auto" w:after="180"/>
+      </w:pPr>
+      <w:r>
+        <w:rPr>
+          <w:b w:val="0"/>
+        </w:rPr>
+        <w:t xml:space="preserve">Use the complete worked example below before asking learners to complete W2. Reveal a small part, invite a </w:t>
+      </w:r>
+      <w:r>
+        <w:rPr>
+          <w:b/>
+        </w:rPr>
+        <w:t>prediction</w:t>
+      </w:r>
+      <w:r>
+        <w:rPr>
+          <w:b w:val="0"/>
+        </w:rPr>
+        <w:t>, then explain the deciding step.</w:t>
       </w:r>
     </w:p>
     <w:p>
@@ -1053,260 +2315,7 @@
         <w:rPr>
           <w:b w:val="0"/>
         </w:rPr>
-        <w:t>Guided: Results 7 and 0; the third is invalid rather than remaining -1. Preserve the contract failure.</w:t>
-      </w:r>
-    </w:p>
-    <w:p>
-      <w:pPr>
-        <w:spacing w:line="336" w:lineRule="auto" w:after="180"/>
-      </w:pPr>
-      <w:r>
-        <w:rPr>
-          <w:b w:val="0"/>
-        </w:rPr>
-        <w:t xml:space="preserve">Qualification: Passing unit cases for a </w:t>
-      </w:r>
-      <w:r>
-        <w:rPr>
-          <w:b/>
-        </w:rPr>
-        <w:t>pure function</w:t>
-      </w:r>
-      <w:r>
-        <w:rPr>
-          <w:b w:val="0"/>
-        </w:rPr>
-        <w:t xml:space="preserve"> does not establish integration permissions or model-dependent behaviour.</w:t>
-      </w:r>
-    </w:p>
-    <w:p>
-      <w:pPr>
-        <w:spacing w:line="336" w:lineRule="auto" w:after="180"/>
-      </w:pPr>
-      <w:r>
-        <w:rPr>
-          <w:b w:val="0"/>
-        </w:rPr>
-        <w:t xml:space="preserve">Exit: accept a concrete variation with its predicted outcome and a stated condition that would challenge the </w:t>
-      </w:r>
-      <w:r>
-        <w:rPr>
-          <w:b/>
-        </w:rPr>
-        <w:t>mechanism</w:t>
-      </w:r>
-      <w:r>
-        <w:rPr>
-          <w:b w:val="0"/>
-        </w:rPr>
-        <w:t xml:space="preserve">; reject a claim resting on unmeasured </w:t>
-      </w:r>
-      <w:r>
-        <w:rPr>
-          <w:b/>
-        </w:rPr>
-        <w:t>evidence</w:t>
-      </w:r>
-      <w:r>
-        <w:rPr>
-          <w:b w:val="0"/>
-        </w:rPr>
-        <w:t>.</w:t>
-      </w:r>
-    </w:p>
-    <w:p>
-      <w:pPr>
-        <w:pStyle w:val="Heading3"/>
-      </w:pPr>
-      <w:r>
-        <w:t>Model the reasoning aloud</w:t>
-      </w:r>
-    </w:p>
-    <w:p>
-      <w:pPr>
-        <w:spacing w:line="336" w:lineRule="auto" w:after="180"/>
-      </w:pPr>
-      <w:r>
-        <w:rPr>
-          <w:b w:val="0"/>
-        </w:rPr>
-        <w:t xml:space="preserve">Use the complete worked example below before asking learners to complete W2. Reveal a small part, invite a </w:t>
-      </w:r>
-      <w:r>
-        <w:rPr>
-          <w:b/>
-        </w:rPr>
-        <w:t>prediction</w:t>
-      </w:r>
-      <w:r>
-        <w:rPr>
-          <w:b w:val="0"/>
-        </w:rPr>
-        <w:t>, then explain the deciding step.</w:t>
-      </w:r>
-    </w:p>
-    <w:p>
-      <w:pPr>
-        <w:spacing w:line="336" w:lineRule="auto" w:after="180"/>
-      </w:pPr>
-      <w:r>
-        <w:rPr>
-          <w:b w:val="0"/>
-        </w:rPr>
         <w:t>These teacher notes contain solutions; do not reveal the independent case answer during modelling.</w:t>
-      </w:r>
-    </w:p>
-    <w:p>
-      <w:pPr>
-        <w:spacing w:line="336" w:lineRule="auto" w:after="180"/>
-      </w:pPr>
-      <w:r>
-        <w:rPr>
-          <w:b w:val="0"/>
-        </w:rPr>
-        <w:t>Capacity 12, used 5; capacity 12, used 12; capacity 12, used 13.</w:t>
-      </w:r>
-    </w:p>
-    <w:p>
-      <w:pPr>
-        <w:spacing w:line="336" w:lineRule="auto" w:after="180"/>
-      </w:pPr>
-      <w:r>
-        <w:rPr>
-          <w:b w:val="0"/>
-        </w:rPr>
-        <w:t>Results 7 and 0; the third is invalid rather than remaining -1. Preserve the contract failure.</w:t>
-      </w:r>
-    </w:p>
-    <w:p>
-      <w:pPr>
-        <w:pStyle w:val="Heading3"/>
-      </w:pPr>
-      <w:r>
-        <w:t>Model the reasoning aloud · 4</w:t>
-      </w:r>
-    </w:p>
-    <w:p>
-      <w:pPr>
-        <w:spacing w:line="336" w:lineRule="auto" w:after="180"/>
-      </w:pPr>
-      <w:r>
-        <w:rPr>
-          <w:b w:val="0"/>
-        </w:rPr>
-        <w:t xml:space="preserve">Compare the intermediate </w:t>
-      </w:r>
-      <w:r>
-        <w:rPr>
-          <w:b/>
-        </w:rPr>
-        <w:t>evidence</w:t>
-      </w:r>
-      <w:r>
-        <w:rPr>
-          <w:b w:val="0"/>
-        </w:rPr>
-        <w:t xml:space="preserve"> with the final statement. Explain why each number or decision follows from the stated </w:t>
-      </w:r>
-      <w:r>
-        <w:rPr>
-          <w:b/>
-        </w:rPr>
-        <w:t>input</w:t>
-      </w:r>
-      <w:r>
-        <w:rPr>
-          <w:b w:val="0"/>
-        </w:rPr>
-        <w:t>s.</w:t>
-      </w:r>
-    </w:p>
-    <w:p>
-      <w:pPr>
-        <w:spacing w:line="336" w:lineRule="auto" w:after="180"/>
-      </w:pPr>
-      <w:r>
-        <w:rPr>
-          <w:b w:val="0"/>
-        </w:rPr>
-        <w:t xml:space="preserve">The conclusion belongs to this scenario and procedure; changing the </w:t>
-      </w:r>
-      <w:r>
-        <w:rPr>
-          <w:b/>
-        </w:rPr>
-        <w:t>input</w:t>
-      </w:r>
-      <w:r>
-        <w:rPr>
-          <w:b w:val="0"/>
-        </w:rPr>
-        <w:t>s, evaluation population or authority can change what it establishes. Retain the raw record so a later revision can be compared honestly.</w:t>
-      </w:r>
-    </w:p>
-    <w:p>
-      <w:pPr>
-        <w:pStyle w:val="Heading3"/>
-      </w:pPr>
-      <w:r>
-        <w:t>Model the reasoning aloud · 5</w:t>
-      </w:r>
-    </w:p>
-    <w:p>
-      <w:pPr>
-        <w:spacing w:line="336" w:lineRule="auto" w:after="180"/>
-      </w:pPr>
-      <w:r>
-        <w:rPr>
-          <w:b w:val="0"/>
-        </w:rPr>
-        <w:t xml:space="preserve">Optional local lab: predict the printed result before running this standalone Python 3 example. Change one relevant boundary </w:t>
-      </w:r>
-      <w:r>
-        <w:rPr>
-          <w:b/>
-        </w:rPr>
-        <w:t>input</w:t>
-      </w:r>
-      <w:r>
-        <w:rPr>
-          <w:b w:val="0"/>
-        </w:rPr>
-        <w:t>, record the outcome and state the contract or statistical assumptions.</w:t>
-      </w:r>
-    </w:p>
-    <w:p>
-      <w:pPr>
-        <w:spacing w:line="336" w:lineRule="auto" w:after="180"/>
-      </w:pPr>
-      <w:r>
-        <w:rPr>
-          <w:b w:val="0"/>
-        </w:rPr>
-        <w:t>The program uses fictional values and the Python standard library; it performs no external operations.</w:t>
-      </w:r>
-    </w:p>
-    <w:p>
-      <w:r>
-        <w:rPr>
-          <w:rFonts w:ascii="Courier New" w:hAnsi="Courier New"/>
-          <w:sz w:val="18"/>
-        </w:rPr>
-        <w:t>def nonnegative_integer(value):</w:t>
-        <w:br/>
-        <w:t xml:space="preserve">    return type(value) is int and value &gt;= 0</w:t>
-        <w:br/>
-        <w:br/>
-        <w:t>def remaining(capacity, used):</w:t>
-        <w:br/>
-        <w:t xml:space="preserve">    if not nonnegative_integer(capacity) or not nonnegative_integer(used) or used &gt; capacity:</w:t>
-        <w:br/>
-        <w:t xml:space="preserve">        raise ValueError('capacity/used')</w:t>
-        <w:br/>
-        <w:t xml:space="preserve">    return capacity - used</w:t>
-        <w:br/>
-        <w:br/>
-        <w:t>print(remaining(12, 5))</w:t>
       </w:r>
     </w:p>
     <w:tbl>
@@ -1432,77 +2441,10 @@
     </w:p>
     <w:p>
       <w:pPr>
-        <w:spacing w:line="336" w:lineRule="auto" w:after="180"/>
-      </w:pPr>
-      <w:r>
-        <w:rPr>
-          <w:b w:val="0"/>
-        </w:rPr>
-        <w:t xml:space="preserve">Test a room formatter alone. A </w:t>
-      </w:r>
-      <w:r>
-        <w:rPr>
-          <w:b/>
-        </w:rPr>
-        <w:t>pure function</w:t>
-      </w:r>
-      <w:r>
-        <w:rPr>
-          <w:b w:val="0"/>
-        </w:rPr>
-        <w:t xml:space="preserve"> returns "Room " plus a supplied positive integer.</w:t>
-      </w:r>
-    </w:p>
-    <w:p>
-      <w:pPr>
         <w:pStyle w:val="Heading3"/>
       </w:pPr>
       <w:r>
         <w:t>The facts we will use</w:t>
-      </w:r>
-    </w:p>
-    <w:p>
-      <w:pPr>
-        <w:pStyle w:val="Heading3"/>
-      </w:pPr>
-      <w:r>
-        <w:t>Supplied facts</w:t>
-      </w:r>
-    </w:p>
-    <w:p>
-      <w:pPr>
-        <w:spacing w:line="336" w:lineRule="auto" w:after="180"/>
-        <w:shd w:fill="F1F6FC"/>
-      </w:pPr>
-      <w:r>
-        <w:rPr>
-          <w:b w:val="0"/>
-        </w:rPr>
-        <w:t xml:space="preserve">Accepted </w:t>
-      </w:r>
-      <w:r>
-        <w:rPr>
-          <w:b/>
-        </w:rPr>
-        <w:t>input</w:t>
-      </w:r>
-      <w:r>
-        <w:rPr>
-          <w:b w:val="0"/>
-        </w:rPr>
-        <w:t xml:space="preserve">s are positive integers. Expected </w:t>
-      </w:r>
-      <w:r>
-        <w:rPr>
-          <w:b/>
-        </w:rPr>
-        <w:t>output</w:t>
-      </w:r>
-      <w:r>
-        <w:rPr>
-          <w:b w:val="0"/>
-        </w:rPr>
-        <w:t>s: 7→"Room 7"; 12→"Room 12".</w:t>
       </w:r>
     </w:p>
     <w:p>
@@ -1510,7 +2452,7 @@
         <w:drawing>
           <wp:inline xmlns:a="http://schemas.openxmlformats.org/drawingml/2006/main" xmlns:pic="http://schemas.openxmlformats.org/drawingml/2006/picture">
             <wp:extent cx="5486400" cy="5145314"/>
-            <wp:docPr id="1" name="Picture 1" descr="Testing pure components. Call with 7: The prefix and supplied numeral produce Room 7.. Compare exact text: The expected text includes one space before 7.. Call with 12: The same fixed procedure produces Room 12."/>
+            <wp:docPr id="2" name="Picture 2" descr="Testing pure components. Call with 7: The prefix and supplied numeral produce Room 7.. Compare exact text: The expected text includes one space before 7.. Call with 12: The same fixed procedure produces Room 12."/>
             <wp:cNvGraphicFramePr>
               <a:graphicFrameLocks noChangeAspect="1"/>
             </wp:cNvGraphicFramePr>
@@ -1522,7 +2464,7 @@
                     <pic:cNvPicPr/>
                   </pic:nvPicPr>
                   <pic:blipFill>
-                    <a:blip r:embed="rId9"/>
+                    <a:blip r:embed="rId10"/>
                     <a:stretch>
                       <a:fillRect/>
                     </a:stretch>
@@ -1546,114 +2488,7 @@
         <w:pStyle w:val="Heading3"/>
       </w:pPr>
       <w:r>
-        <w:t>Read the picture one step at a time</w:t>
-      </w:r>
-    </w:p>
-    <w:tbl>
-      <w:tblPr>
-        <w:tblStyle w:val="LightShading-Accent1"/>
-        <w:tblW w:type="auto" w:w="0"/>
-        <w:tblLook w:firstColumn="1" w:firstRow="1" w:lastColumn="0" w:lastRow="0" w:noHBand="0" w:noVBand="1" w:val="04A0"/>
-      </w:tblPr>
-      <w:tblGrid>
-        <w:gridCol w:w="5112"/>
-        <w:gridCol w:w="5112"/>
-      </w:tblGrid>
-      <w:tr>
-        <w:trPr>
-          <w:tblHeader/>
-        </w:trPr>
-        <w:tc>
-          <w:tcPr>
-            <w:tcW w:type="dxa" w:w="5112"/>
-          </w:tcPr>
-          <w:p>
-            <w:r>
-              <w:t>Step</w:t>
-            </w:r>
-          </w:p>
-        </w:tc>
-        <w:tc>
-          <w:tcPr>
-            <w:tcW w:type="dxa" w:w="5112"/>
-          </w:tcPr>
-          <w:p>
-            <w:r>
-              <w:t>What happens and why</w:t>
-            </w:r>
-          </w:p>
-        </w:tc>
-      </w:tr>
-      <w:tr>
-        <w:tc>
-          <w:tcPr>
-            <w:tcW w:type="dxa" w:w="5112"/>
-          </w:tcPr>
-          <w:p>
-            <w:r>
-              <w:t>1. Call with 7</w:t>
-            </w:r>
-          </w:p>
-        </w:tc>
-        <w:tc>
-          <w:tcPr>
-            <w:tcW w:type="dxa" w:w="5112"/>
-          </w:tcPr>
-          <w:p>
-            <w:r>
-              <w:t>The prefix and supplied numeral produce Room 7.</w:t>
-            </w:r>
-          </w:p>
-        </w:tc>
-      </w:tr>
-      <w:tr>
-        <w:tc>
-          <w:tcPr>
-            <w:tcW w:type="dxa" w:w="5112"/>
-          </w:tcPr>
-          <w:p>
-            <w:r>
-              <w:t>2. Compare exact text</w:t>
-            </w:r>
-          </w:p>
-        </w:tc>
-        <w:tc>
-          <w:tcPr>
-            <w:tcW w:type="dxa" w:w="5112"/>
-          </w:tcPr>
-          <w:p>
-            <w:r>
-              <w:t>The expected text includes one space before 7.</w:t>
-            </w:r>
-          </w:p>
-        </w:tc>
-      </w:tr>
-      <w:tr>
-        <w:tc>
-          <w:tcPr>
-            <w:tcW w:type="dxa" w:w="5112"/>
-          </w:tcPr>
-          <w:p>
-            <w:r>
-              <w:t>3. Call with 12</w:t>
-            </w:r>
-          </w:p>
-        </w:tc>
-        <w:tc>
-          <w:tcPr>
-            <w:tcW w:type="dxa" w:w="5112"/>
-          </w:tcPr>
-          <w:p>
-            <w:r>
-              <w:t>The same fixed procedure produces Room 12.</w:t>
-            </w:r>
-          </w:p>
-        </w:tc>
-      </w:tr>
-    </w:tbl>
-    <w:p>
-      <w:r>
-        <w:t>Match each pictured step to the supplied facts. This is a worked teaching case, not an independent assessment.</w:t>
+        <w:t>Why this result follows</w:t>
       </w:r>
     </w:p>
     <w:p>
@@ -1661,7 +2496,7 @@
         <w:pStyle w:val="Heading3"/>
       </w:pPr>
       <w:r>
-        <w:t>Why this result follows</w:t>
+        <w:t>What this example does not establish</w:t>
       </w:r>
     </w:p>
     <w:p>
@@ -1669,161 +2504,168 @@
         <w:pStyle w:val="Heading3"/>
       </w:pPr>
       <w:r>
-        <w:t>Why the result follows</w:t>
+        <w:t>Change one thing in the pictured case</w:t>
       </w:r>
     </w:p>
     <w:p>
       <w:pPr>
-        <w:spacing w:line="336" w:lineRule="auto" w:after="180"/>
-        <w:shd w:fill="F1F6FC"/>
-      </w:pPr>
-      <w:r>
-        <w:rPr>
-          <w:b w:val="0"/>
-        </w:rPr>
-        <w:t xml:space="preserve">A pure component depends on its accepted </w:t>
-      </w:r>
-      <w:r>
-        <w:rPr>
-          <w:b/>
-        </w:rPr>
-        <w:t>input</w:t>
-      </w:r>
-      <w:r>
-        <w:rPr>
-          <w:b w:val="0"/>
-        </w:rPr>
-        <w:t>, not a clock, network or model. Isolating it makes failures easier to locate.</w:t>
+        <w:pStyle w:val="Heading3"/>
+      </w:pPr>
+      <w:r>
+        <w:t>Ask while showing the picture</w:t>
       </w:r>
     </w:p>
     <w:p>
       <w:pPr>
-        <w:pStyle w:val="Heading3"/>
-      </w:pPr>
-      <w:r>
-        <w:t>What this example does not establish</w:t>
+        <w:spacing w:line="336" w:lineRule="auto" w:after="180"/>
+      </w:pPr>
+      <w:r>
+        <w:rPr>
+          <w:b w:val="0"/>
+        </w:rPr>
+        <w:t xml:space="preserve">Cover the result. Ask learners to name the </w:t>
+      </w:r>
+      <w:r>
+        <w:rPr>
+          <w:b/>
+        </w:rPr>
+        <w:t>input</w:t>
+      </w:r>
+      <w:r>
+        <w:rPr>
+          <w:b w:val="0"/>
+        </w:rPr>
+        <w:t xml:space="preserve">s and predict the next step. Uncover one step, connect the icon to the actual procedure, and explain its </w:t>
+      </w:r>
+      <w:r>
+        <w:rPr>
+          <w:b/>
+        </w:rPr>
+        <w:t>evidence</w:t>
+      </w:r>
+      <w:r>
+        <w:rPr>
+          <w:b w:val="0"/>
+        </w:rPr>
+        <w:t>. Then change the supplied condition and compare.</w:t>
       </w:r>
     </w:p>
     <w:p>
       <w:pPr>
-        <w:pStyle w:val="Heading3"/>
-      </w:pPr>
-      <w:r>
-        <w:t>Keep the stated limit</w:t>
+        <w:spacing w:line="336" w:lineRule="auto" w:after="180"/>
+      </w:pPr>
+      <w:r>
+        <w:rPr>
+          <w:b w:val="0"/>
+        </w:rPr>
+        <w:t>The picture is a representation; it does not document execution of a real AI model.</w:t>
       </w:r>
     </w:p>
     <w:p>
       <w:pPr>
-        <w:spacing w:line="336" w:lineRule="auto" w:after="180"/>
-        <w:shd w:fill="FFF5E6"/>
-      </w:pPr>
-      <w:r>
-        <w:rPr>
-          <w:b w:val="0"/>
-        </w:rPr>
-        <w:t>These tests cover only stated cases; they do not test the full AI service or every invalid value.</w:t>
+        <w:pStyle w:val="Heading1"/>
+      </w:pPr>
+      <w:r>
+        <w:t>03. Model a step,then remove help</w:t>
       </w:r>
     </w:p>
     <w:p>
-      <w:pPr>
-        <w:pStyle w:val="Heading3"/>
-      </w:pPr>
-      <w:r>
-        <w:t>Change one thing in the pictured case</w:t>
+      <w:r>
+        <w:t>Collect each learner’s reasoning before showing a key.</w:t>
       </w:r>
     </w:p>
     <w:p>
       <w:pPr>
-        <w:pStyle w:val="Heading3"/>
-      </w:pPr>
-      <w:r>
-        <w:t>Change one thing</w:t>
+        <w:pStyle w:val="Heading2"/>
+      </w:pPr>
+      <w:r>
+        <w:t>Current completion task and checked reasoning</w:t>
       </w:r>
     </w:p>
     <w:p>
       <w:pPr>
         <w:spacing w:line="336" w:lineRule="auto" w:after="180"/>
-        <w:shd w:fill="F5F1FB"/>
       </w:pPr>
       <w:r>
         <w:rPr>
           <w:b w:val="0"/>
         </w:rPr>
-        <w:t>Change: Supply zero instead of 7.</w:t>
+        <w:t>Completion task: Capacity 12, used 5; capacity 12, used 12; capacity 12, used 13. Show the intermediate steps and give the conclusion with its scope.</w:t>
       </w:r>
     </w:p>
     <w:p>
       <w:pPr>
-        <w:pStyle w:val="Heading3"/>
-      </w:pPr>
-      <w:r>
-        <w:t>Predicted result</w:t>
+        <w:spacing w:line="336" w:lineRule="auto" w:after="180"/>
+      </w:pPr>
+      <w:r>
+        <w:rPr>
+          <w:b w:val="0"/>
+        </w:rPr>
+        <w:t>Teacher check: Teacher explanation: Results 7 and 0; the third is invalid rather than remaining -1. Preserve the contract failure.</w:t>
       </w:r>
     </w:p>
     <w:p>
       <w:pPr>
         <w:spacing w:line="336" w:lineRule="auto" w:after="180"/>
-        <w:shd w:fill="F1F6FC"/>
-      </w:pPr>
+      </w:pPr>
+      <w:r>
+        <w:rPr>
+          <w:b w:val="0"/>
+        </w:rPr>
+        <w:t xml:space="preserve">Start by identifying the given </w:t>
+      </w:r>
       <w:r>
         <w:rPr>
           <w:b/>
         </w:rPr>
-        <w:t>Prediction</w:t>
+        <w:t>input</w:t>
       </w:r>
       <w:r>
         <w:rPr>
           <w:b w:val="0"/>
         </w:rPr>
-        <w:t xml:space="preserve">: Reject the </w:t>
-      </w:r>
-      <w:r>
-        <w:rPr>
-          <w:b/>
-        </w:rPr>
-        <w:t>input</w:t>
-      </w:r>
-      <w:r>
-        <w:rPr>
-          <w:b w:val="0"/>
-        </w:rPr>
-        <w:t xml:space="preserve"> under the stated positive-integer contract.</w:t>
+        <w:t>s together. Leave the intermediate steps blank. If needed, model one step, then withdraw that help on the next step. Move to a full trace only when the partial trace is understood.</w:t>
       </w:r>
     </w:p>
     <w:p>
       <w:pPr>
-        <w:pStyle w:val="Heading3"/>
-      </w:pPr>
-      <w:r>
-        <w:t>Why the result follows</w:t>
+        <w:spacing w:line="336" w:lineRule="auto" w:after="180"/>
+      </w:pPr>
+      <w:r>
+        <w:rPr>
+          <w:b w:val="0"/>
+        </w:rPr>
+        <w:t>For partners, alternate explainer and checker; collect a response from every learner before discussion.</w:t>
       </w:r>
     </w:p>
     <w:p>
       <w:pPr>
-        <w:spacing w:line="336" w:lineRule="auto" w:after="180"/>
-        <w:shd w:fill="F1F6FC"/>
-      </w:pPr>
-      <w:r>
-        <w:rPr>
-          <w:b w:val="0"/>
-        </w:rPr>
-        <w:t>Reason: Zero has the right type but violates the value requirement.</w:t>
+        <w:pStyle w:val="Heading2"/>
+      </w:pPr>
+      <w:r>
+        <w:t>Individual misconception check</w:t>
       </w:r>
     </w:p>
     <w:p>
       <w:pPr>
-        <w:pStyle w:val="Heading3"/>
-      </w:pPr>
-      <w:r>
-        <w:t>Ask while showing the picture</w:t>
+        <w:spacing w:line="336" w:lineRule="auto" w:after="180"/>
+      </w:pPr>
+      <w:r>
+        <w:rPr>
+          <w:b w:val="0"/>
+        </w:rPr>
+        <w:t>Use the worked case for Testing pure components. Proposed explanation: “The worked result establishes every future case”. Decide whether this explanation is supported.</w:t>
       </w:r>
     </w:p>
     <w:p>
       <w:pPr>
-        <w:pStyle w:val="Heading3"/>
-      </w:pPr>
-      <w:r>
-        <w:t>Ask while showing the picture · 6</w:t>
+        <w:spacing w:line="336" w:lineRule="auto" w:after="180"/>
+      </w:pPr>
+      <w:r>
+        <w:rPr>
+          <w:b w:val="0"/>
+        </w:rPr>
+        <w:t>Point to the step or supplied fact that decides; explain your repair if needed.</w:t>
       </w:r>
     </w:p>
     <w:p>
@@ -1834,31 +2676,19 @@
         <w:rPr>
           <w:b w:val="0"/>
         </w:rPr>
-        <w:t xml:space="preserve">Cover the result. Ask learners to name the </w:t>
+        <w:t xml:space="preserve">Expected correction: Passing unit cases for a </w:t>
       </w:r>
       <w:r>
         <w:rPr>
           <w:b/>
         </w:rPr>
-        <w:t>input</w:t>
+        <w:t>pure function</w:t>
       </w:r>
       <w:r>
         <w:rPr>
           <w:b w:val="0"/>
         </w:rPr>
-        <w:t xml:space="preserve">s and predict the next step. Uncover one step, connect the icon to the actual procedure, and explain its </w:t>
-      </w:r>
-      <w:r>
-        <w:rPr>
-          <w:b/>
-        </w:rPr>
-        <w:t>evidence</w:t>
-      </w:r>
-      <w:r>
-        <w:rPr>
-          <w:b w:val="0"/>
-        </w:rPr>
-        <w:t>. Then change the supplied condition and compare.</w:t>
+        <w:t xml:space="preserve"> does not establish integration permissions or model-dependent behaviour.</w:t>
       </w:r>
     </w:p>
     <w:p>
@@ -1869,20 +2699,238 @@
         <w:rPr>
           <w:b w:val="0"/>
         </w:rPr>
-        <w:t>The picture is a representation; it does not document execution of a real AI model.</w:t>
+        <w:t>Collect explanations, not only yes/no votes. If a misunderstanding is common, re-model the relevant step for the class.</w:t>
       </w:r>
     </w:p>
     <w:p>
       <w:pPr>
-        <w:pStyle w:val="Heading1"/>
-      </w:pPr>
-      <w:r>
-        <w:t>03. Demonstrate and guide practice</w:t>
+        <w:spacing w:line="336" w:lineRule="auto" w:after="180"/>
+      </w:pPr>
+      <w:r>
+        <w:rPr>
+          <w:b w:val="0"/>
+        </w:rPr>
+        <w:t>If it affects a few learners, give a short targeted group explanation while others solve a more demanding variation.</w:t>
       </w:r>
     </w:p>
     <w:p>
-      <w:r>
-        <w:t>Demonstrate Testing pure components, reduce support deliberately and check individual reasoning before discussing answers.</w:t>
+      <w:pPr>
+        <w:pStyle w:val="Heading2"/>
+      </w:pPr>
+      <w:r>
+        <w:t>Pictured reasoning and changed case</w:t>
+      </w:r>
+    </w:p>
+    <w:p>
+      <w:pPr>
+        <w:spacing w:line="336" w:lineRule="auto" w:after="180"/>
+      </w:pPr>
+      <w:r>
+        <w:rPr>
+          <w:b w:val="0"/>
+        </w:rPr>
+        <w:t xml:space="preserve">Predict the formatter </w:t>
+      </w:r>
+      <w:r>
+        <w:rPr>
+          <w:b/>
+        </w:rPr>
+        <w:t>output</w:t>
+      </w:r>
+      <w:r>
+        <w:rPr>
+          <w:b w:val="0"/>
+        </w:rPr>
+        <w:t xml:space="preserve">s for 7 and 12, including spacing. Why does </w:t>
+      </w:r>
+      <w:r>
+        <w:rPr>
+          <w:b/>
+        </w:rPr>
+        <w:t>input</w:t>
+      </w:r>
+      <w:r>
+        <w:rPr>
+          <w:b w:val="0"/>
+        </w:rPr>
+        <w:t xml:space="preserve"> 0 need rejection under this contract rather than an ordinary formatted response?</w:t>
+      </w:r>
+    </w:p>
+    <w:p>
+      <w:pPr>
+        <w:spacing w:line="336" w:lineRule="auto" w:after="180"/>
+      </w:pPr>
+      <w:r>
+        <w:rPr>
+          <w:b w:val="0"/>
+        </w:rPr>
+        <w:t xml:space="preserve">The prefix and supplied numeral produce Room 7. The expected text includes one space before 7. The same fixed procedure produces Room 12. Changed case: Reject the </w:t>
+      </w:r>
+      <w:r>
+        <w:rPr>
+          <w:b/>
+        </w:rPr>
+        <w:t>input</w:t>
+      </w:r>
+      <w:r>
+        <w:rPr>
+          <w:b w:val="0"/>
+        </w:rPr>
+        <w:t xml:space="preserve"> under the stated positive-integer contract.</w:t>
+      </w:r>
+    </w:p>
+    <w:p>
+      <w:pPr>
+        <w:spacing w:line="336" w:lineRule="auto" w:after="180"/>
+      </w:pPr>
+      <w:r>
+        <w:rPr>
+          <w:b w:val="0"/>
+        </w:rPr>
+        <w:t>Zero has the right type but violates the value requirement.</w:t>
+      </w:r>
+    </w:p>
+    <w:p>
+      <w:pPr>
+        <w:spacing w:line="336" w:lineRule="auto" w:after="180"/>
+      </w:pPr>
+      <w:r>
+        <w:rPr>
+          <w:b w:val="0"/>
+        </w:rPr>
+        <w:t xml:space="preserve">Changed-case reasoning: Reject the </w:t>
+      </w:r>
+      <w:r>
+        <w:rPr>
+          <w:b/>
+        </w:rPr>
+        <w:t>input</w:t>
+      </w:r>
+      <w:r>
+        <w:rPr>
+          <w:b w:val="0"/>
+        </w:rPr>
+        <w:t xml:space="preserve"> under the stated positive-integer contract. Zero has the right type but violates the value requirement.</w:t>
+      </w:r>
+    </w:p>
+    <w:p>
+      <w:pPr>
+        <w:spacing w:line="336" w:lineRule="auto" w:after="180"/>
+      </w:pPr>
+      <w:r>
+        <w:rPr>
+          <w:b w:val="0"/>
+        </w:rPr>
+        <w:t xml:space="preserve">Collect each learner’s explanation before discussion. Use the first missing connection between </w:t>
+      </w:r>
+      <w:r>
+        <w:rPr>
+          <w:b/>
+        </w:rPr>
+        <w:t>input</w:t>
+      </w:r>
+      <w:r>
+        <w:rPr>
+          <w:b w:val="0"/>
+        </w:rPr>
+        <w:t xml:space="preserve">, deciding step and result to choose support. This question is worked-case practice, not fresh mastery </w:t>
+      </w:r>
+      <w:r>
+        <w:rPr>
+          <w:b/>
+        </w:rPr>
+        <w:t>evidence</w:t>
+      </w:r>
+      <w:r>
+        <w:rPr>
+          <w:b w:val="0"/>
+        </w:rPr>
+        <w:t>.</w:t>
+      </w:r>
+    </w:p>
+    <w:p>
+      <w:pPr>
+        <w:pStyle w:val="Heading2"/>
+      </w:pPr>
+      <w:r>
+        <w:t>Accessible support and extension</w:t>
+      </w:r>
+    </w:p>
+    <w:p>
+      <w:pPr>
+        <w:spacing w:line="336" w:lineRule="auto" w:after="180"/>
+      </w:pPr>
+      <w:r>
+        <w:rPr>
+          <w:b w:val="0"/>
+        </w:rPr>
+        <w:t xml:space="preserve">Use See how it works and Follow a worked example. Collect a </w:t>
+      </w:r>
+      <w:r>
+        <w:rPr>
+          <w:b/>
+        </w:rPr>
+        <w:t>prediction</w:t>
+      </w:r>
+      <w:r>
+        <w:rPr>
+          <w:b w:val="0"/>
+        </w:rPr>
+        <w:t xml:space="preserve"> before revealing its result; ask the learner to point to each intermediate fact.</w:t>
+      </w:r>
+    </w:p>
+    <w:p>
+      <w:pPr>
+        <w:spacing w:line="336" w:lineRule="auto" w:after="180"/>
+      </w:pPr>
+      <w:r>
+        <w:rPr>
+          <w:b w:val="0"/>
+        </w:rPr>
+        <w:t xml:space="preserve">Provide an </w:t>
+      </w:r>
+      <w:r>
+        <w:rPr>
+          <w:b/>
+        </w:rPr>
+        <w:t>input</w:t>
+      </w:r>
+      <w:r>
+        <w:rPr>
+          <w:b w:val="0"/>
+        </w:rPr>
+        <w:t>/procedure/result/limit frame and a calculator when needed. Ask students to identify the first step before completing the whole trace.</w:t>
+      </w:r>
+    </w:p>
+    <w:p>
+      <w:pPr>
+        <w:spacing w:line="336" w:lineRule="auto" w:after="180"/>
+      </w:pPr>
+      <w:r>
+        <w:rPr>
+          <w:b w:val="0"/>
+        </w:rPr>
+        <w:t xml:space="preserve">Extension: compare two concrete variants of this </w:t>
+      </w:r>
+      <w:r>
+        <w:rPr>
+          <w:b/>
+        </w:rPr>
+        <w:t>mechanism</w:t>
+      </w:r>
+      <w:r>
+        <w:rPr>
+          <w:b w:val="0"/>
+        </w:rPr>
+        <w:t xml:space="preserve"> while holding unrelated conditions fixed; report both successful and unsuccessful outcomes.</w:t>
+      </w:r>
+    </w:p>
+    <w:p>
+      <w:pPr>
+        <w:pStyle w:val="Heading2"/>
+      </w:pPr>
+      <w:r>
+        <w:t>Earlier wording, alternatives and picture transcripts · reference / check after trying</w:t>
       </w:r>
     </w:p>
     <w:tbl>
@@ -2099,71 +3147,26 @@
     </w:tbl>
     <w:p>
       <w:pPr>
-        <w:spacing w:line="336" w:lineRule="auto" w:after="180"/>
-      </w:pPr>
-      <w:r>
-        <w:rPr>
-          <w:b w:val="0"/>
-        </w:rPr>
-        <w:t xml:space="preserve">Use See how it works and Follow a worked example. Collect a </w:t>
-      </w:r>
-      <w:r>
-        <w:rPr>
-          <w:b/>
-        </w:rPr>
-        <w:t>prediction</w:t>
-      </w:r>
-      <w:r>
-        <w:rPr>
-          <w:b w:val="0"/>
-        </w:rPr>
-        <w:t xml:space="preserve"> before revealing its result; ask the learner to point to each intermediate fact.</w:t>
+        <w:pStyle w:val="Heading3"/>
+      </w:pPr>
+      <w:r>
+        <w:t>Reduce help deliberately</w:t>
       </w:r>
     </w:p>
     <w:p>
       <w:pPr>
-        <w:spacing w:line="336" w:lineRule="auto" w:after="180"/>
-      </w:pPr>
-      <w:r>
-        <w:rPr>
-          <w:b w:val="0"/>
-        </w:rPr>
-        <w:t xml:space="preserve">Provide an </w:t>
-      </w:r>
-      <w:r>
-        <w:rPr>
-          <w:b/>
-        </w:rPr>
-        <w:t>input</w:t>
-      </w:r>
-      <w:r>
-        <w:rPr>
-          <w:b w:val="0"/>
-        </w:rPr>
-        <w:t>/procedure/result/limit frame and a calculator when needed. Ask students to identify the first step before completing the whole trace.</w:t>
+        <w:pStyle w:val="Heading3"/>
+      </w:pPr>
+      <w:r>
+        <w:t>Individual reasoning check</w:t>
       </w:r>
     </w:p>
     <w:p>
       <w:pPr>
-        <w:spacing w:line="336" w:lineRule="auto" w:after="180"/>
-      </w:pPr>
-      <w:r>
-        <w:rPr>
-          <w:b w:val="0"/>
-        </w:rPr>
-        <w:t xml:space="preserve">Extension: compare two concrete variants of this </w:t>
-      </w:r>
-      <w:r>
-        <w:rPr>
-          <w:b/>
-        </w:rPr>
-        <w:t>mechanism</w:t>
-      </w:r>
-      <w:r>
-        <w:rPr>
-          <w:b w:val="0"/>
-        </w:rPr>
-        <w:t xml:space="preserve"> while holding unrelated conditions fixed; report both successful and unsuccessful outcomes.</w:t>
+        <w:pStyle w:val="Heading3"/>
+      </w:pPr>
+      <w:r>
+        <w:t>Pictorial practice question</w:t>
       </w:r>
     </w:p>
     <w:p>
@@ -2171,47 +3174,39 @@
         <w:pStyle w:val="Heading3"/>
       </w:pPr>
       <w:r>
-        <w:t>Reduce help deliberately</w:t>
+        <w:t>Reasoned teacher answer</w:t>
       </w:r>
     </w:p>
     <w:p>
       <w:pPr>
-        <w:pStyle w:val="Heading3"/>
-      </w:pPr>
-      <w:r>
-        <w:t>Completion practice</w:t>
+        <w:pStyle w:val="Heading1"/>
+      </w:pPr>
+      <w:r>
+        <w:t>04. Run the complete supplied investigation</w:t>
       </w:r>
     </w:p>
     <w:p>
-      <w:pPr>
-        <w:spacing w:line="336" w:lineRule="auto" w:after="180"/>
-        <w:shd w:fill="F5F1FB"/>
-      </w:pPr>
-      <w:r>
-        <w:rPr>
-          <w:b w:val="0"/>
-        </w:rPr>
-        <w:t>Completion task: Capacity 12, used 5; capacity 12, used 12; capacity 12, used 13. Show the intermediate steps and give the conclusion with its scope.</w:t>
+      <w:r>
+        <w:t>Separate predictions,actual runs and paper traces.</w:t>
       </w:r>
     </w:p>
     <w:p>
       <w:pPr>
-        <w:pStyle w:val="Heading3"/>
-      </w:pPr>
-      <w:r>
-        <w:t>Reasoning to listen for</w:t>
+        <w:pStyle w:val="Heading2"/>
+      </w:pPr>
+      <w:r>
+        <w:t>Complete inputs,expected results and limits</w:t>
       </w:r>
     </w:p>
     <w:p>
       <w:pPr>
         <w:spacing w:line="336" w:lineRule="auto" w:after="180"/>
-        <w:shd w:fill="F1F6FC"/>
       </w:pPr>
       <w:r>
         <w:rPr>
           <w:b w:val="0"/>
         </w:rPr>
-        <w:t>Teacher check: Teacher explanation: Results 7 and 0; the third is invalid rather than remaining -1. Preserve the contract failure.</w:t>
+        <w:t>Main outcomes 7/0/ValueError; source contract rejects invalid range instead of returning−1. Formatter7/12 gives exact strings and zero rejects. Selected capacity 9 with used 0→9, used 9→0, used 10→ValueError, usedTrue→ValueError from exact-type exclusion. Require value/error distinctions and reasons, with a component-only conclusion.</w:t>
       </w:r>
     </w:p>
     <w:p>
@@ -2222,38 +3217,38 @@
         <w:rPr>
           <w:b w:val="0"/>
         </w:rPr>
-        <w:t xml:space="preserve">Start by identifying the given </w:t>
-      </w:r>
-      <w:r>
-        <w:rPr>
-          <w:b/>
-        </w:rPr>
-        <w:t>input</w:t>
-      </w:r>
-      <w:r>
-        <w:rPr>
-          <w:b w:val="0"/>
-        </w:rPr>
-        <w:t>s together. Leave the intermediate steps blank. If needed, model one step, then withdraw that help on the next step. Move to a full trace only when the partial trace is understood.</w:t>
+        <w:t>Defect-check failure is intentional; all-good unit cases are not a full-service test.</w:t>
       </w:r>
     </w:p>
     <w:p>
       <w:pPr>
-        <w:spacing w:line="336" w:lineRule="auto" w:after="180"/>
-      </w:pPr>
-      <w:r>
-        <w:rPr>
-          <w:b w:val="0"/>
-        </w:rPr>
-        <w:t>For partners, alternate explainer and checker; collect a response from every learner before discussion.</w:t>
+        <w:pStyle w:val="Heading2"/>
+      </w:pPr>
+      <w:r>
+        <w:t>Diagnose the current misconceptions</w:t>
       </w:r>
     </w:p>
     <w:p>
       <w:pPr>
-        <w:pStyle w:val="Heading3"/>
-      </w:pPr>
-      <w:r>
-        <w:t>Individual reasoning check</w:t>
+        <w:spacing w:line="336" w:lineRule="auto" w:after="180"/>
+      </w:pPr>
+      <w:r>
+        <w:rPr>
+          <w:b w:val="0"/>
+        </w:rPr>
+        <w:t xml:space="preserve">The worked result establishes every future case: Passing unit cases for a </w:t>
+      </w:r>
+      <w:r>
+        <w:rPr>
+          <w:b/>
+        </w:rPr>
+        <w:t>pure function</w:t>
+      </w:r>
+      <w:r>
+        <w:rPr>
+          <w:b w:val="0"/>
+        </w:rPr>
+        <w:t xml:space="preserve"> does not establish integration permissions or model-dependent behaviour.</w:t>
       </w:r>
     </w:p>
     <w:p>
@@ -2264,7 +3259,31 @@
         <w:rPr>
           <w:b w:val="0"/>
         </w:rPr>
-        <w:t>Use the worked case for Testing pure components. Proposed explanation: “The worked result establishes every future case”. Decide whether this explanation is supported.</w:t>
+        <w:t xml:space="preserve">A missing </w:t>
+      </w:r>
+      <w:r>
+        <w:rPr>
+          <w:b/>
+        </w:rPr>
+        <w:t>input</w:t>
+      </w:r>
+      <w:r>
+        <w:rPr>
+          <w:b w:val="0"/>
+        </w:rPr>
+        <w:t xml:space="preserve"> may be replaced without recording the change: A replacement changes the </w:t>
+      </w:r>
+      <w:r>
+        <w:rPr>
+          <w:b/>
+        </w:rPr>
+        <w:t>evidence</w:t>
+      </w:r>
+      <w:r>
+        <w:rPr>
+          <w:b w:val="0"/>
+        </w:rPr>
+        <w:t xml:space="preserve"> or contract. Record the change and its justification; do not silently turn unknown into a measured value.</w:t>
       </w:r>
     </w:p>
     <w:p>
@@ -2275,342 +3294,62 @@
         <w:rPr>
           <w:b w:val="0"/>
         </w:rPr>
-        <w:t>Point to the step or supplied fact that decides; explain your repair if needed.</w:t>
+        <w:t xml:space="preserve">Repeating an assessed case is new independent </w:t>
+      </w:r>
+      <w:r>
+        <w:rPr>
+          <w:b/>
+        </w:rPr>
+        <w:t>evidence</w:t>
+      </w:r>
+      <w:r>
+        <w:rPr>
+          <w:b w:val="0"/>
+        </w:rPr>
+        <w:t>: A replay checks consistency. An example used for feedback or revision cannot later be described as untouched final evaluation.</w:t>
       </w:r>
     </w:p>
     <w:p>
       <w:pPr>
-        <w:pStyle w:val="Heading3"/>
-      </w:pPr>
-      <w:r>
-        <w:t>Expected repair</w:t>
+        <w:spacing w:line="336" w:lineRule="auto" w:after="180"/>
+      </w:pPr>
+      <w:r>
+        <w:rPr>
+          <w:b w:val="0"/>
+        </w:rPr>
+        <w:t xml:space="preserve">Use Run the investigation for the </w:t>
+      </w:r>
+      <w:r>
+        <w:rPr>
+          <w:b/>
+        </w:rPr>
+        <w:t>evidence</w:t>
+      </w:r>
+      <w:r>
+        <w:rPr>
+          <w:b w:val="0"/>
+        </w:rPr>
+        <w:t xml:space="preserve"> ledger. Add a boundary or missing-</w:t>
+      </w:r>
+      <w:r>
+        <w:rPr>
+          <w:b/>
+        </w:rPr>
+        <w:t>input</w:t>
+      </w:r>
+      <w:r>
+        <w:rPr>
+          <w:b w:val="0"/>
+        </w:rPr>
+        <w:t xml:space="preserve"> case and record the expected response before checking. More successful repeats of one case do not establish wider coverage.</w:t>
       </w:r>
     </w:p>
     <w:p>
       <w:pPr>
-        <w:spacing w:line="336" w:lineRule="auto" w:after="180"/>
-        <w:shd w:fill="F1F6FC"/>
-      </w:pPr>
-      <w:r>
-        <w:rPr>
-          <w:b w:val="0"/>
-        </w:rPr>
-        <w:t xml:space="preserve">Expected correction: Passing unit cases for a </w:t>
-      </w:r>
-      <w:r>
-        <w:rPr>
-          <w:b/>
-        </w:rPr>
-        <w:t>pure function</w:t>
-      </w:r>
-      <w:r>
-        <w:rPr>
-          <w:b w:val="0"/>
-        </w:rPr>
-        <w:t xml:space="preserve"> does not establish integration permissions or model-dependent behaviour.</w:t>
-      </w:r>
-    </w:p>
-    <w:p>
-      <w:pPr>
-        <w:spacing w:line="336" w:lineRule="auto" w:after="180"/>
-      </w:pPr>
-      <w:r>
-        <w:rPr>
-          <w:b w:val="0"/>
-        </w:rPr>
-        <w:t>Collect explanations, not only yes/no votes. If a misunderstanding is common, re-model the relevant step for the class.</w:t>
-      </w:r>
-    </w:p>
-    <w:p>
-      <w:pPr>
-        <w:spacing w:line="336" w:lineRule="auto" w:after="180"/>
-      </w:pPr>
-      <w:r>
-        <w:rPr>
-          <w:b w:val="0"/>
-        </w:rPr>
-        <w:t>If it affects a few learners, give a short targeted group explanation while others solve a more demanding variation.</w:t>
-      </w:r>
-    </w:p>
-    <w:p>
-      <w:pPr>
-        <w:pStyle w:val="Heading3"/>
-      </w:pPr>
-      <w:r>
-        <w:t>Pictorial practice question</w:t>
-      </w:r>
-    </w:p>
-    <w:p>
-      <w:pPr>
-        <w:spacing w:line="336" w:lineRule="auto" w:after="180"/>
-        <w:shd w:fill="F5F1FB"/>
-      </w:pPr>
-      <w:r>
-        <w:rPr>
-          <w:b w:val="0"/>
-        </w:rPr>
-        <w:t xml:space="preserve">Predict the formatter </w:t>
-      </w:r>
-      <w:r>
-        <w:rPr>
-          <w:b/>
-        </w:rPr>
-        <w:t>output</w:t>
-      </w:r>
-      <w:r>
-        <w:rPr>
-          <w:b w:val="0"/>
-        </w:rPr>
-        <w:t xml:space="preserve">s for 7 and 12, including spacing. Why does </w:t>
-      </w:r>
-      <w:r>
-        <w:rPr>
-          <w:b/>
-        </w:rPr>
-        <w:t>input</w:t>
-      </w:r>
-      <w:r>
-        <w:rPr>
-          <w:b w:val="0"/>
-        </w:rPr>
-        <w:t xml:space="preserve"> 0 need rejection under this contract rather than an ordinary formatted response?</w:t>
-      </w:r>
-    </w:p>
-    <w:p>
-      <w:pPr>
-        <w:pStyle w:val="Heading3"/>
-      </w:pPr>
-      <w:r>
-        <w:t>Reasoned teacher answer</w:t>
-      </w:r>
-    </w:p>
-    <w:p>
-      <w:pPr>
-        <w:spacing w:line="336" w:lineRule="auto" w:after="180"/>
-      </w:pPr>
-      <w:r>
-        <w:rPr>
-          <w:b w:val="0"/>
-        </w:rPr>
-        <w:t xml:space="preserve">The prefix and supplied numeral produce Room 7. The expected text includes one space before 7. The same fixed procedure produces Room 12. Changed case: Reject the </w:t>
-      </w:r>
-      <w:r>
-        <w:rPr>
-          <w:b/>
-        </w:rPr>
-        <w:t>input</w:t>
-      </w:r>
-      <w:r>
-        <w:rPr>
-          <w:b w:val="0"/>
-        </w:rPr>
-        <w:t xml:space="preserve"> under the stated positive-integer contract.</w:t>
-      </w:r>
-    </w:p>
-    <w:p>
-      <w:pPr>
-        <w:spacing w:line="336" w:lineRule="auto" w:after="180"/>
-      </w:pPr>
-      <w:r>
-        <w:rPr>
-          <w:b w:val="0"/>
-        </w:rPr>
-        <w:t>Zero has the right type but violates the value requirement.</w:t>
-      </w:r>
-    </w:p>
-    <w:p>
-      <w:pPr>
-        <w:spacing w:line="336" w:lineRule="auto" w:after="180"/>
-      </w:pPr>
-      <w:r>
-        <w:rPr>
-          <w:b w:val="0"/>
-        </w:rPr>
-        <w:t xml:space="preserve">Changed-case reasoning: Reject the </w:t>
-      </w:r>
-      <w:r>
-        <w:rPr>
-          <w:b/>
-        </w:rPr>
-        <w:t>input</w:t>
-      </w:r>
-      <w:r>
-        <w:rPr>
-          <w:b w:val="0"/>
-        </w:rPr>
-        <w:t xml:space="preserve"> under the stated positive-integer contract. Zero has the right type but violates the value requirement.</w:t>
-      </w:r>
-    </w:p>
-    <w:p>
-      <w:pPr>
-        <w:spacing w:line="336" w:lineRule="auto" w:after="180"/>
-      </w:pPr>
-      <w:r>
-        <w:rPr>
-          <w:b w:val="0"/>
-        </w:rPr>
-        <w:t xml:space="preserve">Collect each learner’s explanation before discussion. Use the first missing connection between </w:t>
-      </w:r>
-      <w:r>
-        <w:rPr>
-          <w:b/>
-        </w:rPr>
-        <w:t>input</w:t>
-      </w:r>
-      <w:r>
-        <w:rPr>
-          <w:b w:val="0"/>
-        </w:rPr>
-        <w:t xml:space="preserve">, deciding step and result to choose support. This question is worked-case practice, not fresh mastery </w:t>
-      </w:r>
-      <w:r>
-        <w:rPr>
-          <w:b/>
-        </w:rPr>
-        <w:t>evidence</w:t>
-      </w:r>
-      <w:r>
-        <w:rPr>
-          <w:b w:val="0"/>
-        </w:rPr>
-        <w:t>.</w:t>
-      </w:r>
-    </w:p>
-    <w:p>
-      <w:pPr>
-        <w:pStyle w:val="Heading1"/>
-      </w:pPr>
-      <w:r>
-        <w:t>04. Run the investigation and diagnose misconceptions</w:t>
-      </w:r>
-    </w:p>
-    <w:p>
-      <w:r>
-        <w:t>Run the Testing pure components investigation and use the first unsupported step to choose a teaching response.</w:t>
-      </w:r>
-    </w:p>
-    <w:p>
-      <w:pPr>
-        <w:spacing w:line="336" w:lineRule="auto" w:after="180"/>
-      </w:pPr>
-      <w:r>
-        <w:rPr>
-          <w:b w:val="0"/>
-        </w:rPr>
-        <w:t xml:space="preserve">The worked result establishes every future case: Passing unit cases for a </w:t>
-      </w:r>
-      <w:r>
-        <w:rPr>
-          <w:b/>
-        </w:rPr>
-        <w:t>pure function</w:t>
-      </w:r>
-      <w:r>
-        <w:rPr>
-          <w:b w:val="0"/>
-        </w:rPr>
-        <w:t xml:space="preserve"> does not establish integration permissions or model-dependent behaviour.</w:t>
-      </w:r>
-    </w:p>
-    <w:p>
-      <w:pPr>
-        <w:spacing w:line="336" w:lineRule="auto" w:after="180"/>
-      </w:pPr>
-      <w:r>
-        <w:rPr>
-          <w:b w:val="0"/>
-        </w:rPr>
-        <w:t xml:space="preserve">A missing </w:t>
-      </w:r>
-      <w:r>
-        <w:rPr>
-          <w:b/>
-        </w:rPr>
-        <w:t>input</w:t>
-      </w:r>
-      <w:r>
-        <w:rPr>
-          <w:b w:val="0"/>
-        </w:rPr>
-        <w:t xml:space="preserve"> may be replaced without recording the change: A replacement changes the </w:t>
-      </w:r>
-      <w:r>
-        <w:rPr>
-          <w:b/>
-        </w:rPr>
-        <w:t>evidence</w:t>
-      </w:r>
-      <w:r>
-        <w:rPr>
-          <w:b w:val="0"/>
-        </w:rPr>
-        <w:t xml:space="preserve"> or contract. Record the change and its justification; do not silently turn unknown into a measured value.</w:t>
-      </w:r>
-    </w:p>
-    <w:p>
-      <w:pPr>
-        <w:spacing w:line="336" w:lineRule="auto" w:after="180"/>
-      </w:pPr>
-      <w:r>
-        <w:rPr>
-          <w:b w:val="0"/>
-        </w:rPr>
-        <w:t xml:space="preserve">Repeating an assessed case is new independent </w:t>
-      </w:r>
-      <w:r>
-        <w:rPr>
-          <w:b/>
-        </w:rPr>
-        <w:t>evidence</w:t>
-      </w:r>
-      <w:r>
-        <w:rPr>
-          <w:b w:val="0"/>
-        </w:rPr>
-        <w:t>: A replay checks consistency. An example used for feedback or revision cannot later be described as untouched final evaluation.</w:t>
-      </w:r>
-    </w:p>
-    <w:p>
-      <w:pPr>
-        <w:spacing w:line="336" w:lineRule="auto" w:after="180"/>
-      </w:pPr>
-      <w:r>
-        <w:rPr>
-          <w:b w:val="0"/>
-        </w:rPr>
-        <w:t xml:space="preserve">Use Run the investigation for the </w:t>
-      </w:r>
-      <w:r>
-        <w:rPr>
-          <w:b/>
-        </w:rPr>
-        <w:t>evidence</w:t>
-      </w:r>
-      <w:r>
-        <w:rPr>
-          <w:b w:val="0"/>
-        </w:rPr>
-        <w:t xml:space="preserve"> ledger. Add a boundary or missing-</w:t>
-      </w:r>
-      <w:r>
-        <w:rPr>
-          <w:b/>
-        </w:rPr>
-        <w:t>input</w:t>
-      </w:r>
-      <w:r>
-        <w:rPr>
-          <w:b w:val="0"/>
-        </w:rPr>
-        <w:t xml:space="preserve"> case and record the expected response before checking. More successful repeats of one case do not establish wider coverage.</w:t>
-      </w:r>
-    </w:p>
-    <w:p>
-      <w:pPr>
-        <w:pStyle w:val="Heading3"/>
-      </w:pPr>
-      <w:r>
-        <w:t>Match the support to the first error</w:t>
+        <w:pStyle w:val="Heading2"/>
+      </w:pPr>
+      <w:r>
+        <w:t>Choose accessible support</w:t>
       </w:r>
     </w:p>
     <w:tbl>
@@ -2783,57 +3522,39 @@
     </w:p>
     <w:p>
       <w:pPr>
-        <w:pStyle w:val="Heading1"/>
-      </w:pPr>
-      <w:r>
-        <w:t>05. Assess and explain the answers</w:t>
+        <w:pStyle w:val="Heading2"/>
+      </w:pPr>
+      <w:r>
+        <w:t>Earlier wording, alternatives and picture transcripts · reference / check after trying</w:t>
       </w:r>
     </w:p>
     <w:p>
-      <w:r>
-        <w:t>Use the Testing pure components questions, teacher keys and criteria after the relevant attempts. Previously discussed cases are practice; protect the separately selected independent task.</w:t>
+      <w:pPr>
+        <w:pStyle w:val="Heading3"/>
+      </w:pPr>
+      <w:r>
+        <w:t>Match the support to the first error</w:t>
       </w:r>
     </w:p>
     <w:p>
       <w:pPr>
-        <w:pStyle w:val="Heading3"/>
-      </w:pPr>
-      <w:r>
-        <w:t>Guided and exit questions</w:t>
+        <w:pStyle w:val="Heading1"/>
+      </w:pPr>
+      <w:r>
+        <w:t>05. Assess the new service scenario</w:t>
       </w:r>
     </w:p>
     <w:p>
-      <w:pPr>
-        <w:spacing w:line="336" w:lineRule="auto" w:after="180"/>
-      </w:pPr>
-      <w:r>
-        <w:rPr>
-          <w:b w:val="0"/>
-        </w:rPr>
-        <w:t>Guided: Results 7 and 0; the third is invalid rather than remaining -1. Preserve the contract failure.</w:t>
+      <w:r>
+        <w:t>Keep the selected answer private until after a first attempt.</w:t>
       </w:r>
     </w:p>
     <w:p>
       <w:pPr>
-        <w:spacing w:line="336" w:lineRule="auto" w:after="180"/>
-      </w:pPr>
-      <w:r>
-        <w:rPr>
-          <w:b w:val="0"/>
-        </w:rPr>
-        <w:t xml:space="preserve">Qualification: Passing unit cases for a </w:t>
-      </w:r>
-      <w:r>
-        <w:rPr>
-          <w:b/>
-        </w:rPr>
-        <w:t>pure function</w:t>
-      </w:r>
-      <w:r>
-        <w:rPr>
-          <w:b w:val="0"/>
-        </w:rPr>
-        <w:t xml:space="preserve"> does not establish integration permissions or model-dependent behaviour.</w:t>
+        <w:pStyle w:val="Heading2"/>
+      </w:pPr>
+      <w:r>
+        <w:t>Selected independent task and checked answer</w:t>
       </w:r>
     </w:p>
     <w:p>
@@ -2844,595 +3565,26 @@
         <w:rPr>
           <w:b w:val="0"/>
         </w:rPr>
-        <w:t xml:space="preserve">Exit: accept a concrete variation with its predicted outcome and a stated condition that would challenge the </w:t>
-      </w:r>
-      <w:r>
-        <w:rPr>
-          <w:b/>
-        </w:rPr>
-        <w:t>mechanism</w:t>
-      </w:r>
-      <w:r>
-        <w:rPr>
-          <w:b w:val="0"/>
-        </w:rPr>
-        <w:t xml:space="preserve">; reject a claim resting on unmeasured </w:t>
-      </w:r>
-      <w:r>
-        <w:rPr>
-          <w:b/>
-        </w:rPr>
-        <w:t>evidence</w:t>
-      </w:r>
-      <w:r>
-        <w:rPr>
-          <w:b w:val="0"/>
-        </w:rPr>
-        <w:t>.</w:t>
+        <w:t>Selected case: Capacity 9 with used 0, 9, 10 and Boolean True. Give outcomes.</w:t>
       </w:r>
     </w:p>
     <w:p>
       <w:pPr>
-        <w:pStyle w:val="Heading3"/>
-      </w:pPr>
-      <w:r>
-        <w:t>W1 Explain the mechanism</w:t>
+        <w:spacing w:line="336" w:lineRule="auto" w:after="180"/>
+      </w:pPr>
+      <w:r>
+        <w:rPr>
+          <w:b w:val="0"/>
+        </w:rPr>
+        <w:t>Teacher explanation: 9, 0, range error, type error. Pure arithmetic must not silently admit bool as a count.</w:t>
       </w:r>
     </w:p>
     <w:p>
       <w:pPr>
-        <w:pStyle w:val="Heading3"/>
-      </w:pPr>
-      <w:r>
-        <w:t>Workbook question · W1</w:t>
-      </w:r>
-    </w:p>
-    <w:p>
-      <w:pPr>
-        <w:spacing w:line="336" w:lineRule="auto" w:after="180"/>
-        <w:shd w:fill="F5F1FB"/>
-      </w:pPr>
-      <w:r>
-        <w:rPr>
-          <w:b w:val="0"/>
-        </w:rPr>
-        <w:t xml:space="preserve">Explain the weekly </w:t>
-      </w:r>
-      <w:r>
-        <w:rPr>
-          <w:b/>
-        </w:rPr>
-        <w:t>mechanism</w:t>
-      </w:r>
-      <w:r>
-        <w:rPr>
-          <w:b w:val="0"/>
-        </w:rPr>
-        <w:t xml:space="preserve"> in your own words. Use the worked scenario to name its </w:t>
-      </w:r>
-      <w:r>
-        <w:rPr>
-          <w:b/>
-        </w:rPr>
-        <w:t>input</w:t>
-      </w:r>
-      <w:r>
-        <w:rPr>
-          <w:b w:val="0"/>
-        </w:rPr>
-        <w:t xml:space="preserve">, decision rule and </w:t>
-      </w:r>
-      <w:r>
-        <w:rPr>
-          <w:b/>
-        </w:rPr>
-        <w:t>output</w:t>
-      </w:r>
-      <w:r>
-        <w:rPr>
-          <w:b w:val="0"/>
-        </w:rPr>
-        <w:t>.</w:t>
-      </w:r>
-    </w:p>
-    <w:p>
-      <w:pPr>
-        <w:pStyle w:val="Heading3"/>
-      </w:pPr>
-      <w:r>
-        <w:t>Teacher reasoning · W1</w:t>
-      </w:r>
-    </w:p>
-    <w:p>
-      <w:pPr>
-        <w:spacing w:line="336" w:lineRule="auto" w:after="180"/>
-        <w:shd w:fill="F1F6FC"/>
-      </w:pPr>
-      <w:r>
-        <w:rPr>
-          <w:b w:val="0"/>
-        </w:rPr>
-        <w:t xml:space="preserve">Teacher explanation: Pure components return results from supplied </w:t>
-      </w:r>
-      <w:r>
-        <w:rPr>
-          <w:b/>
-        </w:rPr>
-        <w:t>input</w:t>
-      </w:r>
-      <w:r>
-        <w:rPr>
-          <w:b w:val="0"/>
-        </w:rPr>
-        <w:t>s without external side effects. They are easier to test with exact expected values.</w:t>
-      </w:r>
-    </w:p>
-    <w:p>
-      <w:pPr>
-        <w:spacing w:line="336" w:lineRule="auto" w:after="180"/>
-        <w:shd w:fill="F1F6FC"/>
-      </w:pPr>
-      <w:r>
-        <w:rPr>
-          <w:b w:val="0"/>
-        </w:rPr>
-        <w:t xml:space="preserve">Define remaining(capacity, used)=capacity-used for integer </w:t>
-      </w:r>
-      <w:r>
-        <w:rPr>
-          <w:b/>
-        </w:rPr>
-        <w:t>input</w:t>
-      </w:r>
-      <w:r>
-        <w:rPr>
-          <w:b w:val="0"/>
-        </w:rPr>
-        <w:t>s satisfying 0&lt;=used&lt;=capacity. Invalid types/ranges raise an explicit validation error. Test zero and equality boundaries.</w:t>
-      </w:r>
-    </w:p>
-    <w:p>
-      <w:pPr>
-        <w:pStyle w:val="Heading3"/>
-      </w:pPr>
-      <w:r>
-        <w:t>W2 Trace the worked case</w:t>
-      </w:r>
-    </w:p>
-    <w:p>
-      <w:pPr>
-        <w:pStyle w:val="Heading3"/>
-      </w:pPr>
-      <w:r>
-        <w:t>Workbook question · W2</w:t>
-      </w:r>
-    </w:p>
-    <w:p>
-      <w:pPr>
-        <w:spacing w:line="336" w:lineRule="auto" w:after="180"/>
-        <w:shd w:fill="F5F1FB"/>
-      </w:pPr>
-      <w:r>
-        <w:rPr>
-          <w:b w:val="0"/>
-        </w:rPr>
-        <w:t>Capacity 12, used 5; capacity 12, used 12; capacity 12, used 13. Show the intermediate steps and give the conclusion with its scope.</w:t>
-      </w:r>
-    </w:p>
-    <w:p>
-      <w:pPr>
-        <w:pStyle w:val="Heading3"/>
-      </w:pPr>
-      <w:r>
-        <w:t>Teacher reasoning · W2</w:t>
-      </w:r>
-    </w:p>
-    <w:p>
-      <w:pPr>
-        <w:spacing w:line="336" w:lineRule="auto" w:after="180"/>
-        <w:shd w:fill="F1F6FC"/>
-      </w:pPr>
-      <w:r>
-        <w:rPr>
-          <w:b w:val="0"/>
-        </w:rPr>
-        <w:t>Teacher explanation: Results 7 and 0; the third is invalid rather than remaining -1. Preserve the contract failure.</w:t>
-      </w:r>
-    </w:p>
-    <w:p>
-      <w:pPr>
-        <w:pStyle w:val="Heading3"/>
-      </w:pPr>
-      <w:r>
-        <w:t>W3 Audit the limit</w:t>
-      </w:r>
-    </w:p>
-    <w:p>
-      <w:pPr>
-        <w:pStyle w:val="Heading3"/>
-      </w:pPr>
-      <w:r>
-        <w:t>Workbook question · W3</w:t>
-      </w:r>
-    </w:p>
-    <w:p>
-      <w:pPr>
-        <w:spacing w:line="336" w:lineRule="auto" w:after="180"/>
-        <w:shd w:fill="F5F1FB"/>
-      </w:pPr>
-      <w:r>
-        <w:rPr>
-          <w:b w:val="0"/>
-        </w:rPr>
-        <w:t xml:space="preserve">A report omits this qualification: Passing unit cases for a </w:t>
-      </w:r>
-      <w:r>
-        <w:rPr>
-          <w:b/>
-        </w:rPr>
-        <w:t>pure function</w:t>
-      </w:r>
-      <w:r>
-        <w:rPr>
-          <w:b w:val="0"/>
-        </w:rPr>
-        <w:t xml:space="preserve"> does not establish integration permissions or model-dependent behaviour.</w:t>
-      </w:r>
-    </w:p>
-    <w:p>
-      <w:pPr>
-        <w:spacing w:line="336" w:lineRule="auto" w:after="180"/>
-        <w:shd w:fill="F5F1FB"/>
-      </w:pPr>
-      <w:r>
-        <w:rPr>
-          <w:b w:val="0"/>
-        </w:rPr>
-        <w:t>Explain how omitting it could change a reader's interpretation, and write an accurate replacement.</w:t>
-      </w:r>
-    </w:p>
-    <w:p>
-      <w:pPr>
-        <w:pStyle w:val="Heading3"/>
-      </w:pPr>
-      <w:r>
-        <w:t>Teacher reasoning · W3</w:t>
-      </w:r>
-    </w:p>
-    <w:p>
-      <w:pPr>
-        <w:spacing w:line="336" w:lineRule="auto" w:after="180"/>
-        <w:shd w:fill="F1F6FC"/>
-      </w:pPr>
-      <w:r>
-        <w:rPr>
-          <w:b w:val="0"/>
-        </w:rPr>
-        <w:t xml:space="preserve">Teacher explanation: Passing unit cases for a </w:t>
-      </w:r>
-      <w:r>
-        <w:rPr>
-          <w:b/>
-        </w:rPr>
-        <w:t>pure function</w:t>
-      </w:r>
-      <w:r>
-        <w:rPr>
-          <w:b w:val="0"/>
-        </w:rPr>
-        <w:t xml:space="preserve"> does not establish integration permissions or model-dependent behaviour.</w:t>
-      </w:r>
-    </w:p>
-    <w:p>
-      <w:pPr>
-        <w:spacing w:line="336" w:lineRule="auto" w:after="180"/>
-        <w:shd w:fill="F1F6FC"/>
-      </w:pPr>
-      <w:r>
-        <w:rPr>
-          <w:b w:val="0"/>
-        </w:rPr>
-        <w:t xml:space="preserve">State the observed result separately from the unverified or out-of-scope claim; preserve the original </w:t>
-      </w:r>
-      <w:r>
-        <w:rPr>
-          <w:b/>
-        </w:rPr>
-        <w:t>evidence</w:t>
-      </w:r>
-      <w:r>
-        <w:rPr>
-          <w:b w:val="0"/>
-        </w:rPr>
-        <w:t xml:space="preserve"> rather than inventing a missing fact.</w:t>
-      </w:r>
-    </w:p>
-    <w:p>
-      <w:pPr>
-        <w:pStyle w:val="Heading3"/>
-      </w:pPr>
-      <w:r>
-        <w:t>W4 Apply a new case independently</w:t>
-      </w:r>
-    </w:p>
-    <w:p>
-      <w:pPr>
-        <w:pStyle w:val="Heading3"/>
-      </w:pPr>
-      <w:r>
-        <w:t>Workbook question · W4</w:t>
-      </w:r>
-    </w:p>
-    <w:p>
-      <w:pPr>
-        <w:spacing w:line="336" w:lineRule="auto" w:after="180"/>
-        <w:shd w:fill="F5F1FB"/>
-      </w:pPr>
-      <w:r>
-        <w:rPr>
-          <w:b w:val="0"/>
-        </w:rPr>
-        <w:t>Capacity 9 with used 0, 9, 10 and Boolean True. Give outcomes.</w:t>
-      </w:r>
-    </w:p>
-    <w:p>
-      <w:pPr>
-        <w:pStyle w:val="Heading3"/>
-      </w:pPr>
-      <w:r>
-        <w:t>Teacher reasoning · W4</w:t>
-      </w:r>
-    </w:p>
-    <w:p>
-      <w:pPr>
-        <w:spacing w:line="336" w:lineRule="auto" w:after="180"/>
-        <w:shd w:fill="F1F6FC"/>
-      </w:pPr>
-      <w:r>
-        <w:rPr>
-          <w:b w:val="0"/>
-        </w:rPr>
-        <w:t>Teacher explanation: 9, 0, range error, type error. Pure arithmetic must not silently admit bool as a count.</w:t>
-      </w:r>
-    </w:p>
-    <w:p>
-      <w:pPr>
-        <w:pStyle w:val="Heading3"/>
-      </w:pPr>
-      <w:r>
-        <w:t>W5 Design a revealing follow-up</w:t>
-      </w:r>
-    </w:p>
-    <w:p>
-      <w:pPr>
-        <w:pStyle w:val="Heading3"/>
-      </w:pPr>
-      <w:r>
-        <w:t>Workbook question · W5</w:t>
-      </w:r>
-    </w:p>
-    <w:p>
-      <w:pPr>
-        <w:spacing w:line="336" w:lineRule="auto" w:after="180"/>
-        <w:shd w:fill="F5F1FB"/>
-      </w:pPr>
-      <w:r>
-        <w:rPr>
-          <w:b w:val="0"/>
-        </w:rPr>
-        <w:t xml:space="preserve">For the worked scenario, propose one additional case that could reveal a failure, describe its </w:t>
-      </w:r>
-      <w:r>
-        <w:rPr>
-          <w:b/>
-        </w:rPr>
-        <w:t>expected outcome</w:t>
-      </w:r>
-      <w:r>
-        <w:rPr>
-          <w:b w:val="0"/>
-        </w:rPr>
-        <w:t xml:space="preserve"> before running it, and explain what would need to remain fixed for a fair comparison.</w:t>
-      </w:r>
-    </w:p>
-    <w:p>
-      <w:pPr>
-        <w:spacing w:line="336" w:lineRule="auto" w:after="180"/>
-        <w:shd w:fill="F5F1FB"/>
-      </w:pPr>
-      <w:r>
-        <w:rPr>
-          <w:b w:val="0"/>
-        </w:rPr>
-        <w:t>Do not reuse W4 as a new final test after receiving feedback.</w:t>
-      </w:r>
-    </w:p>
-    <w:p>
-      <w:pPr>
-        <w:pStyle w:val="Heading3"/>
-      </w:pPr>
-      <w:r>
-        <w:t>Teacher reasoning · W5</w:t>
-      </w:r>
-    </w:p>
-    <w:p>
-      <w:pPr>
-        <w:spacing w:line="336" w:lineRule="auto" w:after="180"/>
-        <w:shd w:fill="F1F6FC"/>
-      </w:pPr>
-      <w:r>
-        <w:rPr>
-          <w:b w:val="0"/>
-        </w:rPr>
-        <w:t xml:space="preserve">Teacher explanation: Accept a concrete variant of the worked </w:t>
-      </w:r>
-      <w:r>
-        <w:rPr>
-          <w:b/>
-        </w:rPr>
-        <w:t>input</w:t>
-      </w:r>
-      <w:r>
-        <w:rPr>
-          <w:b w:val="0"/>
-        </w:rPr>
-        <w:t xml:space="preserve"> or a missing/conflicting/boundary condition, with an expectation derived from the declared procedure.</w:t>
-      </w:r>
-    </w:p>
-    <w:p>
-      <w:pPr>
-        <w:spacing w:line="336" w:lineRule="auto" w:after="180"/>
-        <w:shd w:fill="F1F6FC"/>
-      </w:pPr>
-      <w:r>
-        <w:rPr>
-          <w:b w:val="0"/>
-        </w:rPr>
-        <w:t xml:space="preserve">Require preserved settings, original </w:t>
-      </w:r>
-      <w:r>
-        <w:rPr>
-          <w:b/>
-        </w:rPr>
-        <w:t>output</w:t>
-      </w:r>
-      <w:r>
-        <w:rPr>
-          <w:b w:val="0"/>
-        </w:rPr>
-        <w:t xml:space="preserve">s and data roles. Passing unit cases for a </w:t>
-      </w:r>
-      <w:r>
-        <w:rPr>
-          <w:b/>
-        </w:rPr>
-        <w:t>pure function</w:t>
-      </w:r>
-      <w:r>
-        <w:rPr>
-          <w:b w:val="0"/>
-        </w:rPr>
-        <w:t xml:space="preserve"> does not establish integration permissions or model-dependent behaviour.</w:t>
-      </w:r>
-    </w:p>
-    <w:p>
-      <w:pPr>
-        <w:spacing w:line="336" w:lineRule="auto" w:after="180"/>
-        <w:shd w:fill="F1F6FC"/>
-      </w:pPr>
-      <w:r>
-        <w:rPr>
-          <w:b w:val="0"/>
-        </w:rPr>
-        <w:t xml:space="preserve">The new case should test this particular </w:t>
-      </w:r>
-      <w:r>
-        <w:rPr>
-          <w:b/>
-        </w:rPr>
-        <w:t>mechanism</w:t>
-      </w:r>
-      <w:r>
-        <w:rPr>
-          <w:b w:val="0"/>
-        </w:rPr>
-        <w:t xml:space="preserve"> rather than merely restate the original result.</w:t>
-      </w:r>
-    </w:p>
-    <w:p>
-      <w:pPr>
-        <w:pStyle w:val="Heading3"/>
-      </w:pPr>
-      <w:r>
-        <w:t>Independent assessment and fresh retry</w:t>
-      </w:r>
-    </w:p>
-    <w:p>
-      <w:pPr>
-        <w:pStyle w:val="Heading3"/>
-      </w:pPr>
-      <w:r>
-        <w:t>Teacher key · Independent assessment and fresh retry</w:t>
-      </w:r>
-    </w:p>
-    <w:p>
-      <w:pPr>
-        <w:spacing w:line="336" w:lineRule="auto" w:after="180"/>
-        <w:shd w:fill="F1F6FC"/>
-      </w:pPr>
-      <w:r>
-        <w:rPr>
-          <w:b w:val="0"/>
-        </w:rPr>
-        <w:t>W4: 9, 0, range error, type error. Pure arithmetic must not silently admit bool as a count. Require intermediate reasoning and the stated scope. Fresh retry: Capacity 4, used 2; capacity -1, used 0.</w:t>
-      </w:r>
-    </w:p>
-    <w:p>
-      <w:pPr>
-        <w:spacing w:line="336" w:lineRule="auto" w:after="180"/>
-        <w:shd w:fill="F1F6FC"/>
-      </w:pPr>
-      <w:r>
-        <w:rPr>
-          <w:b w:val="0"/>
-        </w:rPr>
-        <w:t>Expected reasoning: 2; invalid negative capacity. No storage or network action is needed. If students need support, record it and reassess with another new case rather than awarding independence to a copied answer.</w:t>
-      </w:r>
-    </w:p>
-    <w:p>
-      <w:pPr>
-        <w:pStyle w:val="Heading3"/>
-      </w:pPr>
-      <w:r>
-        <w:t>Assess independent transfer</w:t>
-      </w:r>
-    </w:p>
-    <w:p>
-      <w:pPr>
-        <w:pStyle w:val="Heading3"/>
-      </w:pPr>
-      <w:r>
-        <w:t>Independent question · withhold the key</w:t>
-      </w:r>
-    </w:p>
-    <w:p>
-      <w:pPr>
-        <w:spacing w:line="336" w:lineRule="auto" w:after="180"/>
-        <w:shd w:fill="F5F1FB"/>
-      </w:pPr>
-      <w:r>
-        <w:rPr>
-          <w:b w:val="0"/>
-        </w:rPr>
-        <w:t>Selected case: Capacity 9 with used 0, 9, 10 and Boolean True. Give outcomes.</w:t>
-      </w:r>
-    </w:p>
-    <w:p>
-      <w:pPr>
-        <w:pStyle w:val="Heading3"/>
-      </w:pPr>
-      <w:r>
-        <w:t>Selected case answer</w:t>
-      </w:r>
-    </w:p>
-    <w:p>
-      <w:pPr>
-        <w:pStyle w:val="Heading3"/>
-      </w:pPr>
-      <w:r>
-        <w:t>Teacher key · Selected case answer</w:t>
-      </w:r>
-    </w:p>
-    <w:p>
-      <w:pPr>
-        <w:spacing w:line="336" w:lineRule="auto" w:after="180"/>
-        <w:shd w:fill="F1F6FC"/>
-      </w:pPr>
-      <w:r>
-        <w:rPr>
-          <w:b w:val="0"/>
-        </w:rPr>
-        <w:t>Teacher explanation: 9, 0, range error, type error. Pure arithmetic must not silently admit bool as a count.</w:t>
+        <w:pStyle w:val="Heading2"/>
+      </w:pPr>
+      <w:r>
+        <w:t>Judge explanation,trace and limits</w:t>
       </w:r>
     </w:p>
     <w:tbl>
@@ -3539,54 +3691,55 @@
     </w:tbl>
     <w:p>
       <w:pPr>
-        <w:pStyle w:val="Heading3"/>
-      </w:pPr>
-      <w:r>
-        <w:t>Teacher key · Selected case answer</w:t>
+        <w:spacing w:line="336" w:lineRule="auto" w:after="180"/>
+      </w:pPr>
+      <w:r>
+        <w:rPr>
+          <w:b w:val="0"/>
+        </w:rPr>
+        <w:t>Record each dimension as not yet, with support, or independent. Accept a valid alternative procedure with a defensible trace.</w:t>
       </w:r>
     </w:p>
     <w:p>
       <w:pPr>
         <w:spacing w:line="336" w:lineRule="auto" w:after="180"/>
-        <w:shd w:fill="F1F6FC"/>
       </w:pPr>
       <w:r>
         <w:rPr>
           <w:b w:val="0"/>
         </w:rPr>
-        <w:t>Record each dimension as not yet, with support, or independent. Accept a valid alternative procedure with a defensible trace.</w:t>
+        <w:t xml:space="preserve">Do not penalise an honestly recorded model failure if the learner correctly explains its </w:t>
+      </w:r>
+      <w:r>
+        <w:rPr>
+          <w:b/>
+        </w:rPr>
+        <w:t>evidence</w:t>
+      </w:r>
+      <w:r>
+        <w:rPr>
+          <w:b w:val="0"/>
+        </w:rPr>
+        <w:t xml:space="preserve"> and limits.</w:t>
       </w:r>
     </w:p>
     <w:p>
       <w:pPr>
-        <w:spacing w:line="336" w:lineRule="auto" w:after="180"/>
-        <w:shd w:fill="F1F6FC"/>
-      </w:pPr>
-      <w:r>
-        <w:rPr>
-          <w:b w:val="0"/>
-        </w:rPr>
-        <w:t xml:space="preserve">Do not penalise an honestly recorded model failure if the learner correctly explains its </w:t>
-      </w:r>
-      <w:r>
-        <w:rPr>
-          <w:b/>
-        </w:rPr>
-        <w:t>evidence</w:t>
-      </w:r>
-      <w:r>
-        <w:rPr>
-          <w:b w:val="0"/>
-        </w:rPr>
-        <w:t xml:space="preserve"> and limits.</w:t>
+        <w:pStyle w:val="Heading2"/>
+      </w:pPr>
+      <w:r>
+        <w:t>Give one usable repair</w:t>
       </w:r>
     </w:p>
     <w:p>
       <w:pPr>
-        <w:pStyle w:val="Heading3"/>
-      </w:pPr>
-      <w:r>
-        <w:t>Feedback that the learner uses</w:t>
+        <w:spacing w:line="336" w:lineRule="auto" w:after="180"/>
+      </w:pPr>
+      <w:r>
+        <w:rPr>
+          <w:b w:val="0"/>
+        </w:rPr>
+        <w:t>Name the earliest unsupported step and give one action to repair it. Have the learner make that repair now and explain why. Then assess the relevant skill on a fresh, fully specified case.</w:t>
       </w:r>
     </w:p>
     <w:p>
@@ -3597,31 +3750,85 @@
         <w:rPr>
           <w:b w:val="0"/>
         </w:rPr>
-        <w:t>Name the earliest unsupported step and give one action to repair it. Have the learner make that repair now and explain why. Then assess the relevant skill on a fresh, fully specified case.</w:t>
+        <w:t>Confirm it was not previously practised with feedback; solve and check the new case before assigning it. A follow-up design prompt is a starting brief, not automatically an equivalent test.</w:t>
       </w:r>
     </w:p>
     <w:p>
       <w:pPr>
-        <w:spacing w:line="336" w:lineRule="auto" w:after="180"/>
-      </w:pPr>
-      <w:r>
-        <w:rPr>
-          <w:b w:val="0"/>
-        </w:rPr>
-        <w:t>Confirm it was not previously practised with feedback; solve and check the new case before assigning it. A follow-up design prompt is a starting brief, not automatically an equivalent test.</w:t>
+        <w:pStyle w:val="Heading2"/>
+      </w:pPr>
+      <w:r>
+        <w:t>W1 Explain the mechanism</w:t>
       </w:r>
     </w:p>
     <w:p>
       <w:pPr>
-        <w:pStyle w:val="Heading1"/>
-      </w:pPr>
-      <w:r>
-        <w:t>06. Connect the project, support and next lesson</w:t>
+        <w:spacing w:line="336" w:lineRule="auto" w:after="180"/>
+      </w:pPr>
+      <w:r>
+        <w:rPr>
+          <w:b w:val="0"/>
+        </w:rPr>
+        <w:t xml:space="preserve">Explain the weekly </w:t>
+      </w:r>
+      <w:r>
+        <w:rPr>
+          <w:b/>
+        </w:rPr>
+        <w:t>mechanism</w:t>
+      </w:r>
+      <w:r>
+        <w:rPr>
+          <w:b w:val="0"/>
+        </w:rPr>
+        <w:t xml:space="preserve"> in your own words. Use the worked scenario to name its </w:t>
+      </w:r>
+      <w:r>
+        <w:rPr>
+          <w:b/>
+        </w:rPr>
+        <w:t>input</w:t>
+      </w:r>
+      <w:r>
+        <w:rPr>
+          <w:b w:val="0"/>
+        </w:rPr>
+        <w:t xml:space="preserve">, decision rule and </w:t>
+      </w:r>
+      <w:r>
+        <w:rPr>
+          <w:b/>
+        </w:rPr>
+        <w:t>output</w:t>
+      </w:r>
+      <w:r>
+        <w:rPr>
+          <w:b w:val="0"/>
+        </w:rPr>
+        <w:t>.</w:t>
       </w:r>
     </w:p>
     <w:p>
-      <w:r>
-        <w:t>Connect Testing pure components to Grounded Learning Service, adapt support and plan a later changed-case check.</w:t>
+      <w:pPr>
+        <w:spacing w:line="336" w:lineRule="auto" w:after="180"/>
+      </w:pPr>
+      <w:r>
+        <w:rPr>
+          <w:b w:val="0"/>
+        </w:rPr>
+        <w:t xml:space="preserve">Teacher explanation: Pure components return results from supplied </w:t>
+      </w:r>
+      <w:r>
+        <w:rPr>
+          <w:b/>
+        </w:rPr>
+        <w:t>input</w:t>
+      </w:r>
+      <w:r>
+        <w:rPr>
+          <w:b w:val="0"/>
+        </w:rPr>
+        <w:t>s without external side effects. They are easier to test with exact expected values.</w:t>
       </w:r>
     </w:p>
     <w:p>
@@ -3632,66 +3839,27 @@
         <w:rPr>
           <w:b w:val="0"/>
         </w:rPr>
-        <w:t xml:space="preserve">Add a labelled testing pure components </w:t>
+        <w:t xml:space="preserve">Define remaining(capacity, used)=capacity-used for integer </w:t>
       </w:r>
       <w:r>
         <w:rPr>
           <w:b/>
         </w:rPr>
-        <w:t>evidence</w:t>
+        <w:t>input</w:t>
       </w:r>
       <w:r>
         <w:rPr>
           <w:b w:val="0"/>
         </w:rPr>
-        <w:t xml:space="preserve"> sheet to Grounded Learning Service. Show how you can explain the </w:t>
-      </w:r>
-      <w:r>
-        <w:rPr>
-          <w:b/>
-        </w:rPr>
-        <w:t>mechanism</w:t>
-      </w:r>
-      <w:r>
-        <w:rPr>
-          <w:b w:val="0"/>
-        </w:rPr>
-        <w:t xml:space="preserve"> and terminology of testing pure components.</w:t>
+        <w:t>s satisfying 0&lt;=used&lt;=capacity. Invalid types/ranges raise an explicit validation error. Test zero and equality boundaries.</w:t>
       </w:r>
     </w:p>
     <w:p>
       <w:pPr>
-        <w:spacing w:line="336" w:lineRule="auto" w:after="180"/>
-      </w:pPr>
-      <w:r>
-        <w:rPr>
-          <w:b w:val="0"/>
-        </w:rPr>
-        <w:t xml:space="preserve">Use the supplied fictional case and keep its </w:t>
-      </w:r>
-      <w:r>
-        <w:rPr>
-          <w:b/>
-        </w:rPr>
-        <w:t>input</w:t>
-      </w:r>
-      <w:r>
-        <w:rPr>
-          <w:b w:val="0"/>
-        </w:rPr>
-        <w:t xml:space="preserve">s, intermediate steps, calculation or </w:t>
-      </w:r>
-      <w:r>
-        <w:rPr>
-          <w:b/>
-        </w:rPr>
-        <w:t>prediction</w:t>
-      </w:r>
-      <w:r>
-        <w:rPr>
-          <w:b w:val="0"/>
-        </w:rPr>
-        <w:t>, and limitation. Connect this record to last week’s record; a matching answer without a trace is insufficient.</w:t>
+        <w:pStyle w:val="Heading2"/>
+      </w:pPr>
+      <w:r>
+        <w:t>W2 Trace the worked case</w:t>
       </w:r>
     </w:p>
     <w:p>
@@ -3702,19 +3870,7 @@
         <w:rPr>
           <w:b w:val="0"/>
         </w:rPr>
-        <w:t xml:space="preserve">Provide an </w:t>
-      </w:r>
-      <w:r>
-        <w:rPr>
-          <w:b/>
-        </w:rPr>
-        <w:t>input</w:t>
-      </w:r>
-      <w:r>
-        <w:rPr>
-          <w:b w:val="0"/>
-        </w:rPr>
-        <w:t>/procedure/result/limit frame and a calculator when needed. Ask students to identify the first step before completing the whole trace.</w:t>
+        <w:t>Capacity 12, used 5; capacity 12, used 12; capacity 12, used 13. Show the intermediate steps and give the conclusion with its scope.</w:t>
       </w:r>
     </w:p>
     <w:p>
@@ -3725,42 +3881,15 @@
         <w:rPr>
           <w:b w:val="0"/>
         </w:rPr>
-        <w:t xml:space="preserve">Extension: compare two concrete variants of this </w:t>
-      </w:r>
-      <w:r>
-        <w:rPr>
-          <w:b/>
-        </w:rPr>
-        <w:t>mechanism</w:t>
-      </w:r>
-      <w:r>
-        <w:rPr>
-          <w:b w:val="0"/>
-        </w:rPr>
-        <w:t xml:space="preserve"> while holding unrelated conditions fixed; report both successful and unsuccessful outcomes.</w:t>
+        <w:t>Teacher explanation: Results 7 and 0; the third is invalid rather than remaining -1. Preserve the contract failure.</w:t>
       </w:r>
     </w:p>
     <w:p>
       <w:pPr>
-        <w:spacing w:line="336" w:lineRule="auto" w:after="180"/>
-      </w:pPr>
-      <w:r>
-        <w:rPr>
-          <w:b w:val="0"/>
-        </w:rPr>
-        <w:t xml:space="preserve">Next connection: Testing model-dependent behaviour. Preserve the current case record and retrieve its </w:t>
-      </w:r>
-      <w:r>
-        <w:rPr>
-          <w:b/>
-        </w:rPr>
-        <w:t>evidence</w:t>
-      </w:r>
-      <w:r>
-        <w:rPr>
-          <w:b w:val="0"/>
-        </w:rPr>
-        <w:t xml:space="preserve"> boundary before moving on.</w:t>
+        <w:pStyle w:val="Heading2"/>
+      </w:pPr>
+      <w:r>
+        <w:t>W3 Audit the limit</w:t>
       </w:r>
     </w:p>
     <w:p>
@@ -3771,15 +3900,602 @@
         <w:rPr>
           <w:b w:val="0"/>
         </w:rPr>
-        <w:t>Retain the project ledger and assess a changed case after support. Check the relevant prerequisite before carrying this component forward.</w:t>
+        <w:t xml:space="preserve">A report omits this qualification: Passing unit cases for a </w:t>
+      </w:r>
+      <w:r>
+        <w:rPr>
+          <w:b/>
+        </w:rPr>
+        <w:t>pure function</w:t>
+      </w:r>
+      <w:r>
+        <w:rPr>
+          <w:b w:val="0"/>
+        </w:rPr>
+        <w:t xml:space="preserve"> does not establish integration permissions or model-dependent behaviour.</w:t>
       </w:r>
     </w:p>
     <w:p>
       <w:pPr>
+        <w:spacing w:line="336" w:lineRule="auto" w:after="180"/>
+      </w:pPr>
+      <w:r>
+        <w:rPr>
+          <w:b w:val="0"/>
+        </w:rPr>
+        <w:t>Explain how omitting it could change a reader's interpretation, and write an accurate replacement.</w:t>
+      </w:r>
+    </w:p>
+    <w:p>
+      <w:pPr>
+        <w:spacing w:line="336" w:lineRule="auto" w:after="180"/>
+      </w:pPr>
+      <w:r>
+        <w:rPr>
+          <w:b w:val="0"/>
+        </w:rPr>
+        <w:t xml:space="preserve">Teacher explanation: Passing unit cases for a </w:t>
+      </w:r>
+      <w:r>
+        <w:rPr>
+          <w:b/>
+        </w:rPr>
+        <w:t>pure function</w:t>
+      </w:r>
+      <w:r>
+        <w:rPr>
+          <w:b w:val="0"/>
+        </w:rPr>
+        <w:t xml:space="preserve"> does not establish integration permissions or model-dependent behaviour.</w:t>
+      </w:r>
+    </w:p>
+    <w:p>
+      <w:pPr>
+        <w:spacing w:line="336" w:lineRule="auto" w:after="180"/>
+      </w:pPr>
+      <w:r>
+        <w:rPr>
+          <w:b w:val="0"/>
+        </w:rPr>
+        <w:t xml:space="preserve">State the observed result separately from the unverified or out-of-scope claim; preserve the original </w:t>
+      </w:r>
+      <w:r>
+        <w:rPr>
+          <w:b/>
+        </w:rPr>
+        <w:t>evidence</w:t>
+      </w:r>
+      <w:r>
+        <w:rPr>
+          <w:b w:val="0"/>
+        </w:rPr>
+        <w:t xml:space="preserve"> rather than inventing a missing fact.</w:t>
+      </w:r>
+    </w:p>
+    <w:p>
+      <w:pPr>
+        <w:pStyle w:val="Heading2"/>
+      </w:pPr>
+      <w:r>
+        <w:t>W5 Design a revealing follow-up</w:t>
+      </w:r>
+    </w:p>
+    <w:p>
+      <w:pPr>
+        <w:spacing w:line="336" w:lineRule="auto" w:after="180"/>
+      </w:pPr>
+      <w:r>
+        <w:rPr>
+          <w:b w:val="0"/>
+        </w:rPr>
+        <w:t xml:space="preserve">For the worked scenario, propose one additional case that could reveal a failure, describe its </w:t>
+      </w:r>
+      <w:r>
+        <w:rPr>
+          <w:b/>
+        </w:rPr>
+        <w:t>expected outcome</w:t>
+      </w:r>
+      <w:r>
+        <w:rPr>
+          <w:b w:val="0"/>
+        </w:rPr>
+        <w:t xml:space="preserve"> before running it, and explain what would need to remain fixed for a fair comparison.</w:t>
+      </w:r>
+    </w:p>
+    <w:p>
+      <w:pPr>
+        <w:spacing w:line="336" w:lineRule="auto" w:after="180"/>
+      </w:pPr>
+      <w:r>
+        <w:rPr>
+          <w:b w:val="0"/>
+        </w:rPr>
+        <w:t>Do not reuse W4 as a new final test after receiving feedback.</w:t>
+      </w:r>
+    </w:p>
+    <w:p>
+      <w:pPr>
+        <w:spacing w:line="336" w:lineRule="auto" w:after="180"/>
+      </w:pPr>
+      <w:r>
+        <w:rPr>
+          <w:b w:val="0"/>
+        </w:rPr>
+        <w:t xml:space="preserve">Teacher explanation: Accept a concrete variant of the worked </w:t>
+      </w:r>
+      <w:r>
+        <w:rPr>
+          <w:b/>
+        </w:rPr>
+        <w:t>input</w:t>
+      </w:r>
+      <w:r>
+        <w:rPr>
+          <w:b w:val="0"/>
+        </w:rPr>
+        <w:t xml:space="preserve"> or a missing/conflicting/boundary condition, with an expectation derived from the declared procedure.</w:t>
+      </w:r>
+    </w:p>
+    <w:p>
+      <w:pPr>
+        <w:spacing w:line="336" w:lineRule="auto" w:after="180"/>
+      </w:pPr>
+      <w:r>
+        <w:rPr>
+          <w:b w:val="0"/>
+        </w:rPr>
+        <w:t xml:space="preserve">Require preserved settings, original </w:t>
+      </w:r>
+      <w:r>
+        <w:rPr>
+          <w:b/>
+        </w:rPr>
+        <w:t>output</w:t>
+      </w:r>
+      <w:r>
+        <w:rPr>
+          <w:b w:val="0"/>
+        </w:rPr>
+        <w:t xml:space="preserve">s and data roles. Passing unit cases for a </w:t>
+      </w:r>
+      <w:r>
+        <w:rPr>
+          <w:b/>
+        </w:rPr>
+        <w:t>pure function</w:t>
+      </w:r>
+      <w:r>
+        <w:rPr>
+          <w:b w:val="0"/>
+        </w:rPr>
+        <w:t xml:space="preserve"> does not establish integration permissions or model-dependent behaviour.</w:t>
+      </w:r>
+    </w:p>
+    <w:p>
+      <w:pPr>
+        <w:spacing w:line="336" w:lineRule="auto" w:after="180"/>
+      </w:pPr>
+      <w:r>
+        <w:rPr>
+          <w:b w:val="0"/>
+        </w:rPr>
+        <w:t xml:space="preserve">The new case should test this particular </w:t>
+      </w:r>
+      <w:r>
+        <w:rPr>
+          <w:b/>
+        </w:rPr>
+        <w:t>mechanism</w:t>
+      </w:r>
+      <w:r>
+        <w:rPr>
+          <w:b w:val="0"/>
+        </w:rPr>
+        <w:t xml:space="preserve"> rather than merely restate the original result.</w:t>
+      </w:r>
+    </w:p>
+    <w:p>
+      <w:pPr>
+        <w:pStyle w:val="Heading2"/>
+      </w:pPr>
+      <w:r>
+        <w:t>Earlier wording, alternatives and picture transcripts · reference / check after trying</w:t>
+      </w:r>
+    </w:p>
+    <w:p>
+      <w:pPr>
         <w:pStyle w:val="Heading3"/>
       </w:pPr>
       <w:r>
-        <w:t>Plan the delayed return</w:t>
+        <w:t>Guided and exit questions</w:t>
+      </w:r>
+    </w:p>
+    <w:p>
+      <w:pPr>
+        <w:spacing w:line="336" w:lineRule="auto" w:after="180"/>
+      </w:pPr>
+      <w:r>
+        <w:rPr>
+          <w:b w:val="0"/>
+        </w:rPr>
+        <w:t>Guided: Results 7 and 0; the third is invalid rather than remaining -1. Preserve the contract failure.</w:t>
+      </w:r>
+    </w:p>
+    <w:p>
+      <w:pPr>
+        <w:spacing w:line="336" w:lineRule="auto" w:after="180"/>
+      </w:pPr>
+      <w:r>
+        <w:rPr>
+          <w:b w:val="0"/>
+        </w:rPr>
+        <w:t xml:space="preserve">Qualification: Passing unit cases for a </w:t>
+      </w:r>
+      <w:r>
+        <w:rPr>
+          <w:b/>
+        </w:rPr>
+        <w:t>pure function</w:t>
+      </w:r>
+      <w:r>
+        <w:rPr>
+          <w:b w:val="0"/>
+        </w:rPr>
+        <w:t xml:space="preserve"> does not establish integration permissions or model-dependent behaviour.</w:t>
+      </w:r>
+    </w:p>
+    <w:p>
+      <w:pPr>
+        <w:spacing w:line="336" w:lineRule="auto" w:after="180"/>
+      </w:pPr>
+      <w:r>
+        <w:rPr>
+          <w:b w:val="0"/>
+        </w:rPr>
+        <w:t xml:space="preserve">Exit: accept a concrete variation with its predicted outcome and a stated condition that would challenge the </w:t>
+      </w:r>
+      <w:r>
+        <w:rPr>
+          <w:b/>
+        </w:rPr>
+        <w:t>mechanism</w:t>
+      </w:r>
+      <w:r>
+        <w:rPr>
+          <w:b w:val="0"/>
+        </w:rPr>
+        <w:t xml:space="preserve">; reject a claim resting on unmeasured </w:t>
+      </w:r>
+      <w:r>
+        <w:rPr>
+          <w:b/>
+        </w:rPr>
+        <w:t>evidence</w:t>
+      </w:r>
+      <w:r>
+        <w:rPr>
+          <w:b w:val="0"/>
+        </w:rPr>
+        <w:t>.</w:t>
+      </w:r>
+    </w:p>
+    <w:p>
+      <w:pPr>
+        <w:pStyle w:val="Heading3"/>
+      </w:pPr>
+      <w:r>
+        <w:t>W1 Explain the mechanism</w:t>
+      </w:r>
+    </w:p>
+    <w:p>
+      <w:pPr>
+        <w:pStyle w:val="Heading3"/>
+      </w:pPr>
+      <w:r>
+        <w:t>W2 Trace the worked case</w:t>
+      </w:r>
+    </w:p>
+    <w:p>
+      <w:pPr>
+        <w:pStyle w:val="Heading3"/>
+      </w:pPr>
+      <w:r>
+        <w:t>W3 Audit the limit</w:t>
+      </w:r>
+    </w:p>
+    <w:p>
+      <w:pPr>
+        <w:pStyle w:val="Heading3"/>
+      </w:pPr>
+      <w:r>
+        <w:t>W4 Apply a new case independently</w:t>
+      </w:r>
+    </w:p>
+    <w:p>
+      <w:pPr>
+        <w:spacing w:line="336" w:lineRule="auto" w:after="180"/>
+      </w:pPr>
+      <w:r>
+        <w:rPr>
+          <w:b w:val="0"/>
+        </w:rPr>
+        <w:t>Capacity 9 with used 0, 9, 10 and Boolean True. Give outcomes.</w:t>
+      </w:r>
+    </w:p>
+    <w:p>
+      <w:pPr>
+        <w:spacing w:line="336" w:lineRule="auto" w:after="180"/>
+      </w:pPr>
+      <w:r>
+        <w:rPr>
+          <w:b w:val="0"/>
+        </w:rPr>
+        <w:t>Teacher explanation: 9, 0, range error, type error. Pure arithmetic must not silently admit bool as a count.</w:t>
+      </w:r>
+    </w:p>
+    <w:p>
+      <w:pPr>
+        <w:pStyle w:val="Heading3"/>
+      </w:pPr>
+      <w:r>
+        <w:t>W5 Design a revealing follow-up</w:t>
+      </w:r>
+    </w:p>
+    <w:p>
+      <w:pPr>
+        <w:pStyle w:val="Heading3"/>
+      </w:pPr>
+      <w:r>
+        <w:t>Independent assessment and fresh retry</w:t>
+      </w:r>
+    </w:p>
+    <w:p>
+      <w:pPr>
+        <w:spacing w:line="336" w:lineRule="auto" w:after="180"/>
+      </w:pPr>
+      <w:r>
+        <w:rPr>
+          <w:b w:val="0"/>
+        </w:rPr>
+        <w:t>W4: 9, 0, range error, type error. Pure arithmetic must not silently admit bool as a count. Require intermediate reasoning and the stated scope. Fresh retry: Capacity 4, used 2; capacity -1, used 0.</w:t>
+      </w:r>
+    </w:p>
+    <w:p>
+      <w:pPr>
+        <w:spacing w:line="336" w:lineRule="auto" w:after="180"/>
+      </w:pPr>
+      <w:r>
+        <w:rPr>
+          <w:b w:val="0"/>
+        </w:rPr>
+        <w:t>Expected reasoning: 2; invalid negative capacity. No storage or network action is needed. If students need support, record it and reassess with another new case rather than awarding independence to a copied answer.</w:t>
+      </w:r>
+    </w:p>
+    <w:p>
+      <w:pPr>
+        <w:pStyle w:val="Heading3"/>
+      </w:pPr>
+      <w:r>
+        <w:t>Assess independent transfer</w:t>
+      </w:r>
+    </w:p>
+    <w:p>
+      <w:pPr>
+        <w:pStyle w:val="Heading3"/>
+      </w:pPr>
+      <w:r>
+        <w:t>Selected case answer</w:t>
+      </w:r>
+    </w:p>
+    <w:p>
+      <w:pPr>
+        <w:pStyle w:val="Heading3"/>
+      </w:pPr>
+      <w:r>
+        <w:t>Feedback that the learner uses</w:t>
+      </w:r>
+    </w:p>
+    <w:p>
+      <w:pPr>
+        <w:pStyle w:val="Heading1"/>
+      </w:pPr>
+      <w:r>
+        <w:t>06. Connect, support and revisit service design</w:t>
+      </w:r>
+    </w:p>
+    <w:p>
+      <w:r>
+        <w:t>Use saved evidence and boundary decisions to choose the next step.</w:t>
+      </w:r>
+    </w:p>
+    <w:p>
+      <w:pPr>
+        <w:pStyle w:val="Heading2"/>
+      </w:pPr>
+      <w:r>
+        <w:t>Project and next-week bridge</w:t>
+      </w:r>
+    </w:p>
+    <w:p>
+      <w:pPr>
+        <w:spacing w:line="336" w:lineRule="auto" w:after="180"/>
+      </w:pPr>
+      <w:r>
+        <w:rPr>
+          <w:b w:val="0"/>
+        </w:rPr>
+        <w:t xml:space="preserve">Add a labelled testing pure components </w:t>
+      </w:r>
+      <w:r>
+        <w:rPr>
+          <w:b/>
+        </w:rPr>
+        <w:t>evidence</w:t>
+      </w:r>
+      <w:r>
+        <w:rPr>
+          <w:b w:val="0"/>
+        </w:rPr>
+        <w:t xml:space="preserve"> sheet to Grounded Learning Service. Show how you can explain the </w:t>
+      </w:r>
+      <w:r>
+        <w:rPr>
+          <w:b/>
+        </w:rPr>
+        <w:t>mechanism</w:t>
+      </w:r>
+      <w:r>
+        <w:rPr>
+          <w:b w:val="0"/>
+        </w:rPr>
+        <w:t xml:space="preserve"> and terminology of testing pure components.</w:t>
+      </w:r>
+    </w:p>
+    <w:p>
+      <w:pPr>
+        <w:spacing w:line="336" w:lineRule="auto" w:after="180"/>
+      </w:pPr>
+      <w:r>
+        <w:rPr>
+          <w:b w:val="0"/>
+        </w:rPr>
+        <w:t xml:space="preserve">Use the supplied fictional case and keep its </w:t>
+      </w:r>
+      <w:r>
+        <w:rPr>
+          <w:b/>
+        </w:rPr>
+        <w:t>input</w:t>
+      </w:r>
+      <w:r>
+        <w:rPr>
+          <w:b w:val="0"/>
+        </w:rPr>
+        <w:t xml:space="preserve">s, intermediate steps, calculation or </w:t>
+      </w:r>
+      <w:r>
+        <w:rPr>
+          <w:b/>
+        </w:rPr>
+        <w:t>prediction</w:t>
+      </w:r>
+      <w:r>
+        <w:rPr>
+          <w:b w:val="0"/>
+        </w:rPr>
+        <w:t>, and limitation. Connect this record to last week’s record; a matching answer without a trace is insufficient.</w:t>
+      </w:r>
+    </w:p>
+    <w:p>
+      <w:pPr>
+        <w:spacing w:line="336" w:lineRule="auto" w:after="180"/>
+      </w:pPr>
+      <w:r>
+        <w:rPr>
+          <w:b w:val="0"/>
+        </w:rPr>
+        <w:t xml:space="preserve">Provide an </w:t>
+      </w:r>
+      <w:r>
+        <w:rPr>
+          <w:b/>
+        </w:rPr>
+        <w:t>input</w:t>
+      </w:r>
+      <w:r>
+        <w:rPr>
+          <w:b w:val="0"/>
+        </w:rPr>
+        <w:t>/procedure/result/limit frame and a calculator when needed. Ask students to identify the first step before completing the whole trace.</w:t>
+      </w:r>
+    </w:p>
+    <w:p>
+      <w:pPr>
+        <w:spacing w:line="336" w:lineRule="auto" w:after="180"/>
+      </w:pPr>
+      <w:r>
+        <w:rPr>
+          <w:b w:val="0"/>
+        </w:rPr>
+        <w:t xml:space="preserve">Extension: compare two concrete variants of this </w:t>
+      </w:r>
+      <w:r>
+        <w:rPr>
+          <w:b/>
+        </w:rPr>
+        <w:t>mechanism</w:t>
+      </w:r>
+      <w:r>
+        <w:rPr>
+          <w:b w:val="0"/>
+        </w:rPr>
+        <w:t xml:space="preserve"> while holding unrelated conditions fixed; report both successful and unsuccessful outcomes.</w:t>
+      </w:r>
+    </w:p>
+    <w:p>
+      <w:pPr>
+        <w:spacing w:line="336" w:lineRule="auto" w:after="180"/>
+      </w:pPr>
+      <w:r>
+        <w:rPr>
+          <w:b w:val="0"/>
+        </w:rPr>
+        <w:t xml:space="preserve">Next connection: Testing model-dependent behaviour. Preserve the current case record and retrieve its </w:t>
+      </w:r>
+      <w:r>
+        <w:rPr>
+          <w:b/>
+        </w:rPr>
+        <w:t>evidence</w:t>
+      </w:r>
+      <w:r>
+        <w:rPr>
+          <w:b w:val="0"/>
+        </w:rPr>
+        <w:t xml:space="preserve"> boundary before moving on.</w:t>
+      </w:r>
+    </w:p>
+    <w:p>
+      <w:pPr>
+        <w:spacing w:line="336" w:lineRule="auto" w:after="180"/>
+      </w:pPr>
+      <w:r>
+        <w:rPr>
+          <w:b w:val="0"/>
+        </w:rPr>
+        <w:t>Retain the project ledger and assess a changed case after support. Check the relevant prerequisite before carrying this component forward.</w:t>
+      </w:r>
+    </w:p>
+    <w:p>
+      <w:pPr>
+        <w:spacing w:line="336" w:lineRule="auto" w:after="180"/>
+      </w:pPr>
+      <w:r>
+        <w:rPr>
+          <w:b w:val="0"/>
+        </w:rPr>
+        <w:t xml:space="preserve">For the Grounded Learning Service, retain an annotated trace and the changed-case result. Name the contract or </w:t>
+      </w:r>
+      <w:r>
+        <w:rPr>
+          <w:b/>
+        </w:rPr>
+        <w:t>evidence</w:t>
+      </w:r>
+      <w:r>
+        <w:rPr>
+          <w:b w:val="0"/>
+        </w:rPr>
+        <w:t xml:space="preserve"> that makes the deciding step valid, so another team can review it.</w:t>
+      </w:r>
+    </w:p>
+    <w:p>
+      <w:pPr>
+        <w:pStyle w:val="Heading2"/>
+      </w:pPr>
+      <w:r>
+        <w:t>Delayed return and support record</w:t>
       </w:r>
     </w:p>
     <w:p>
@@ -3996,60 +4712,60 @@
     </w:p>
     <w:p>
       <w:pPr>
-        <w:pStyle w:val="Heading3"/>
-      </w:pPr>
-      <w:r>
-        <w:t>Project evidence from this case</w:t>
+        <w:pStyle w:val="Heading2"/>
+      </w:pPr>
+      <w:r>
+        <w:t>Earlier wording, alternatives and picture transcripts · reference / check after trying</w:t>
       </w:r>
     </w:p>
     <w:p>
       <w:pPr>
-        <w:spacing w:line="336" w:lineRule="auto" w:after="180"/>
-      </w:pPr>
-      <w:r>
-        <w:rPr>
-          <w:b w:val="0"/>
-        </w:rPr>
-        <w:t xml:space="preserve">For the Grounded Learning Service, retain an annotated trace and the changed-case result. Name the contract or </w:t>
-      </w:r>
-      <w:r>
-        <w:rPr>
-          <w:b/>
-        </w:rPr>
-        <w:t>evidence</w:t>
-      </w:r>
-      <w:r>
-        <w:rPr>
-          <w:b w:val="0"/>
-        </w:rPr>
-        <w:t xml:space="preserve"> that makes the deciding step valid, so another team can review it.</w:t>
+        <w:pStyle w:val="Heading3"/>
+      </w:pPr>
+      <w:r>
+        <w:t>Plan the delayed return</w:t>
       </w:r>
     </w:p>
     <w:p>
       <w:pPr>
-        <w:pStyle w:val="Heading1"/>
-      </w:pPr>
-      <w:r>
-        <w:t>07. Prepare, teach and assess</w:t>
+        <w:pStyle w:val="Heading3"/>
+      </w:pPr>
+      <w:r>
+        <w:t>Project evidence from this case</w:t>
       </w:r>
     </w:p>
     <w:p>
-      <w:r>
-        <w:t>Use this preparation summary alongside the detailed Testing pure components lesson; it is a checklist rather than a replacement for the full sequence.</w:t>
+      <w:pPr>
+        <w:pStyle w:val="Heading1"/>
+      </w:pPr>
+      <w:r>
+        <w:t>Reference bank and extra practice</w:t>
       </w:r>
     </w:p>
     <w:p>
       <w:pPr>
-        <w:pStyle w:val="Heading3"/>
-      </w:pPr>
-      <w:r>
-        <w:t>Teaching target</w:t>
+        <w:pStyle w:val="Heading1"/>
+      </w:pPr>
+      <w:r>
+        <w:t>07. Reference · Alternative planning checklist</w:t>
       </w:r>
     </w:p>
     <w:p>
+      <w:r>
+        <w:t>Use alongside the main route when helpful.</w:t>
+      </w:r>
+    </w:p>
+    <w:p>
+      <w:pPr>
+        <w:pStyle w:val="Heading2"/>
+      </w:pPr>
+      <w:r>
+        <w:t>Planning,assessment and project reminders</w:t>
+      </w:r>
+    </w:p>
+    <w:p>
       <w:pPr>
         <w:spacing w:line="336" w:lineRule="auto" w:after="180"/>
-        <w:shd w:fill="EDF7F3"/>
       </w:pPr>
       <w:r>
         <w:rPr>
@@ -4249,22 +4965,24 @@
     </w:p>
     <w:p>
       <w:pPr>
-        <w:pStyle w:val="Heading3"/>
-      </w:pPr>
-      <w:r>
-        <w:t>Supported practice answer</w:t>
+        <w:spacing w:line="336" w:lineRule="auto" w:after="180"/>
+      </w:pPr>
+      <w:r>
+        <w:rPr>
+          <w:b w:val="0"/>
+        </w:rPr>
+        <w:t>Reasoned practice answer: Teacher explanation: Results 7 and 0; the third is invalid rather than remaining -1. Preserve the contract failure.</w:t>
       </w:r>
     </w:p>
     <w:p>
       <w:pPr>
         <w:spacing w:line="336" w:lineRule="auto" w:after="180"/>
-        <w:shd w:fill="F1F6FC"/>
       </w:pPr>
       <w:r>
         <w:rPr>
           <w:b w:val="0"/>
         </w:rPr>
-        <w:t>Reasoned practice answer: Teacher explanation: Results 7 and 0; the third is invalid rather than remaining -1. Preserve the contract failure.</w:t>
+        <w:t>Check every learner before discussion: Use the worked case for Testing pure components. Proposed explanation: “The worked result establishes every future case”. Decide whether this explanation is supported.</w:t>
       </w:r>
     </w:p>
     <w:p>
@@ -4275,7 +4993,7 @@
         <w:rPr>
           <w:b w:val="0"/>
         </w:rPr>
-        <w:t>Check every learner before discussion: Use the worked case for Testing pure components. Proposed explanation: “The worked result establishes every future case”. Decide whether this explanation is supported.</w:t>
+        <w:t>Point to the step or supplied fact that decides; explain your repair if needed.</w:t>
       </w:r>
     </w:p>
     <w:p>
@@ -4286,141 +5004,93 @@
         <w:rPr>
           <w:b w:val="0"/>
         </w:rPr>
-        <w:t>Point to the step or supplied fact that decides; explain your repair if needed.</w:t>
+        <w:t xml:space="preserve">Misconception repair: Passing unit cases for a </w:t>
+      </w:r>
+      <w:r>
+        <w:rPr>
+          <w:b/>
+        </w:rPr>
+        <w:t>pure function</w:t>
+      </w:r>
+      <w:r>
+        <w:rPr>
+          <w:b w:val="0"/>
+        </w:rPr>
+        <w:t xml:space="preserve"> does not establish integration permissions or model-dependent behaviour.</w:t>
       </w:r>
     </w:p>
     <w:p>
       <w:pPr>
-        <w:pStyle w:val="Heading3"/>
-      </w:pPr>
-      <w:r>
-        <w:t>Repair the misconception</w:t>
+        <w:spacing w:line="336" w:lineRule="auto" w:after="180"/>
+      </w:pPr>
+      <w:r>
+        <w:rPr>
+          <w:b w:val="0"/>
+        </w:rPr>
+        <w:t xml:space="preserve">Support: read the exact case aloud, enlarge the labelled picture, supply </w:t>
+      </w:r>
+      <w:r>
+        <w:rPr>
+          <w:b/>
+        </w:rPr>
+        <w:t>input</w:t>
+      </w:r>
+      <w:r>
+        <w:rPr>
+          <w:b w:val="0"/>
+        </w:rPr>
+        <w:t xml:space="preserve"> cards and model only the first deciding step. Accept a spoken explanation or drawing; retain the reasoning goal.</w:t>
       </w:r>
     </w:p>
     <w:p>
       <w:pPr>
         <w:spacing w:line="336" w:lineRule="auto" w:after="180"/>
-        <w:shd w:fill="FFF5E6"/>
       </w:pPr>
       <w:r>
         <w:rPr>
           <w:b w:val="0"/>
         </w:rPr>
-        <w:t xml:space="preserve">Misconception repair: Passing unit cases for a </w:t>
+        <w:t xml:space="preserve">Extension: Supply zero instead of 7. Require a </w:t>
       </w:r>
       <w:r>
         <w:rPr>
           <w:b/>
         </w:rPr>
-        <w:t>pure function</w:t>
+        <w:t>prediction</w:t>
       </w:r>
       <w:r>
         <w:rPr>
           <w:b w:val="0"/>
         </w:rPr>
-        <w:t xml:space="preserve"> does not establish integration permissions or model-dependent behaviour.</w:t>
+        <w:t xml:space="preserve"> and a reason before comparing. Expected result: Reject the </w:t>
+      </w:r>
+      <w:r>
+        <w:rPr>
+          <w:b/>
+        </w:rPr>
+        <w:t>input</w:t>
+      </w:r>
+      <w:r>
+        <w:rPr>
+          <w:b w:val="0"/>
+        </w:rPr>
+        <w:t xml:space="preserve"> under the stated positive-integer contract.</w:t>
       </w:r>
     </w:p>
     <w:p>
       <w:pPr>
-        <w:pStyle w:val="Heading3"/>
-      </w:pPr>
-      <w:r>
-        <w:t>Support without giving away the answer</w:t>
+        <w:spacing w:line="336" w:lineRule="auto" w:after="180"/>
+      </w:pPr>
+      <w:r>
+        <w:rPr>
+          <w:b w:val="0"/>
+        </w:rPr>
+        <w:t>Reason: Zero has the right type but violates the value requirement.</w:t>
       </w:r>
     </w:p>
     <w:p>
       <w:pPr>
         <w:spacing w:line="336" w:lineRule="auto" w:after="180"/>
-        <w:shd w:fill="F1F6F8"/>
-      </w:pPr>
-      <w:r>
-        <w:rPr>
-          <w:b w:val="0"/>
-        </w:rPr>
-        <w:t xml:space="preserve">Support: read the exact case aloud, enlarge the labelled picture, supply </w:t>
-      </w:r>
-      <w:r>
-        <w:rPr>
-          <w:b/>
-        </w:rPr>
-        <w:t>input</w:t>
-      </w:r>
-      <w:r>
-        <w:rPr>
-          <w:b w:val="0"/>
-        </w:rPr>
-        <w:t xml:space="preserve"> cards and model only the first deciding step. Accept a spoken explanation or drawing; retain the reasoning goal.</w:t>
-      </w:r>
-    </w:p>
-    <w:p>
-      <w:pPr>
-        <w:pStyle w:val="Heading3"/>
-      </w:pPr>
-      <w:r>
-        <w:t>Extend the reasoning</w:t>
-      </w:r>
-    </w:p>
-    <w:p>
-      <w:pPr>
-        <w:spacing w:line="336" w:lineRule="auto" w:after="180"/>
-        <w:shd w:fill="F5F1FB"/>
-      </w:pPr>
-      <w:r>
-        <w:rPr>
-          <w:b w:val="0"/>
-        </w:rPr>
-        <w:t xml:space="preserve">Extension: Supply zero instead of 7. Require a </w:t>
-      </w:r>
-      <w:r>
-        <w:rPr>
-          <w:b/>
-        </w:rPr>
-        <w:t>prediction</w:t>
-      </w:r>
-      <w:r>
-        <w:rPr>
-          <w:b w:val="0"/>
-        </w:rPr>
-        <w:t xml:space="preserve"> and a reason before comparing. Expected result: Reject the </w:t>
-      </w:r>
-      <w:r>
-        <w:rPr>
-          <w:b/>
-        </w:rPr>
-        <w:t>input</w:t>
-      </w:r>
-      <w:r>
-        <w:rPr>
-          <w:b w:val="0"/>
-        </w:rPr>
-        <w:t xml:space="preserve"> under the stated positive-integer contract.</w:t>
-      </w:r>
-    </w:p>
-    <w:p>
-      <w:pPr>
-        <w:spacing w:line="336" w:lineRule="auto" w:after="180"/>
-        <w:shd w:fill="F5F1FB"/>
-      </w:pPr>
-      <w:r>
-        <w:rPr>
-          <w:b w:val="0"/>
-        </w:rPr>
-        <w:t>Reason: Zero has the right type but violates the value requirement.</w:t>
-      </w:r>
-    </w:p>
-    <w:p>
-      <w:pPr>
-        <w:pStyle w:val="Heading3"/>
-      </w:pPr>
-      <w:r>
-        <w:t>Protect the independent attempt</w:t>
-      </w:r>
-    </w:p>
-    <w:p>
-      <w:pPr>
-        <w:spacing w:line="336" w:lineRule="auto" w:after="180"/>
-        <w:shd w:fill="FFF5E6"/>
       </w:pPr>
       <w:r>
         <w:rPr>
@@ -4615,82 +5285,81 @@
     </w:tbl>
     <w:p>
       <w:pPr>
-        <w:pStyle w:val="Heading3"/>
-      </w:pPr>
-      <w:r>
-        <w:t>Project checkpoint</w:t>
+        <w:spacing w:line="336" w:lineRule="auto" w:after="180"/>
+      </w:pPr>
+      <w:r>
+        <w:rPr>
+          <w:b w:val="0"/>
+        </w:rPr>
+        <w:t xml:space="preserve">Project checkpoint: Make a transparent first version. Keep a trace of how one </w:t>
+      </w:r>
+      <w:r>
+        <w:rPr>
+          <w:b/>
+        </w:rPr>
+        <w:t>input</w:t>
+      </w:r>
+      <w:r>
+        <w:rPr>
+          <w:b w:val="0"/>
+        </w:rPr>
+        <w:t xml:space="preserve"> becomes an </w:t>
+      </w:r>
+      <w:r>
+        <w:rPr>
+          <w:b/>
+        </w:rPr>
+        <w:t>output</w:t>
+      </w:r>
+      <w:r>
+        <w:rPr>
+          <w:b w:val="0"/>
+        </w:rPr>
+        <w:t>; explain the rule or learned component.</w:t>
       </w:r>
     </w:p>
     <w:p>
       <w:pPr>
         <w:spacing w:line="336" w:lineRule="auto" w:after="180"/>
-        <w:shd w:fill="EDF7F3"/>
       </w:pPr>
       <w:r>
         <w:rPr>
           <w:b w:val="0"/>
         </w:rPr>
-        <w:t xml:space="preserve">Project checkpoint: Make a transparent first version. Keep a trace of how one </w:t>
+        <w:t xml:space="preserve">Use the weekly teacher answer for topic-specific reasoning. A saved progress tick is an activity record; judge mastery from the learner’s explanation and </w:t>
       </w:r>
       <w:r>
         <w:rPr>
           <w:b/>
         </w:rPr>
-        <w:t>input</w:t>
+        <w:t>evidence</w:t>
       </w:r>
       <w:r>
         <w:rPr>
           <w:b w:val="0"/>
         </w:rPr>
-        <w:t xml:space="preserve"> becomes an </w:t>
-      </w:r>
-      <w:r>
-        <w:rPr>
-          <w:b/>
-        </w:rPr>
-        <w:t>output</w:t>
-      </w:r>
-      <w:r>
-        <w:rPr>
-          <w:b w:val="0"/>
-        </w:rPr>
-        <w:t>; explain the rule or learned component.</w:t>
+        <w:t>.</w:t>
       </w:r>
     </w:p>
     <w:p>
       <w:pPr>
-        <w:spacing w:line="336" w:lineRule="auto" w:after="180"/>
-      </w:pPr>
-      <w:r>
-        <w:rPr>
-          <w:b w:val="0"/>
-        </w:rPr>
-        <w:t xml:space="preserve">Use the weekly teacher answer for topic-specific reasoning. A saved progress tick is an activity record; judge mastery from the learner’s explanation and </w:t>
-      </w:r>
-      <w:r>
-        <w:rPr>
-          <w:b/>
-        </w:rPr>
-        <w:t>evidence</w:t>
-      </w:r>
-      <w:r>
-        <w:rPr>
-          <w:b w:val="0"/>
-        </w:rPr>
-        <w:t>.</w:t>
+        <w:pStyle w:val="Heading1"/>
+      </w:pPr>
+      <w:r>
+        <w:t>08. Reference · Feedback,labs and repair paths</w:t>
       </w:r>
     </w:p>
     <w:p>
-      <w:pPr>
-        <w:pStyle w:val="Heading1"/>
-      </w:pPr>
-      <w:r>
-        <w:t>08. Use feedback, labs and repair paths</w:t>
+      <w:r>
+        <w:t>Retain the first attempt and the evidence used for a repair.</w:t>
       </w:r>
     </w:p>
     <w:p>
-      <w:r>
-        <w:t>Use feedback, earlier review and portfolios purposefully. Apply the coding routine only when this lesson has an executable lab.</w:t>
+      <w:pPr>
+        <w:pStyle w:val="Heading2"/>
+      </w:pPr>
+      <w:r>
+        <w:t>Feedback and record guidance</w:t>
       </w:r>
     </w:p>
     <w:p>
@@ -4789,40 +5458,17 @@
         <w:pStyle w:val="Heading1"/>
       </w:pPr>
       <w:r>
-        <w:t>09. Visual concept journey</w:t>
+        <w:t>09. Reference · Teach with the six pictures</w:t>
       </w:r>
     </w:p>
     <w:p>
       <w:r>
-        <w:t>Show one Testing pure components graphic at a time, request a prediction and discuss its trace before the independent assessment.</w:t>
+        <w:t>Choose one picture for a particular reasoning move.</w:t>
       </w:r>
     </w:p>
     <w:p>
       <w:pPr>
-        <w:spacing w:line="336" w:lineRule="auto" w:after="180"/>
-      </w:pPr>
-      <w:r>
-        <w:rPr>
-          <w:b w:val="0"/>
-        </w:rPr>
-        <w:t xml:space="preserve">Use one picture at a time. Hide a worked result before asking for a </w:t>
-      </w:r>
-      <w:r>
-        <w:rPr>
-          <w:b/>
-        </w:rPr>
-        <w:t>prediction</w:t>
-      </w:r>
-      <w:r>
-        <w:rPr>
-          <w:b w:val="0"/>
-        </w:rPr>
-        <w:t>, then reveal it for feedback. These are supported teaching cases; retain the separate independent assessment for a fresh first attempt.</w:t>
-      </w:r>
-    </w:p>
-    <w:p>
-      <w:pPr>
-        <w:pStyle w:val="Heading3"/>
+        <w:pStyle w:val="Heading2"/>
       </w:pPr>
       <w:r>
         <w:t>01. Testing pure components: the case</w:t>
@@ -4833,7 +5479,7 @@
         <w:drawing>
           <wp:inline xmlns:a="http://schemas.openxmlformats.org/drawingml/2006/main" xmlns:pic="http://schemas.openxmlformats.org/drawingml/2006/picture">
             <wp:extent cx="5486400" cy="2834640"/>
-            <wp:docPr id="2" name="Picture 2" descr="Test a room formatter alone. A pure function returns &quot;Room &quot; plus a supplied positive integer. Supplied facts: Accepted inputs are positive integers. Expected outputs: 7→&quot;Room 7&quot;; 12→&quot;Room 12&quot;."/>
+            <wp:docPr id="3" name="Picture 3" descr="Test a room formatter alone. A pure function returns &quot;Room &quot; plus a supplied positive integer. Supplied facts: Accepted inputs are positive integers. Expected outputs: 7→&quot;Room 7&quot;; 12→&quot;Room 12&quot;."/>
             <wp:cNvGraphicFramePr>
               <a:graphicFrameLocks noChangeAspect="1"/>
             </wp:cNvGraphicFramePr>
@@ -4845,7 +5491,7 @@
                     <pic:cNvPicPr/>
                   </pic:nvPicPr>
                   <pic:blipFill>
-                    <a:blip r:embed="rId10"/>
+                    <a:blip r:embed="rId11"/>
                     <a:stretch>
                       <a:fillRect/>
                     </a:stretch>
@@ -4914,7 +5560,6 @@
     <w:p>
       <w:pPr>
         <w:spacing w:line="336" w:lineRule="auto" w:after="180"/>
-        <w:shd w:fill="F5F1FB"/>
       </w:pPr>
       <w:r>
         <w:rPr>
@@ -4925,27 +5570,18 @@
     </w:p>
     <w:p>
       <w:pPr>
-        <w:pStyle w:val="Heading3"/>
-      </w:pPr>
-      <w:r>
-        <w:t>Discuss while showing the picture</w:t>
+        <w:spacing w:line="336" w:lineRule="auto" w:after="180"/>
+      </w:pPr>
+      <w:r>
+        <w:rPr>
+          <w:b w:val="0"/>
+        </w:rPr>
+        <w:t>Teacher prompt: Point to the given fact that matters most. Explain why it matters. Ask learners to describe one label or arrow in ordinary words. Use the adjacent transcript if the image is difficult to see.</w:t>
       </w:r>
     </w:p>
     <w:p>
       <w:pPr>
-        <w:spacing w:line="336" w:lineRule="auto" w:after="180"/>
-        <w:shd w:fill="F1F6F8"/>
-      </w:pPr>
-      <w:r>
-        <w:rPr>
-          <w:b w:val="0"/>
-        </w:rPr>
-        <w:t>Teacher prompt: Point to the given fact that matters most. Explain why it matters. Ask learners to describe one label or arrow in ordinary words. Use the adjacent transcript if the image is difficult to see.</w:t>
-      </w:r>
-    </w:p>
-    <w:p>
-      <w:pPr>
-        <w:pStyle w:val="Heading3"/>
+        <w:pStyle w:val="Heading2"/>
       </w:pPr>
       <w:r>
         <w:t>02. Follow the deciding steps</w:t>
@@ -4956,7 +5592,7 @@
         <w:drawing>
           <wp:inline xmlns:a="http://schemas.openxmlformats.org/drawingml/2006/main" xmlns:pic="http://schemas.openxmlformats.org/drawingml/2006/picture">
             <wp:extent cx="5486400" cy="3182112"/>
-            <wp:docPr id="3" name="Picture 3" descr="Call with 7: The prefix and supplied numeral produce Room 7. → Compare exact text: The expected text includes one space before 7. → Call with 12: The same fixed procedure produces Room 12."/>
+            <wp:docPr id="4" name="Picture 4" descr="Call with 7: The prefix and supplied numeral produce Room 7. → Compare exact text: The expected text includes one space before 7. → Call with 12: The same fixed procedure produces Room 12."/>
             <wp:cNvGraphicFramePr>
               <a:graphicFrameLocks noChangeAspect="1"/>
             </wp:cNvGraphicFramePr>
@@ -4968,7 +5604,7 @@
                     <pic:cNvPicPr/>
                   </pic:nvPicPr>
                   <pic:blipFill>
-                    <a:blip r:embed="rId11"/>
+                    <a:blip r:embed="rId9"/>
                     <a:stretch>
                       <a:fillRect/>
                     </a:stretch>
@@ -5001,7 +5637,6 @@
     <w:p>
       <w:pPr>
         <w:spacing w:line="336" w:lineRule="auto" w:after="180"/>
-        <w:shd w:fill="F5F1FB"/>
       </w:pPr>
       <w:r>
         <w:rPr>
@@ -5024,39 +5659,30 @@
     </w:p>
     <w:p>
       <w:pPr>
-        <w:pStyle w:val="Heading3"/>
-      </w:pPr>
-      <w:r>
-        <w:t>Discuss while showing the picture</w:t>
+        <w:spacing w:line="336" w:lineRule="auto" w:after="180"/>
+      </w:pPr>
+      <w:r>
+        <w:rPr>
+          <w:b w:val="0"/>
+        </w:rPr>
+        <w:t xml:space="preserve">Teacher prompt: Point to each numbered stage and explain which recorded </w:t>
+      </w:r>
+      <w:r>
+        <w:rPr>
+          <w:b/>
+        </w:rPr>
+        <w:t>input</w:t>
+      </w:r>
+      <w:r>
+        <w:rPr>
+          <w:b w:val="0"/>
+        </w:rPr>
+        <w:t xml:space="preserve"> it uses. Ask learners to describe one label or arrow in ordinary words. Use the adjacent transcript if the image is difficult to see.</w:t>
       </w:r>
     </w:p>
     <w:p>
       <w:pPr>
-        <w:spacing w:line="336" w:lineRule="auto" w:after="180"/>
-        <w:shd w:fill="F1F6F8"/>
-      </w:pPr>
-      <w:r>
-        <w:rPr>
-          <w:b w:val="0"/>
-        </w:rPr>
-        <w:t xml:space="preserve">Teacher prompt: Point to each numbered stage and explain which recorded </w:t>
-      </w:r>
-      <w:r>
-        <w:rPr>
-          <w:b/>
-        </w:rPr>
-        <w:t>input</w:t>
-      </w:r>
-      <w:r>
-        <w:rPr>
-          <w:b w:val="0"/>
-        </w:rPr>
-        <w:t xml:space="preserve"> it uses. Ask learners to describe one label or arrow in ordinary words. Use the adjacent transcript if the image is difficult to see.</w:t>
-      </w:r>
-    </w:p>
-    <w:p>
-      <w:pPr>
-        <w:pStyle w:val="Heading3"/>
+        <w:pStyle w:val="Heading2"/>
       </w:pPr>
       <w:r>
         <w:t>03. Testing pure components — evidence trace</w:t>
@@ -5067,7 +5693,7 @@
         <w:drawing>
           <wp:inline xmlns:a="http://schemas.openxmlformats.org/drawingml/2006/main" xmlns:pic="http://schemas.openxmlformats.org/drawingml/2006/picture">
             <wp:extent cx="5486400" cy="2996184"/>
-            <wp:docPr id="4" name="Picture 4" descr="Testing pure components — evidence trace. Capacity 12, used 5; capacity 12, used 12; capacity 12, used 13. | Define remaining(capacity, used)=capacity-used for integer inputs satisfying 0&lt;=used&lt;=capacity. Invalid types/ranges raise an explicit validation error. Test zero and equality boundaries. | Results 7 and 0; the third is invalid rather than remaining -1. Preserve the contract failure."/>
+            <wp:docPr id="5" name="Picture 5" descr="Testing pure components — evidence trace. Capacity 12, used 5; capacity 12, used 12; capacity 12, used 13. | Define remaining(capacity, used)=capacity-used for integer inputs satisfying 0&lt;=used&lt;=capacity. Invalid types/ranges raise an explicit validation error. Test zero and equality boundaries. | Results 7 and 0; the third is invalid rather than remaining -1. Preserve the contract failure."/>
             <wp:cNvGraphicFramePr>
               <a:graphicFrameLocks noChangeAspect="1"/>
             </wp:cNvGraphicFramePr>
@@ -5147,7 +5773,6 @@
     <w:p>
       <w:pPr>
         <w:spacing w:line="336" w:lineRule="auto" w:after="180"/>
-        <w:shd w:fill="F5F1FB"/>
       </w:pPr>
       <w:r>
         <w:rPr>
@@ -5158,27 +5783,18 @@
     </w:p>
     <w:p>
       <w:pPr>
-        <w:pStyle w:val="Heading3"/>
-      </w:pPr>
-      <w:r>
-        <w:t>Discuss while showing the picture</w:t>
+        <w:spacing w:line="336" w:lineRule="auto" w:after="180"/>
+      </w:pPr>
+      <w:r>
+        <w:rPr>
+          <w:b w:val="0"/>
+        </w:rPr>
+        <w:t>Teacher prompt: Read the labels and values. Explain the relationship the model shows. Ask learners to describe one label or arrow in ordinary words. Use the adjacent transcript if the image is difficult to see.</w:t>
       </w:r>
     </w:p>
     <w:p>
       <w:pPr>
-        <w:spacing w:line="336" w:lineRule="auto" w:after="180"/>
-        <w:shd w:fill="F1F6F8"/>
-      </w:pPr>
-      <w:r>
-        <w:rPr>
-          <w:b w:val="0"/>
-        </w:rPr>
-        <w:t>Teacher prompt: Read the labels and values. Explain the relationship the model shows. Ask learners to describe one label or arrow in ordinary words. Use the adjacent transcript if the image is difficult to see.</w:t>
-      </w:r>
-    </w:p>
-    <w:p>
-      <w:pPr>
-        <w:pStyle w:val="Heading3"/>
+        <w:pStyle w:val="Heading2"/>
       </w:pPr>
       <w:r>
         <w:t>04. Change one thing. Trace what follows.</w:t>
@@ -5189,7 +5805,7 @@
         <w:drawing>
           <wp:inline xmlns:a="http://schemas.openxmlformats.org/drawingml/2006/main" xmlns:pic="http://schemas.openxmlformats.org/drawingml/2006/picture">
             <wp:extent cx="5486400" cy="3026664"/>
-            <wp:docPr id="5" name="Picture 5" descr="Original case: The same fixed procedure produces Room 12. Changed condition: Supply zero instead of 7. Expected result: Reject the input under the stated positive-integer contract. Reason: Zero has the right type but violates the value requirement."/>
+            <wp:docPr id="6" name="Picture 6" descr="Original case: The same fixed procedure produces Room 12. Changed condition: Supply zero instead of 7. Expected result: Reject the input under the stated positive-integer contract. Reason: Zero has the right type but violates the value requirement."/>
             <wp:cNvGraphicFramePr>
               <a:graphicFrameLocks noChangeAspect="1"/>
             </wp:cNvGraphicFramePr>
@@ -5257,7 +5873,6 @@
     <w:p>
       <w:pPr>
         <w:spacing w:line="336" w:lineRule="auto" w:after="180"/>
-        <w:shd w:fill="F5F1FB"/>
       </w:pPr>
       <w:r>
         <w:rPr>
@@ -5268,39 +5883,29 @@
     </w:p>
     <w:p>
       <w:pPr>
-        <w:pStyle w:val="Heading3"/>
-      </w:pPr>
-      <w:r>
-        <w:t>Discuss while showing the picture</w:t>
+        <w:spacing w:line="336" w:lineRule="auto" w:after="180"/>
+      </w:pPr>
+      <w:r>
+        <w:rPr>
+          <w:b w:val="0"/>
+        </w:rPr>
+        <w:t>Teacher prompt: Predict before checking the worked changed-case result. Name what changed and what the supplied facts allow you to conclude. Ask learners to describe one label or arrow in ordinary words.</w:t>
       </w:r>
     </w:p>
     <w:p>
       <w:pPr>
         <w:spacing w:line="336" w:lineRule="auto" w:after="180"/>
-        <w:shd w:fill="F1F6F8"/>
       </w:pPr>
       <w:r>
         <w:rPr>
           <w:b w:val="0"/>
         </w:rPr>
-        <w:t>Teacher prompt: Predict before checking the worked changed-case result. Name what changed and what the supplied facts allow you to conclude. Ask learners to describe one label or arrow in ordinary words.</w:t>
+        <w:t>Use the adjacent transcript if the image is difficult to see. Changed-case reasoning: Zero has the right type but violates the value requirement.</w:t>
       </w:r>
     </w:p>
     <w:p>
       <w:pPr>
-        <w:spacing w:line="336" w:lineRule="auto" w:after="180"/>
-        <w:shd w:fill="F1F6F8"/>
-      </w:pPr>
-      <w:r>
-        <w:rPr>
-          <w:b w:val="0"/>
-        </w:rPr>
-        <w:t>Use the adjacent transcript if the image is difficult to see. Changed-case reasoning: Zero has the right type but violates the value requirement.</w:t>
-      </w:r>
-    </w:p>
-    <w:p>
-      <w:pPr>
-        <w:pStyle w:val="Heading3"/>
+        <w:pStyle w:val="Heading2"/>
       </w:pPr>
       <w:r>
         <w:t>05. Connect the explanation to its limit</w:t>
@@ -5311,7 +5916,7 @@
         <w:drawing>
           <wp:inline xmlns:a="http://schemas.openxmlformats.org/drawingml/2006/main" xmlns:pic="http://schemas.openxmlformats.org/drawingml/2006/picture">
             <wp:extent cx="5486400" cy="2834640"/>
-            <wp:docPr id="6" name="Picture 6" descr="A pure component depends on its accepted input, not a clock, network or model. Isolating it makes failures easier to locate. Limit: These tests cover only stated cases; they do not test the full AI service or every invalid value."/>
+            <wp:docPr id="7" name="Picture 7" descr="A pure component depends on its accepted input, not a clock, network or model. Isolating it makes failures easier to locate. Limit: These tests cover only stated cases; they do not test the full AI service or every invalid value."/>
             <wp:cNvGraphicFramePr>
               <a:graphicFrameLocks noChangeAspect="1"/>
             </wp:cNvGraphicFramePr>
@@ -5379,7 +5984,6 @@
     <w:p>
       <w:pPr>
         <w:spacing w:line="336" w:lineRule="auto" w:after="180"/>
-        <w:shd w:fill="F5F1FB"/>
       </w:pPr>
       <w:r>
         <w:rPr>
@@ -5390,39 +5994,29 @@
     </w:p>
     <w:p>
       <w:pPr>
-        <w:pStyle w:val="Heading3"/>
-      </w:pPr>
-      <w:r>
-        <w:t>Discuss while showing the picture</w:t>
+        <w:spacing w:line="336" w:lineRule="auto" w:after="180"/>
+      </w:pPr>
+      <w:r>
+        <w:rPr>
+          <w:b w:val="0"/>
+        </w:rPr>
+        <w:t>Teacher prompt: Explain the case, then point to a limit on the claim. Ask learners to describe one label or arrow in ordinary words. Use the adjacent transcript if the image is difficult to see.</w:t>
       </w:r>
     </w:p>
     <w:p>
       <w:pPr>
         <w:spacing w:line="336" w:lineRule="auto" w:after="180"/>
-        <w:shd w:fill="F1F6F8"/>
       </w:pPr>
       <w:r>
         <w:rPr>
           <w:b w:val="0"/>
         </w:rPr>
-        <w:t>Teacher prompt: Explain the case, then point to a limit on the claim. Ask learners to describe one label or arrow in ordinary words. Use the adjacent transcript if the image is difficult to see.</w:t>
+        <w:t>Keep the stated scope: These tests cover only stated cases; they do not test the full AI service or every invalid value.</w:t>
       </w:r>
     </w:p>
     <w:p>
       <w:pPr>
-        <w:spacing w:line="336" w:lineRule="auto" w:after="180"/>
-        <w:shd w:fill="F1F6F8"/>
-      </w:pPr>
-      <w:r>
-        <w:rPr>
-          <w:b w:val="0"/>
-        </w:rPr>
-        <w:t>Keep the stated scope: These tests cover only stated cases; they do not test the full AI service or every invalid value.</w:t>
-      </w:r>
-    </w:p>
-    <w:p>
-      <w:pPr>
-        <w:pStyle w:val="Heading3"/>
+        <w:pStyle w:val="Heading2"/>
       </w:pPr>
       <w:r>
         <w:t>06. Make the idea visible in your project</w:t>
@@ -5433,7 +6027,7 @@
         <w:drawing>
           <wp:inline xmlns:a="http://schemas.openxmlformats.org/drawingml/2006/main" xmlns:pic="http://schemas.openxmlformats.org/drawingml/2006/picture">
             <wp:extent cx="5486400" cy="3529584"/>
-            <wp:docPr id="7" name="Picture 7" descr="For the Grounded Learning Service, retain an annotated trace and the changed-case result. Name the contract or evidence that makes the deciding step valid, so another team can review it. Draw your input, deciding step, result and limit. Supported question: Predict the formatter outputs for 7 and 12, including spacing. Why does input 0 need rejection under this contract rather than an ordinary formatted response?"/>
+            <wp:docPr id="8" name="Picture 8" descr="For the Grounded Learning Service, retain an annotated trace and the changed-case result. Name the contract or evidence that makes the deciding step valid, so another team can review it. Draw your input, deciding step, result and limit. Supported question: Predict the formatter outputs for 7 and 12, including spacing. Why does input 0 need rejection under this contract rather than an ordinary formatted response?"/>
             <wp:cNvGraphicFramePr>
               <a:graphicFrameLocks noChangeAspect="1"/>
             </wp:cNvGraphicFramePr>
@@ -5548,7 +6142,6 @@
     <w:p>
       <w:pPr>
         <w:spacing w:line="336" w:lineRule="auto" w:after="180"/>
-        <w:shd w:fill="F5F1FB"/>
       </w:pPr>
       <w:r>
         <w:rPr>
@@ -5571,70 +6164,138 @@
     </w:p>
     <w:p>
       <w:pPr>
-        <w:pStyle w:val="Heading3"/>
-      </w:pPr>
-      <w:r>
-        <w:t>Discuss while showing the picture</w:t>
+        <w:spacing w:line="336" w:lineRule="auto" w:after="180"/>
+      </w:pPr>
+      <w:r>
+        <w:rPr>
+          <w:b w:val="0"/>
+        </w:rPr>
+        <w:t xml:space="preserve">Teacher prompt: Draw your project trace and justify the deciding step using </w:t>
+      </w:r>
+      <w:r>
+        <w:rPr>
+          <w:b/>
+        </w:rPr>
+        <w:t>evidence</w:t>
+      </w:r>
+      <w:r>
+        <w:rPr>
+          <w:b w:val="0"/>
+        </w:rPr>
+        <w:t>. Ask learners to describe one label or arrow in ordinary words. Use the adjacent transcript if the image is difficult to see.</w:t>
       </w:r>
     </w:p>
     <w:p>
       <w:pPr>
         <w:spacing w:line="336" w:lineRule="auto" w:after="180"/>
-        <w:shd w:fill="F1F6F8"/>
       </w:pPr>
       <w:r>
         <w:rPr>
           <w:b w:val="0"/>
         </w:rPr>
-        <w:t xml:space="preserve">Teacher prompt: Draw your project trace and justify the deciding step using </w:t>
-      </w:r>
-      <w:r>
-        <w:rPr>
-          <w:b/>
-        </w:rPr>
-        <w:t>evidence</w:t>
-      </w:r>
-      <w:r>
-        <w:rPr>
-          <w:b w:val="0"/>
-        </w:rPr>
-        <w:t>. Ask learners to describe one label or arrow in ordinary words. Use the adjacent transcript if the image is difficult to see.</w:t>
+        <w:t>Supported practice key: The prefix and supplied numeral produce Room 7. The expected text includes one space before 7. The same fixed procedure produces Room 12.</w:t>
       </w:r>
     </w:p>
     <w:p>
       <w:pPr>
         <w:spacing w:line="336" w:lineRule="auto" w:after="180"/>
-        <w:shd w:fill="F1F6F8"/>
       </w:pPr>
       <w:r>
         <w:rPr>
           <w:b w:val="0"/>
         </w:rPr>
-        <w:t>Supported practice key: The prefix and supplied numeral produce Room 7. The expected text includes one space before 7. The same fixed procedure produces Room 12.</w:t>
+        <w:t xml:space="preserve">Changed case: Reject the </w:t>
+      </w:r>
+      <w:r>
+        <w:rPr>
+          <w:b/>
+        </w:rPr>
+        <w:t>input</w:t>
+      </w:r>
+      <w:r>
+        <w:rPr>
+          <w:b w:val="0"/>
+        </w:rPr>
+        <w:t xml:space="preserve"> under the stated positive-integer contract. Zero has the right type but violates the value requirement.</w:t>
       </w:r>
     </w:p>
     <w:p>
       <w:pPr>
+        <w:pStyle w:val="Heading2"/>
+      </w:pPr>
+      <w:r>
+        <w:t>Earlier wording, alternatives and picture transcripts · reference / check after trying</w:t>
+      </w:r>
+    </w:p>
+    <w:p>
+      <w:pPr>
         <w:spacing w:line="336" w:lineRule="auto" w:after="180"/>
-        <w:shd w:fill="F1F6F8"/>
       </w:pPr>
       <w:r>
         <w:rPr>
           <w:b w:val="0"/>
         </w:rPr>
-        <w:t xml:space="preserve">Changed case: Reject the </w:t>
+        <w:t xml:space="preserve">Use one picture at a time. Hide a worked result before asking for a </w:t>
       </w:r>
       <w:r>
         <w:rPr>
           <w:b/>
         </w:rPr>
-        <w:t>input</w:t>
+        <w:t>prediction</w:t>
       </w:r>
       <w:r>
         <w:rPr>
           <w:b w:val="0"/>
         </w:rPr>
-        <w:t xml:space="preserve"> under the stated positive-integer contract. Zero has the right type but violates the value requirement.</w:t>
+        <w:t>, then reveal it for feedback. These are supported teaching cases; retain the separate independent assessment for a fresh first attempt.</w:t>
+      </w:r>
+    </w:p>
+    <w:p>
+      <w:pPr>
+        <w:pStyle w:val="Heading3"/>
+      </w:pPr>
+      <w:r>
+        <w:t>01. Testing pure components: the case</w:t>
+      </w:r>
+    </w:p>
+    <w:p>
+      <w:pPr>
+        <w:pStyle w:val="Heading3"/>
+      </w:pPr>
+      <w:r>
+        <w:t>02. Follow the deciding steps</w:t>
+      </w:r>
+    </w:p>
+    <w:p>
+      <w:pPr>
+        <w:pStyle w:val="Heading3"/>
+      </w:pPr>
+      <w:r>
+        <w:t>03. Testing pure components — evidence trace</w:t>
+      </w:r>
+    </w:p>
+    <w:p>
+      <w:pPr>
+        <w:pStyle w:val="Heading3"/>
+      </w:pPr>
+      <w:r>
+        <w:t>04. Change one thing. Trace what follows.</w:t>
+      </w:r>
+    </w:p>
+    <w:p>
+      <w:pPr>
+        <w:pStyle w:val="Heading3"/>
+      </w:pPr>
+      <w:r>
+        <w:t>05. Connect the explanation to its limit</w:t>
+      </w:r>
+    </w:p>
+    <w:p>
+      <w:pPr>
+        <w:pStyle w:val="Heading3"/>
+      </w:pPr>
+      <w:r>
+        <w:t>06. Make the idea visible in your project</w:t>
       </w:r>
     </w:p>
     <w:sectPr>
